--- a/downloads/workbook/ai-1-week-08.docx
+++ b/downloads/workbook/ai-1-week-08.docx
@@ -1333,6 +1333,178 @@
         <w:t>Project connection: Choose sorter features that exist at decision time and actually connect to the stated classroom requirement.</w:t>
       </w:r>
     </w:p>
+    <w:p>
+      <w:pPr>
+        <w:pStyle w:val="Heading1"/>
+      </w:pPr>
+      <w:r>
+        <w:t>19. Project portfolio milestone</w:t>
+      </w:r>
+    </w:p>
+    <w:p>
+      <w:r>
+        <w:t>Project: Helpful Classroom Sorter</w:t>
+      </w:r>
+    </w:p>
+    <w:p>
+      <w:r>
+        <w:t>Current milestone: Make a transparent first version. Keep a trace of how one input becomes an output; explain the rule or learned component.</w:t>
+      </w:r>
+    </w:p>
+    <w:p>
+      <w:r>
+        <w:t>Choose sorter features that exist at decision time and actually connect to the stated classroom requirement.</w:t>
+      </w:r>
+    </w:p>
+    <w:tbl>
+      <w:tblPr>
+        <w:tblStyle w:val="LightShading-Accent1"/>
+        <w:tblW w:type="auto" w:w="0"/>
+        <w:tblLook w:firstColumn="1" w:firstRow="1" w:lastColumn="0" w:lastRow="0" w:noHBand="0" w:noVBand="1" w:val="04A0"/>
+      </w:tblPr>
+      <w:tblGrid>
+        <w:gridCol w:w="5112"/>
+        <w:gridCol w:w="5112"/>
+      </w:tblGrid>
+      <w:tr>
+        <w:trPr>
+          <w:tblHeader/>
+        </w:trPr>
+        <w:tc>
+          <w:tcPr>
+            <w:tcW w:type="dxa" w:w="5112"/>
+          </w:tcPr>
+          <w:p>
+            <w:r>
+              <w:t>Evidence to keep</w:t>
+            </w:r>
+          </w:p>
+        </w:tc>
+        <w:tc>
+          <w:tcPr>
+            <w:tcW w:type="dxa" w:w="5112"/>
+          </w:tcPr>
+          <w:p>
+            <w:r>
+              <w:t>My record</w:t>
+            </w:r>
+          </w:p>
+        </w:tc>
+      </w:tr>
+      <w:tr>
+        <w:tc>
+          <w:tcPr>
+            <w:tcW w:type="dxa" w:w="5112"/>
+          </w:tcPr>
+          <w:p>
+            <w:r>
+              <w:t>This week’s input and deciding step</w:t>
+            </w:r>
+          </w:p>
+        </w:tc>
+        <w:tc>
+          <w:tcPr>
+            <w:tcW w:type="dxa" w:w="5112"/>
+          </w:tcPr>
+          <w:p>
+            <w:r/>
+          </w:p>
+        </w:tc>
+      </w:tr>
+      <w:tr>
+        <w:tc>
+          <w:tcPr>
+            <w:tcW w:type="dxa" w:w="5112"/>
+          </w:tcPr>
+          <w:p>
+            <w:r>
+              <w:t>Prediction and actual result (or labelled paper trace)</w:t>
+            </w:r>
+          </w:p>
+        </w:tc>
+        <w:tc>
+          <w:tcPr>
+            <w:tcW w:type="dxa" w:w="5112"/>
+          </w:tcPr>
+          <w:p>
+            <w:r/>
+          </w:p>
+        </w:tc>
+      </w:tr>
+      <w:tr>
+        <w:tc>
+          <w:tcPr>
+            <w:tcW w:type="dxa" w:w="5112"/>
+          </w:tcPr>
+          <w:p>
+            <w:r>
+              <w:t>One change since the previous checkpoint and why</w:t>
+            </w:r>
+          </w:p>
+        </w:tc>
+        <w:tc>
+          <w:tcPr>
+            <w:tcW w:type="dxa" w:w="5112"/>
+          </w:tcPr>
+          <w:p>
+            <w:r/>
+          </w:p>
+        </w:tc>
+      </w:tr>
+      <w:tr>
+        <w:tc>
+          <w:tcPr>
+            <w:tcW w:type="dxa" w:w="5112"/>
+          </w:tcPr>
+          <w:p>
+            <w:r>
+              <w:t>One error or limit and the next test</w:t>
+            </w:r>
+          </w:p>
+        </w:tc>
+        <w:tc>
+          <w:tcPr>
+            <w:tcW w:type="dxa" w:w="5112"/>
+          </w:tcPr>
+          <w:p>
+            <w:r/>
+          </w:p>
+        </w:tc>
+      </w:tr>
+    </w:tbl>
+    <w:p>
+      <w:pPr>
+        <w:pStyle w:val="Heading3"/>
+      </w:pPr>
+      <w:r>
+        <w:t>Explain what this week adds to your project. Reuse last week’s record rather than starting again.</w:t>
+      </w:r>
+    </w:p>
+    <w:p>
+      <w:r>
+        <w:t>________________________________________________________________</w:t>
+      </w:r>
+    </w:p>
+    <w:p>
+      <w:r>
+        <w:t>________________________________________________________________</w:t>
+      </w:r>
+    </w:p>
+    <w:p>
+      <w:r>
+        <w:t>________________________________________________________________</w:t>
+      </w:r>
+    </w:p>
+    <w:p>
+      <w:r>
+        <w:t>________________________________________________________________</w:t>
+      </w:r>
+    </w:p>
+    <w:p>
+      <w:r>
+        <w:t>________________________________________________________________</w:t>
+      </w:r>
+    </w:p>
     <w:sectPr>
       <w:pgSz w:w="12240" w:h="15840"/>
       <w:pgMar w:top="936" w:right="1008" w:bottom="936" w:left="1008" w:header="720" w:footer="720" w:gutter="0"/>

--- a/downloads/workbook/ai-1-week-08.docx
+++ b/downloads/workbook/ai-1-week-08.docx
@@ -1505,6 +1505,240 @@
         <w:t>________________________________________________________________</w:t>
       </w:r>
     </w:p>
+    <w:p>
+      <w:pPr>
+        <w:pStyle w:val="Heading1"/>
+      </w:pPr>
+      <w:r>
+        <w:t>20. Supported practice and learning evidence</w:t>
+      </w:r>
+    </w:p>
+    <w:p>
+      <w:r>
+        <w:t>Use this supported practice once, in the browser or on paper. Keep the reserved independent assessment for a separate first attempt before teacher feedback.</w:t>
+      </w:r>
+    </w:p>
+    <w:p>
+      <w:r>
+        <w:t>A fictional shelf accepts a craft box only if width is at most 6 cm and height at most 4 cm.</w:t>
+      </w:r>
+    </w:p>
+    <w:p>
+      <w:pPr>
+        <w:pStyle w:val="Heading3"/>
+      </w:pPr>
+      <w:r>
+        <w:t>Practice 1: explain the deciding evidence</w:t>
+      </w:r>
+    </w:p>
+    <w:p>
+      <w:r>
+        <w:t>Which labelled step matches this detail? The later sticker cannot be an input available before checking.</w:t>
+      </w:r>
+    </w:p>
+    <w:p>
+      <w:r>
+        <w:t>1. Apply both limits</w:t>
+      </w:r>
+    </w:p>
+    <w:p>
+      <w:r>
+        <w:t>2. Reject a shortcut</w:t>
+      </w:r>
+    </w:p>
+    <w:p>
+      <w:r>
+        <w:t>3. Height check</w:t>
+      </w:r>
+    </w:p>
+    <w:p>
+      <w:r>
+        <w:t>4. Width check</w:t>
+      </w:r>
+    </w:p>
+    <w:p>
+      <w:pPr>
+        <w:pStyle w:val="Heading3"/>
+      </w:pPr>
+      <w:r>
+        <w:t>My selected conclusion, deciding fact and explanation</w:t>
+      </w:r>
+    </w:p>
+    <w:p>
+      <w:r>
+        <w:t>________________________________________________________________</w:t>
+      </w:r>
+    </w:p>
+    <w:p>
+      <w:r>
+        <w:t>________________________________________________________________</w:t>
+      </w:r>
+    </w:p>
+    <w:p>
+      <w:r>
+        <w:t>________________________________________________________________</w:t>
+      </w:r>
+    </w:p>
+    <w:p>
+      <w:r>
+        <w:t>________________________________________________________________</w:t>
+      </w:r>
+    </w:p>
+    <w:p>
+      <w:r>
+        <w:t>________________________________________________________________</w:t>
+      </w:r>
+    </w:p>
+    <w:p>
+      <w:r>
+        <w:t>Hint if needed: Read the steps in the pictorial case. Match the supplied detail to the stage that performs or records it.</w:t>
+      </w:r>
+    </w:p>
+    <w:p>
+      <w:r>
+        <w:t>After your attempt, compare with the supported explanation: Reject a shortcut The later sticker cannot be an input available before checking. Comparing P with Q isolates width; comparing P with R isolates height. Comparing P with S changes pattern while both remain accepted. Under this declared policy, pattern is not a deciding feature. A later acceptance sticker leaks the very answer the system should produce.</w:t>
+      </w:r>
+    </w:p>
+    <w:p>
+      <w:pPr>
+        <w:pStyle w:val="Heading3"/>
+      </w:pPr>
+      <w:r>
+        <w:t>Practice 2: explain the deciding evidence</w:t>
+      </w:r>
+    </w:p>
+    <w:p>
+      <w:r>
+        <w:t>Changed-case practice: Change Q’s width to 6 without changing its height. Which conclusion is supported by the supplied facts?</w:t>
+      </w:r>
+    </w:p>
+    <w:p>
+      <w:r>
+        <w:t>1. We can decide the result without examining the changed input or the procedure.</w:t>
+      </w:r>
+    </w:p>
+    <w:p>
+      <w:r>
+        <w:t>2. This one example guarantees correct results for every future input.</w:t>
+      </w:r>
+    </w:p>
+    <w:p>
+      <w:r>
+        <w:t>3. Q fits the shelf.</w:t>
+      </w:r>
+    </w:p>
+    <w:p>
+      <w:pPr>
+        <w:pStyle w:val="Heading3"/>
+      </w:pPr>
+      <w:r>
+        <w:t>My selected conclusion, deciding fact and explanation</w:t>
+      </w:r>
+    </w:p>
+    <w:p>
+      <w:r>
+        <w:t>________________________________________________________________</w:t>
+      </w:r>
+    </w:p>
+    <w:p>
+      <w:r>
+        <w:t>________________________________________________________________</w:t>
+      </w:r>
+    </w:p>
+    <w:p>
+      <w:r>
+        <w:t>________________________________________________________________</w:t>
+      </w:r>
+    </w:p>
+    <w:p>
+      <w:r>
+        <w:t>________________________________________________________________</w:t>
+      </w:r>
+    </w:p>
+    <w:p>
+      <w:r>
+        <w:t>________________________________________________________________</w:t>
+      </w:r>
+    </w:p>
+    <w:p>
+      <w:r>
+        <w:t>Hint if needed: Use the changed condition and the deciding step in the pictorial trace. The answer must say what follows from those facts.</w:t>
+      </w:r>
+    </w:p>
+    <w:p>
+      <w:r>
+        <w:t>After your attempt, compare with the supported explanation: Q fits the shelf. Both dimensions now meet their including equality limits; stripe pattern does not change the rule.</w:t>
+      </w:r>
+    </w:p>
+    <w:p>
+      <w:pPr>
+        <w:pStyle w:val="Heading3"/>
+      </w:pPr>
+      <w:r>
+        <w:t>Repair a missing building block</w:t>
+      </w:r>
+    </w:p>
+    <w:p>
+      <w:r>
+        <w:t>Review Categories and Labels (ai-1/7). Goal: Apply a category definition using explicit evidence and boundary rules. Short practice: Explain why B originally was revise rather than review, then label its changed version.. Return to this week and explain what you changed.</w:t>
+      </w:r>
+    </w:p>
+    <w:p>
+      <w:r>
+        <w:t>Review Pictures Become Numbers (ai-1/5). Goal: Encode and reconstruct a small image using an explicit grid convention. Short practice: Find a position where the original badges differ, then read the changed A back as a picture.. Return to this week and explain what you changed.</w:t>
+      </w:r>
+    </w:p>
+    <w:p>
+      <w:r>
+        <w:t>Review Input, Process, Output (ai-1/2). Goal: Trace information through a system without confusing information with a physical action. Short practice: Use the richer record to find blue pencils in Box B. Explain why total alone was insufficient.. Return to this week and explain what you changed.</w:t>
+      </w:r>
+    </w:p>
+    <w:p>
+      <w:pPr>
+        <w:pStyle w:val="Heading3"/>
+      </w:pPr>
+      <w:r>
+        <w:t>Keep your completed work</w:t>
+      </w:r>
+    </w:p>
+    <w:p>
+      <w:r>
+        <w:t>Use Download completed work in the hosted lesson to export your answers, reflections, practice feedback and code-run evidence. Open the HTML copy to read or print it. Drafts stay in this browser when storage is available; clear drafts on a shared device.</w:t>
+      </w:r>
+    </w:p>
+    <w:p>
+      <w:pPr>
+        <w:pStyle w:val="Heading3"/>
+      </w:pPr>
+      <w:r>
+        <w:t>What I repaired, the evidence I kept and the next test</w:t>
+      </w:r>
+    </w:p>
+    <w:p>
+      <w:r>
+        <w:t>________________________________________________________________</w:t>
+      </w:r>
+    </w:p>
+    <w:p>
+      <w:r>
+        <w:t>________________________________________________________________</w:t>
+      </w:r>
+    </w:p>
+    <w:p>
+      <w:r>
+        <w:t>________________________________________________________________</w:t>
+      </w:r>
+    </w:p>
+    <w:p>
+      <w:r>
+        <w:t>________________________________________________________________</w:t>
+      </w:r>
+    </w:p>
+    <w:p>
+      <w:r>
+        <w:t>________________________________________________________________</w:t>
+      </w:r>
+    </w:p>
     <w:sectPr>
       <w:pgSz w:w="12240" w:h="15840"/>
       <w:pgMar w:top="936" w:right="1008" w:bottom="936" w:left="1008" w:header="720" w:footer="720" w:gutter="0"/>

--- a/downloads/workbook/ai-1-week-08.docx
+++ b/downloads/workbook/ai-1-week-08.docx
@@ -30,6 +30,17 @@
     </w:p>
     <w:p>
       <w:r>
+        <w:t>Record your starting explanation for Features: Useful Clues before opening notes. Show any later correction separately.</w:t>
+      </w:r>
+    </w:p>
+    <w:p>
+      <w:pPr>
+        <w:spacing w:line="336" w:lineRule="auto" w:after="180"/>
+      </w:pPr>
+      <w:r>
+        <w:rPr>
+          <w:b w:val="0"/>
+        </w:rPr>
         <w:t>Try the recall before opening notes. Then use a different colour or a labelled second line to correct your explanation.</w:t>
       </w:r>
     </w:p>
@@ -42,7 +53,13 @@
       </w:r>
     </w:p>
     <w:p>
-      <w:r>
+      <w:pPr>
+        <w:spacing w:line="336" w:lineRule="auto" w:after="180"/>
+      </w:pPr>
+      <w:r>
+        <w:rPr>
+          <w:b w:val="0"/>
+        </w:rPr>
         <w:t>Without opening the old lesson, explain one key idea from Categories and Labels. Give an example and a mistake that the idea helps you avoid.</w:t>
       </w:r>
     </w:p>
@@ -78,7 +95,13 @@
       </w:r>
     </w:p>
     <w:p>
-      <w:r>
+      <w:pPr>
+        <w:spacing w:line="336" w:lineRule="auto" w:after="180"/>
+      </w:pPr>
+      <w:r>
+        <w:rPr>
+          <w:b w:val="0"/>
+        </w:rPr>
         <w:t>Without opening the old lesson, explain one key idea from Pictures Become Numbers. Give an example and a mistake that the idea helps you avoid.</w:t>
       </w:r>
     </w:p>
@@ -114,8 +137,50 @@
       </w:r>
     </w:p>
     <w:p>
-      <w:r>
-        <w:t>Without opening the old lesson, explain one key idea from Input, Process, Output. Give an example and a mistake that the idea helps you avoid.</w:t>
+      <w:pPr>
+        <w:spacing w:line="336" w:lineRule="auto" w:after="180"/>
+      </w:pPr>
+      <w:r>
+        <w:rPr>
+          <w:b w:val="0"/>
+        </w:rPr>
+        <w:t xml:space="preserve">Without opening the old lesson, explain one key idea from </w:t>
+      </w:r>
+      <w:r>
+        <w:rPr>
+          <w:b/>
+        </w:rPr>
+        <w:t>Input</w:t>
+      </w:r>
+      <w:r>
+        <w:rPr>
+          <w:b w:val="0"/>
+        </w:rPr>
+        <w:t xml:space="preserve">, </w:t>
+      </w:r>
+      <w:r>
+        <w:rPr>
+          <w:b/>
+        </w:rPr>
+        <w:t>Process</w:t>
+      </w:r>
+      <w:r>
+        <w:rPr>
+          <w:b w:val="0"/>
+        </w:rPr>
+        <w:t xml:space="preserve">, </w:t>
+      </w:r>
+      <w:r>
+        <w:rPr>
+          <w:b/>
+        </w:rPr>
+        <w:t>Output</w:t>
+      </w:r>
+      <w:r>
+        <w:rPr>
+          <w:b w:val="0"/>
+        </w:rPr>
+        <w:t>. Give an example and a mistake that the idea helps you avoid.</w:t>
       </w:r>
     </w:p>
     <w:p>
@@ -151,7 +216,30 @@
     </w:p>
     <w:p>
       <w:r>
-        <w:t>Use W2: Prove that one measurement is insufficient for Features and useful distinctions. Record the answer once; the lesson and workbook refer to the same attempt.</w:t>
+        <w:t>Complete the supported Features: Useful Clues trace and record the first step you can explain without help.</w:t>
+      </w:r>
+    </w:p>
+    <w:p>
+      <w:pPr>
+        <w:spacing w:line="336" w:lineRule="auto" w:after="180"/>
+      </w:pPr>
+      <w:r>
+        <w:rPr>
+          <w:b w:val="0"/>
+        </w:rPr>
+        <w:t xml:space="preserve">Use W2: Prove that one measurement is insufficient for </w:t>
+      </w:r>
+      <w:r>
+        <w:rPr>
+          <w:b/>
+        </w:rPr>
+        <w:t>Feature</w:t>
+      </w:r>
+      <w:r>
+        <w:rPr>
+          <w:b w:val="0"/>
+        </w:rPr>
+        <w:t>s and useful distinctions. Record the answer once; the lesson and workbook refer to the same attempt.</w:t>
       </w:r>
     </w:p>
     <w:tbl>
@@ -279,7 +367,41 @@
     </w:p>
     <w:p>
       <w:r>
-        <w:t>Use the worked case for Features and useful distinctions. Proposed explanation: “A stronger model can always recover an omitted measurement”. Decide whether this explanation is supported. Point to the step or supplied fact that decides; explain your repair if needed.</w:t>
+        <w:t>Check the proposed Features: Useful Clues explanation against the supplied facts before discussing it.</w:t>
+      </w:r>
+    </w:p>
+    <w:p>
+      <w:pPr>
+        <w:spacing w:line="336" w:lineRule="auto" w:after="180"/>
+      </w:pPr>
+      <w:r>
+        <w:rPr>
+          <w:b w:val="0"/>
+        </w:rPr>
+        <w:t xml:space="preserve">Use the worked case for </w:t>
+      </w:r>
+      <w:r>
+        <w:rPr>
+          <w:b/>
+        </w:rPr>
+        <w:t>Feature</w:t>
+      </w:r>
+      <w:r>
+        <w:rPr>
+          <w:b w:val="0"/>
+        </w:rPr>
+        <w:t>s and useful distinctions. Proposed explanation: “A stronger model can always recover an omitted measurement”. Decide whether this explanation is supported.</w:t>
+      </w:r>
+    </w:p>
+    <w:p>
+      <w:pPr>
+        <w:spacing w:line="336" w:lineRule="auto" w:after="180"/>
+      </w:pPr>
+      <w:r>
+        <w:rPr>
+          <w:b w:val="0"/>
+        </w:rPr>
+        <w:t>Point to the step or supplied fact that decides; explain your repair if needed.</w:t>
       </w:r>
     </w:p>
     <w:p>
@@ -319,6 +441,11 @@
       </w:r>
     </w:p>
     <w:p>
+      <w:r>
+        <w:t>Write one first attempt at the reserved independent case before feedback. Repeated copies of that case refer to the same recorded attempt.</w:t>
+      </w:r>
+    </w:p>
+    <w:p>
       <w:pPr>
         <w:pStyle w:val="Heading3"/>
       </w:pPr>
@@ -327,8 +454,60 @@
       </w:r>
     </w:p>
     <w:p>
-      <w:r>
-        <w:t>A fictional display tray accepts a tile if its height is at most 9 cm and its thickness is at most 2 cm, including equality. Other dimensions are fixed. Before checking, you can record height, thickness and pattern name. A pass sticker is added afterward. Choose inputs with units. Construct two tiles with the same height but different labels. Then label a 9 cm high, 2 cm thick striped tile and explain why the sticker is unsuitable as an input before checking.</w:t>
+      <w:pPr>
+        <w:spacing w:line="336" w:lineRule="auto" w:after="180"/>
+      </w:pPr>
+      <w:r>
+        <w:rPr>
+          <w:b w:val="0"/>
+        </w:rPr>
+        <w:t>A fictional display tray accepts a tile if its height is at most 9 cm and its thickness is at most 2 cm, including equality. Other dimensions are fixed. Before checking, you can record height, thickness and pattern name.</w:t>
+      </w:r>
+    </w:p>
+    <w:p>
+      <w:pPr>
+        <w:spacing w:line="336" w:lineRule="auto" w:after="180"/>
+      </w:pPr>
+      <w:r>
+        <w:rPr>
+          <w:b w:val="0"/>
+        </w:rPr>
+        <w:t xml:space="preserve">A pass sticker is added afterward. Choose </w:t>
+      </w:r>
+      <w:r>
+        <w:rPr>
+          <w:b/>
+        </w:rPr>
+        <w:t>input</w:t>
+      </w:r>
+      <w:r>
+        <w:rPr>
+          <w:b w:val="0"/>
+        </w:rPr>
+        <w:t>s with units. Construct two tiles with the same height but different labels.</w:t>
+      </w:r>
+    </w:p>
+    <w:p>
+      <w:pPr>
+        <w:spacing w:line="336" w:lineRule="auto" w:after="180"/>
+      </w:pPr>
+      <w:r>
+        <w:rPr>
+          <w:b w:val="0"/>
+        </w:rPr>
+        <w:t xml:space="preserve">Then label a 9 cm high, 2 cm thick striped tile and explain why the sticker is unsuitable as an </w:t>
+      </w:r>
+      <w:r>
+        <w:rPr>
+          <w:b/>
+        </w:rPr>
+        <w:t>input</w:t>
+      </w:r>
+      <w:r>
+        <w:rPr>
+          <w:b w:val="0"/>
+        </w:rPr>
+        <w:t xml:space="preserve"> before checking.</w:t>
       </w:r>
     </w:p>
     <w:p>
@@ -375,7 +554,13 @@
       </w:r>
     </w:p>
     <w:p>
-      <w:r>
+      <w:pPr>
+        <w:spacing w:line="336" w:lineRule="auto" w:after="180"/>
+      </w:pPr>
+      <w:r>
+        <w:rPr>
+          <w:b w:val="0"/>
+        </w:rPr>
         <w:t>Attempt this case before feedback. Record any help. Earlier examples below are further practice; a case already practised with feedback cannot establish fresh transfer.</w:t>
       </w:r>
     </w:p>
@@ -389,6 +574,17 @@
     </w:p>
     <w:p>
       <w:r>
+        <w:t>Connect the Features: Useful Clues target to a trace and a justified conclusion.</w:t>
+      </w:r>
+    </w:p>
+    <w:p>
+      <w:pPr>
+        <w:spacing w:line="336" w:lineRule="auto" w:after="180"/>
+      </w:pPr>
+      <w:r>
+        <w:rPr>
+          <w:b w:val="0"/>
+        </w:rPr>
         <w:t>A dataset contains only small smooth leaves and large toothed leaves. A model separates them by size. Design two fresh examples that distinguish a size shortcut from an edge-based rule.</w:t>
       </w:r>
     </w:p>
@@ -402,17 +598,58 @@
     </w:p>
     <w:p>
       <w:r>
+        <w:t>Solve the supplied Features: Useful Clues case and show the deciding evidence.</w:t>
+      </w:r>
+    </w:p>
+    <w:p>
+      <w:pPr>
+        <w:spacing w:line="336" w:lineRule="auto" w:after="180"/>
+      </w:pPr>
+      <w:r>
+        <w:rPr>
+          <w:b w:val="0"/>
+        </w:rPr>
         <w:t>Two green leaves have smooth and toothed edges. The task is to distinguish edge types.</w:t>
       </w:r>
     </w:p>
     <w:p>
-      <w:r>
-        <w:t>Choose the relevant feature and explain why size is insufficient.</w:t>
-      </w:r>
-    </w:p>
-    <w:p>
-      <w:r>
-        <w:t>Show your trace, calculation or evidence</w:t>
+      <w:pPr>
+        <w:spacing w:line="336" w:lineRule="auto" w:after="180"/>
+      </w:pPr>
+      <w:r>
+        <w:rPr>
+          <w:b w:val="0"/>
+        </w:rPr>
+        <w:t xml:space="preserve">Choose the </w:t>
+      </w:r>
+      <w:r>
+        <w:rPr>
+          <w:b/>
+        </w:rPr>
+        <w:t>relevant feature</w:t>
+      </w:r>
+      <w:r>
+        <w:rPr>
+          <w:b w:val="0"/>
+        </w:rPr>
+        <w:t xml:space="preserve"> and explain why size is insufficient.</w:t>
+      </w:r>
+    </w:p>
+    <w:p>
+      <w:pPr>
+        <w:spacing w:line="336" w:lineRule="auto" w:after="180"/>
+      </w:pPr>
+      <w:r>
+        <w:rPr>
+          <w:b w:val="0"/>
+        </w:rPr>
+        <w:t xml:space="preserve">Show your trace, calculation or </w:t>
+      </w:r>
+      <w:r>
+        <w:rPr>
+          <w:b/>
+        </w:rPr>
+        <w:t>evidence</w:t>
       </w:r>
     </w:p>
     <w:p>
@@ -458,11 +695,52 @@
     </w:p>
     <w:p>
       <w:r>
-        <w:t>A sorter separates round and square tiles. Both shapes come in red and blue. Choose a useful feature and a distracting feature. Test your choice on a blue circle.</w:t>
-      </w:r>
-    </w:p>
-    <w:p>
-      <w:r>
+        <w:t>Apply the procedure to the changed case and record why the conclusion follows.</w:t>
+      </w:r>
+    </w:p>
+    <w:p>
+      <w:pPr>
+        <w:spacing w:line="336" w:lineRule="auto" w:after="180"/>
+      </w:pPr>
+      <w:r>
+        <w:rPr>
+          <w:b w:val="0"/>
+        </w:rPr>
+        <w:t xml:space="preserve">A sorter separates round and square tiles. Both shapes come in red and blue. Choose a useful </w:t>
+      </w:r>
+      <w:r>
+        <w:rPr>
+          <w:b/>
+        </w:rPr>
+        <w:t>feature</w:t>
+      </w:r>
+      <w:r>
+        <w:rPr>
+          <w:b w:val="0"/>
+        </w:rPr>
+        <w:t xml:space="preserve"> and a distracting </w:t>
+      </w:r>
+      <w:r>
+        <w:rPr>
+          <w:b/>
+        </w:rPr>
+        <w:t>feature</w:t>
+      </w:r>
+      <w:r>
+        <w:rPr>
+          <w:b w:val="0"/>
+        </w:rPr>
+        <w:t>. Test your choice on a blue circle.</w:t>
+      </w:r>
+    </w:p>
+    <w:p>
+      <w:pPr>
+        <w:spacing w:line="336" w:lineRule="auto" w:after="180"/>
+      </w:pPr>
+      <w:r>
+        <w:rPr>
+          <w:b w:val="0"/>
+        </w:rPr>
         <w:t>My independent answer and reason</w:t>
       </w:r>
     </w:p>
@@ -517,7 +795,30 @@
     </w:p>
     <w:p>
       <w:r>
-        <w:t>Create a changed input, boundary case or missing-information case. Write the expected answer or safe response before testing.</w:t>
+        <w:t>Specify a changed input, expected result and observation separately.</w:t>
+      </w:r>
+    </w:p>
+    <w:p>
+      <w:pPr>
+        <w:spacing w:line="336" w:lineRule="auto" w:after="180"/>
+      </w:pPr>
+      <w:r>
+        <w:rPr>
+          <w:b w:val="0"/>
+        </w:rPr>
+        <w:t xml:space="preserve">Create a changed </w:t>
+      </w:r>
+      <w:r>
+        <w:rPr>
+          <w:b/>
+        </w:rPr>
+        <w:t>input</w:t>
+      </w:r>
+      <w:r>
+        <w:rPr>
+          <w:b w:val="0"/>
+        </w:rPr>
+        <w:t>, boundary case or missing-information case. Write the expected answer or safe response before testing.</w:t>
       </w:r>
     </w:p>
     <w:tbl>
@@ -646,12 +947,53 @@
     </w:p>
     <w:p>
       <w:r>
-        <w:t>Select the smallest useful features for lost-and-found sorting and reject clues tied to a particular classroom or owner.</w:t>
-      </w:r>
-    </w:p>
-    <w:p>
-      <w:r>
-        <w:t>The project change and evidence I will keep</w:t>
+        <w:t>Justify what Features: Useful Clues adds to Helpful Classroom Sorter and keep the evidence.</w:t>
+      </w:r>
+    </w:p>
+    <w:p>
+      <w:pPr>
+        <w:spacing w:line="336" w:lineRule="auto" w:after="180"/>
+      </w:pPr>
+      <w:r>
+        <w:rPr>
+          <w:b w:val="0"/>
+        </w:rPr>
+        <w:t xml:space="preserve">Select the smallest useful </w:t>
+      </w:r>
+      <w:r>
+        <w:rPr>
+          <w:b/>
+        </w:rPr>
+        <w:t>feature</w:t>
+      </w:r>
+      <w:r>
+        <w:rPr>
+          <w:b w:val="0"/>
+        </w:rPr>
+        <w:t>s for lost-and-found sorting and reject clues tied to a particular classroom or owner.</w:t>
+      </w:r>
+    </w:p>
+    <w:p>
+      <w:pPr>
+        <w:spacing w:line="336" w:lineRule="auto" w:after="180"/>
+      </w:pPr>
+      <w:r>
+        <w:rPr>
+          <w:b w:val="0"/>
+        </w:rPr>
+        <w:t xml:space="preserve">The project change and </w:t>
+      </w:r>
+      <w:r>
+        <w:rPr>
+          <w:b/>
+        </w:rPr>
+        <w:t>evidence</w:t>
+      </w:r>
+      <w:r>
+        <w:rPr>
+          <w:b w:val="0"/>
+        </w:rPr>
+        <w:t xml:space="preserve"> I will keep</w:t>
       </w:r>
     </w:p>
     <w:p>
@@ -697,11 +1039,54 @@
     </w:p>
     <w:p>
       <w:r>
-        <w:t>I can explain the mechanism. I can show evidence. I can handle a changed case. I can name a limit. Mark each as not yet, with help or independently, and attach supporting work.</w:t>
-      </w:r>
-    </w:p>
-    <w:p>
-      <w:r>
+        <w:t>Judge explanation, evidence, transfer and limits separately; attach the work behind your judgement.</w:t>
+      </w:r>
+    </w:p>
+    <w:p>
+      <w:pPr>
+        <w:pStyle w:val="ListBullet"/>
+      </w:pPr>
+      <w:r>
+        <w:t>I can explain the mechanism.</w:t>
+      </w:r>
+    </w:p>
+    <w:p>
+      <w:pPr>
+        <w:pStyle w:val="ListBullet"/>
+      </w:pPr>
+      <w:r>
+        <w:t>I can show evidence.</w:t>
+      </w:r>
+    </w:p>
+    <w:p>
+      <w:pPr>
+        <w:pStyle w:val="ListBullet"/>
+      </w:pPr>
+      <w:r>
+        <w:t>I can handle a changed case.</w:t>
+      </w:r>
+    </w:p>
+    <w:p>
+      <w:pPr>
+        <w:pStyle w:val="ListBullet"/>
+      </w:pPr>
+      <w:r>
+        <w:t>I can name a limit.</w:t>
+      </w:r>
+    </w:p>
+    <w:p>
+      <w:r>
+        <w:t>Mark each as not yet, with help or independently, and attach supporting work.</w:t>
+      </w:r>
+    </w:p>
+    <w:p>
+      <w:pPr>
+        <w:spacing w:line="336" w:lineRule="auto" w:after="180"/>
+      </w:pPr>
+      <w:r>
+        <w:rPr>
+          <w:b w:val="0"/>
+        </w:rPr>
         <w:t>Teacher review ____________________  Next step ____________________</w:t>
       </w:r>
     </w:p>
@@ -715,6 +1100,17 @@
     </w:p>
     <w:p>
       <w:r>
+        <w:t>Use this earlier case as transfer practice. A case already discussed with feedback is not fresh assessment evidence.</w:t>
+      </w:r>
+    </w:p>
+    <w:p>
+      <w:pPr>
+        <w:spacing w:line="336" w:lineRule="auto" w:after="180"/>
+      </w:pPr>
+      <w:r>
+        <w:rPr>
+          <w:b w:val="0"/>
+        </w:rPr>
         <w:t>A dataset contains only small smooth leaves and large toothed leaves. A model separates them by size. Design two fresh examples that distinguish a size shortcut from an edge-based rule.</w:t>
       </w:r>
     </w:p>
@@ -762,7 +1158,13 @@
       </w:r>
     </w:p>
     <w:p>
-      <w:r>
+      <w:pPr>
+        <w:spacing w:line="336" w:lineRule="auto" w:after="180"/>
+      </w:pPr>
+      <w:r>
+        <w:rPr>
+          <w:b w:val="0"/>
+        </w:rPr>
         <w:t>Record support used: none, hint or teacher explanation.</w:t>
       </w:r>
     </w:p>
@@ -776,7 +1178,65 @@
     </w:p>
     <w:p>
       <w:r>
-        <w:t>For the fixed-orientation card task, fits requires length at most 12 cm and width at most 8 cm, including equality. Choose the measurements needed as inputs from length, width, colour, card number and the final inspection sticker. State the target label and write the feature record for a 12 cm by 8 cm red card using a defined order.</w:t>
+        <w:t>Separate inputs from the target. Apply the supplied Features: Useful Clues facts and keep your reasoning.</w:t>
+      </w:r>
+    </w:p>
+    <w:p>
+      <w:pPr>
+        <w:spacing w:line="336" w:lineRule="auto" w:after="180"/>
+      </w:pPr>
+      <w:r>
+        <w:rPr>
+          <w:b w:val="0"/>
+        </w:rPr>
+        <w:t>For the fixed-orientation card task, fits requires length at most 12 cm and width at most 8 cm, including equality.</w:t>
+      </w:r>
+    </w:p>
+    <w:p>
+      <w:pPr>
+        <w:spacing w:line="336" w:lineRule="auto" w:after="180"/>
+      </w:pPr>
+      <w:r>
+        <w:rPr>
+          <w:b w:val="0"/>
+        </w:rPr>
+        <w:t xml:space="preserve">Choose the measurements needed as </w:t>
+      </w:r>
+      <w:r>
+        <w:rPr>
+          <w:b/>
+        </w:rPr>
+        <w:t>input</w:t>
+      </w:r>
+      <w:r>
+        <w:rPr>
+          <w:b w:val="0"/>
+        </w:rPr>
+        <w:t xml:space="preserve">s from length, width, colour, card number and the final inspection sticker. State the </w:t>
+      </w:r>
+      <w:r>
+        <w:rPr>
+          <w:b/>
+        </w:rPr>
+        <w:t>target label</w:t>
+      </w:r>
+      <w:r>
+        <w:rPr>
+          <w:b w:val="0"/>
+        </w:rPr>
+        <w:t xml:space="preserve"> and write the </w:t>
+      </w:r>
+      <w:r>
+        <w:rPr>
+          <w:b/>
+        </w:rPr>
+        <w:t>feature record</w:t>
+      </w:r>
+      <w:r>
+        <w:rPr>
+          <w:b w:val="0"/>
+        </w:rPr>
+        <w:t xml:space="preserve"> for a 12 cm by 8 cm red card using a defined order.</w:t>
       </w:r>
     </w:p>
     <w:p>
@@ -827,6 +1287,17 @@
     </w:p>
     <w:p>
       <w:r>
+        <w:t>Prove that one measurement is insufficient. Apply the supplied Features: Useful Clues facts and keep your reasoning.</w:t>
+      </w:r>
+    </w:p>
+    <w:p>
+      <w:pPr>
+        <w:spacing w:line="336" w:lineRule="auto" w:after="180"/>
+      </w:pPr>
+      <w:r>
+        <w:rPr>
+          <w:b w:val="0"/>
+        </w:rPr>
         <w:t>Invent two cards with the same width but different correct labels under the card guide. Give both lengths and widths and justify the labels. Explain why a system receiving only width cannot always label both correctly.</w:t>
       </w:r>
     </w:p>
@@ -883,7 +1354,41 @@
     </w:p>
     <w:p>
       <w:r>
-        <w:t>A practice set contains three blue cards that fit and three red cards that are too large. A helper uses blue means fits and red means too large. Create a new card that this helper mislabels. Explain why the perfect practice score did not establish that colour was a reliable feature for this task.</w:t>
+        <w:t>Challenge an apparent colour shortcut. Apply the supplied Features: Useful Clues facts and keep your reasoning.</w:t>
+      </w:r>
+    </w:p>
+    <w:p>
+      <w:pPr>
+        <w:spacing w:line="336" w:lineRule="auto" w:after="180"/>
+      </w:pPr>
+      <w:r>
+        <w:rPr>
+          <w:b w:val="0"/>
+        </w:rPr>
+        <w:t>A practice set contains three blue cards that fit and three red cards that are too large. A helper uses blue means fits and red means too large. Create a new card that this helper mislabels.</w:t>
+      </w:r>
+    </w:p>
+    <w:p>
+      <w:pPr>
+        <w:spacing w:line="336" w:lineRule="auto" w:after="180"/>
+      </w:pPr>
+      <w:r>
+        <w:rPr>
+          <w:b w:val="0"/>
+        </w:rPr>
+        <w:t xml:space="preserve">Explain why the perfect practice score did not establish that colour was a reliable </w:t>
+      </w:r>
+      <w:r>
+        <w:rPr>
+          <w:b/>
+        </w:rPr>
+        <w:t>feature</w:t>
+      </w:r>
+      <w:r>
+        <w:rPr>
+          <w:b w:val="0"/>
+        </w:rPr>
+        <w:t xml:space="preserve"> for this task.</w:t>
       </w:r>
     </w:p>
     <w:p>
@@ -934,7 +1439,64 @@
     </w:p>
     <w:p>
       <w:r>
-        <w:t>A fictional display tray accepts a tile if its height is at most 9 cm and its thickness is at most 2 cm, including equality. Other dimensions are fixed. Before checking, you can record height, thickness and pattern name. A pass sticker is added afterward. Choose inputs with units. Construct two tiles with the same height but different labels. Then label a 9 cm high, 2 cm thick striped tile and explain why the sticker is unsuitable as an input before checking.</w:t>
+        <w:t>Attempt before feedback. If this repeats the selected independent case, reuse that first attempt; otherwise keep a separate record. Design a record for a new task. Apply the supplied Features: Useful Clues facts and keep your reasoning.</w:t>
+      </w:r>
+    </w:p>
+    <w:p>
+      <w:pPr>
+        <w:spacing w:line="336" w:lineRule="auto" w:after="180"/>
+      </w:pPr>
+      <w:r>
+        <w:rPr>
+          <w:b w:val="0"/>
+        </w:rPr>
+        <w:t>A fictional display tray accepts a tile if its height is at most 9 cm and its thickness is at most 2 cm, including equality. Other dimensions are fixed. Before checking, you can record height, thickness and pattern name.</w:t>
+      </w:r>
+    </w:p>
+    <w:p>
+      <w:pPr>
+        <w:spacing w:line="336" w:lineRule="auto" w:after="180"/>
+      </w:pPr>
+      <w:r>
+        <w:rPr>
+          <w:b w:val="0"/>
+        </w:rPr>
+        <w:t xml:space="preserve">A pass sticker is added afterward. Choose </w:t>
+      </w:r>
+      <w:r>
+        <w:rPr>
+          <w:b/>
+        </w:rPr>
+        <w:t>input</w:t>
+      </w:r>
+      <w:r>
+        <w:rPr>
+          <w:b w:val="0"/>
+        </w:rPr>
+        <w:t>s with units. Construct two tiles with the same height but different labels.</w:t>
+      </w:r>
+    </w:p>
+    <w:p>
+      <w:pPr>
+        <w:spacing w:line="336" w:lineRule="auto" w:after="180"/>
+      </w:pPr>
+      <w:r>
+        <w:rPr>
+          <w:b w:val="0"/>
+        </w:rPr>
+        <w:t xml:space="preserve">Then label a 9 cm high, 2 cm thick striped tile and explain why the sticker is unsuitable as an </w:t>
+      </w:r>
+      <w:r>
+        <w:rPr>
+          <w:b/>
+        </w:rPr>
+        <w:t>input</w:t>
+      </w:r>
+      <w:r>
+        <w:rPr>
+          <w:b w:val="0"/>
+        </w:rPr>
+        <w:t xml:space="preserve"> before checking.</w:t>
       </w:r>
     </w:p>
     <w:p>
@@ -995,7 +1557,41 @@
     </w:p>
     <w:p>
       <w:r>
-        <w:t>The delivery station now sorts cards into red and blue bins instead of checking dimensions. Which previously unneeded feature becomes useful? Explain why length and width alone may now be insufficient. Give two cards that support your explanation.</w:t>
+        <w:t>Notice when the task changes. Apply the supplied Features: Useful Clues facts and keep your reasoning.</w:t>
+      </w:r>
+    </w:p>
+    <w:p>
+      <w:pPr>
+        <w:spacing w:line="336" w:lineRule="auto" w:after="180"/>
+      </w:pPr>
+      <w:r>
+        <w:rPr>
+          <w:b w:val="0"/>
+        </w:rPr>
+        <w:t xml:space="preserve">The delivery station now sorts cards into red and blue bins instead of checking dimensions. Which previously unneeded </w:t>
+      </w:r>
+      <w:r>
+        <w:rPr>
+          <w:b/>
+        </w:rPr>
+        <w:t>feature</w:t>
+      </w:r>
+      <w:r>
+        <w:rPr>
+          <w:b w:val="0"/>
+        </w:rPr>
+        <w:t xml:space="preserve"> becomes useful? Explain why length and width alone may now be insufficient.</w:t>
+      </w:r>
+    </w:p>
+    <w:p>
+      <w:pPr>
+        <w:spacing w:line="336" w:lineRule="auto" w:after="180"/>
+      </w:pPr>
+      <w:r>
+        <w:rPr>
+          <w:b w:val="0"/>
+        </w:rPr>
+        <w:t>Give two cards that support your explanation.</w:t>
       </w:r>
     </w:p>
     <w:p>
@@ -1042,6 +1638,11 @@
       </w:pPr>
       <w:r>
         <w:t>17. Feedback, return check and learning record</w:t>
+      </w:r>
+    </w:p>
+    <w:p>
+      <w:r>
+        <w:t>Record the first repaired step and a different case to revisit after a delay.</w:t>
       </w:r>
     </w:p>
     <w:tbl>
@@ -1181,7 +1782,13 @@
       </w:tr>
     </w:tbl>
     <w:p>
-      <w:r>
+      <w:pPr>
+        <w:spacing w:line="336" w:lineRule="auto" w:after="180"/>
+      </w:pPr>
+      <w:r>
+        <w:rPr>
+          <w:b w:val="0"/>
+        </w:rPr>
         <w:t>Revisit this idea with your teacher after a delay. Familiarity is different from explaining and using it on a changed case.</w:t>
       </w:r>
     </w:p>
@@ -1195,16 +1802,39 @@
     </w:p>
     <w:p>
       <w:r>
+        <w:t>A fictional shelf accepts a craft box only if width is at most 6 cm and height at most 4 cm. Explain the labelled step before checking the changed condition.</w:t>
+      </w:r>
+    </w:p>
+    <w:p>
+      <w:pPr>
+        <w:spacing w:line="336" w:lineRule="auto" w:after="180"/>
+      </w:pPr>
+      <w:r>
+        <w:rPr>
+          <w:b w:val="0"/>
+        </w:rPr>
         <w:t>A fictional shelf accepts a craft box only if width is at most 6 cm and height at most 4 cm.</w:t>
       </w:r>
     </w:p>
     <w:p>
-      <w:r>
+      <w:pPr>
+        <w:spacing w:line="336" w:lineRule="auto" w:after="180"/>
+      </w:pPr>
+      <w:r>
+        <w:rPr>
+          <w:b w:val="0"/>
+        </w:rPr>
         <w:t>Boxes P=(6,4,stripes), Q=(7,4,stripes), R=(6,5,dots), S=(6,4,dots).</w:t>
       </w:r>
     </w:p>
     <w:p>
-      <w:r>
+      <w:pPr>
+        <w:spacing w:line="336" w:lineRule="auto" w:after="180"/>
+      </w:pPr>
+      <w:r>
+        <w:rPr>
+          <w:b w:val="0"/>
+        </w:rPr>
         <w:t>A green acceptance sticker is attached only after the shelf check.</w:t>
       </w:r>
     </w:p>
@@ -1281,8 +1911,26 @@
       </w:r>
     </w:p>
     <w:p>
-      <w:r>
-        <w:t>Point to the pair that tests pattern, then explain why the sticker is a bad early input.</w:t>
+      <w:pPr>
+        <w:spacing w:line="336" w:lineRule="auto" w:after="180"/>
+      </w:pPr>
+      <w:r>
+        <w:rPr>
+          <w:b w:val="0"/>
+        </w:rPr>
+        <w:t xml:space="preserve">Point to the pair that tests pattern, then explain why the sticker is a bad early </w:t>
+      </w:r>
+      <w:r>
+        <w:rPr>
+          <w:b/>
+        </w:rPr>
+        <w:t>input</w:t>
+      </w:r>
+      <w:r>
+        <w:rPr>
+          <w:b w:val="0"/>
+        </w:rPr>
+        <w:t>.</w:t>
       </w:r>
     </w:p>
     <w:p>
@@ -1324,13 +1972,58 @@
       </w:r>
     </w:p>
     <w:p>
-      <w:r>
-        <w:t>Support used: alone / hint / worked example. This record is practice evidence.</w:t>
-      </w:r>
-    </w:p>
-    <w:p>
-      <w:r>
-        <w:t>Project connection: Choose sorter features that exist at decision time and actually connect to the stated classroom requirement.</w:t>
+      <w:pPr>
+        <w:pStyle w:val="Heading3"/>
+      </w:pPr>
+      <w:r>
+        <w:t>Record the help used</w:t>
+      </w:r>
+    </w:p>
+    <w:p>
+      <w:pPr>
+        <w:spacing w:line="336" w:lineRule="auto" w:after="180"/>
+        <w:shd w:fill="F1F6F8"/>
+      </w:pPr>
+      <w:r>
+        <w:rPr>
+          <w:b w:val="0"/>
+        </w:rPr>
+        <w:t xml:space="preserve">Support used: alone / hint / worked example. This record is practice </w:t>
+      </w:r>
+      <w:r>
+        <w:rPr>
+          <w:b/>
+        </w:rPr>
+        <w:t>evidence</w:t>
+      </w:r>
+      <w:r>
+        <w:rPr>
+          <w:b w:val="0"/>
+        </w:rPr>
+        <w:t>.</w:t>
+      </w:r>
+    </w:p>
+    <w:p>
+      <w:pPr>
+        <w:spacing w:line="336" w:lineRule="auto" w:after="180"/>
+      </w:pPr>
+      <w:r>
+        <w:rPr>
+          <w:b w:val="0"/>
+        </w:rPr>
+        <w:t xml:space="preserve">Project connection: Choose sorter </w:t>
+      </w:r>
+      <w:r>
+        <w:rPr>
+          <w:b/>
+        </w:rPr>
+        <w:t>feature</w:t>
+      </w:r>
+      <w:r>
+        <w:rPr>
+          <w:b w:val="0"/>
+        </w:rPr>
+        <w:t>s that exist at decision time and actually connect to the stated classroom requirement.</w:t>
       </w:r>
     </w:p>
     <w:p>
@@ -1343,17 +2036,76 @@
     </w:p>
     <w:p>
       <w:r>
+        <w:t>Keep this week’s input, deciding step, result and limit together in the Helpful Classroom Sorter record.</w:t>
+      </w:r>
+    </w:p>
+    <w:p>
+      <w:pPr>
+        <w:spacing w:line="336" w:lineRule="auto" w:after="180"/>
+      </w:pPr>
+      <w:r>
+        <w:rPr>
+          <w:b w:val="0"/>
+        </w:rPr>
         <w:t>Project: Helpful Classroom Sorter</w:t>
       </w:r>
     </w:p>
     <w:p>
-      <w:r>
-        <w:t>Current milestone: Make a transparent first version. Keep a trace of how one input becomes an output; explain the rule or learned component.</w:t>
-      </w:r>
-    </w:p>
-    <w:p>
-      <w:r>
-        <w:t>Choose sorter features that exist at decision time and actually connect to the stated classroom requirement.</w:t>
+      <w:pPr>
+        <w:spacing w:line="336" w:lineRule="auto" w:after="180"/>
+      </w:pPr>
+      <w:r>
+        <w:rPr>
+          <w:b w:val="0"/>
+        </w:rPr>
+        <w:t xml:space="preserve">Current milestone: Make a transparent first version. Keep a trace of how one </w:t>
+      </w:r>
+      <w:r>
+        <w:rPr>
+          <w:b/>
+        </w:rPr>
+        <w:t>input</w:t>
+      </w:r>
+      <w:r>
+        <w:rPr>
+          <w:b w:val="0"/>
+        </w:rPr>
+        <w:t xml:space="preserve"> becomes an </w:t>
+      </w:r>
+      <w:r>
+        <w:rPr>
+          <w:b/>
+        </w:rPr>
+        <w:t>output</w:t>
+      </w:r>
+      <w:r>
+        <w:rPr>
+          <w:b w:val="0"/>
+        </w:rPr>
+        <w:t>; explain the rule or learned component.</w:t>
+      </w:r>
+    </w:p>
+    <w:p>
+      <w:pPr>
+        <w:spacing w:line="336" w:lineRule="auto" w:after="180"/>
+      </w:pPr>
+      <w:r>
+        <w:rPr>
+          <w:b w:val="0"/>
+        </w:rPr>
+        <w:t xml:space="preserve">Choose sorter </w:t>
+      </w:r>
+      <w:r>
+        <w:rPr>
+          <w:b/>
+        </w:rPr>
+        <w:t>feature</w:t>
+      </w:r>
+      <w:r>
+        <w:rPr>
+          <w:b w:val="0"/>
+        </w:rPr>
+        <w:t>s that exist at decision time and actually connect to the stated classroom requirement.</w:t>
       </w:r>
     </w:p>
     <w:tbl>
@@ -1515,11 +2267,28 @@
     </w:p>
     <w:p>
       <w:r>
+        <w:t>Try the supported questions before comparing with hints and feedback. Record what you repaired and the evidence you retained.</w:t>
+      </w:r>
+    </w:p>
+    <w:p>
+      <w:pPr>
+        <w:spacing w:line="336" w:lineRule="auto" w:after="180"/>
+      </w:pPr>
+      <w:r>
+        <w:rPr>
+          <w:b w:val="0"/>
+        </w:rPr>
         <w:t>Use this supported practice once, in the browser or on paper. Keep the reserved independent assessment for a separate first attempt before teacher feedback.</w:t>
       </w:r>
     </w:p>
     <w:p>
-      <w:r>
+      <w:pPr>
+        <w:spacing w:line="336" w:lineRule="auto" w:after="180"/>
+      </w:pPr>
+      <w:r>
+        <w:rPr>
+          <w:b w:val="0"/>
+        </w:rPr>
         <w:t>A fictional shelf accepts a craft box only if width is at most 6 cm and height at most 4 cm.</w:t>
       </w:r>
     </w:p>
@@ -1532,27 +2301,73 @@
       </w:r>
     </w:p>
     <w:p>
-      <w:r>
-        <w:t>Which labelled step matches this detail? The later sticker cannot be an input available before checking.</w:t>
-      </w:r>
-    </w:p>
-    <w:p>
-      <w:r>
+      <w:pPr>
+        <w:spacing w:line="336" w:lineRule="auto" w:after="180"/>
+      </w:pPr>
+      <w:r>
+        <w:rPr>
+          <w:b w:val="0"/>
+        </w:rPr>
+        <w:t xml:space="preserve">Which labelled step matches this detail? The later sticker cannot be an </w:t>
+      </w:r>
+      <w:r>
+        <w:rPr>
+          <w:b/>
+        </w:rPr>
+        <w:t>input</w:t>
+      </w:r>
+      <w:r>
+        <w:rPr>
+          <w:b w:val="0"/>
+        </w:rPr>
+        <w:t xml:space="preserve"> available before checking.</w:t>
+      </w:r>
+    </w:p>
+    <w:p>
+      <w:pPr>
+        <w:spacing w:line="336" w:lineRule="auto" w:after="180"/>
+        <w:shd w:fill="F4F9FC"/>
+      </w:pPr>
+      <w:r>
+        <w:rPr>
+          <w:b w:val="0"/>
+        </w:rPr>
         <w:t>1. Apply both limits</w:t>
       </w:r>
     </w:p>
     <w:p>
-      <w:r>
+      <w:pPr>
+        <w:spacing w:line="336" w:lineRule="auto" w:after="180"/>
+        <w:shd w:fill="F4F9FC"/>
+      </w:pPr>
+      <w:r>
+        <w:rPr>
+          <w:b w:val="0"/>
+        </w:rPr>
         <w:t>2. Reject a shortcut</w:t>
       </w:r>
     </w:p>
     <w:p>
-      <w:r>
+      <w:pPr>
+        <w:spacing w:line="336" w:lineRule="auto" w:after="180"/>
+        <w:shd w:fill="F4F9FC"/>
+      </w:pPr>
+      <w:r>
+        <w:rPr>
+          <w:b w:val="0"/>
+        </w:rPr>
         <w:t>3. Height check</w:t>
       </w:r>
     </w:p>
     <w:p>
-      <w:r>
+      <w:pPr>
+        <w:spacing w:line="336" w:lineRule="auto" w:after="180"/>
+        <w:shd w:fill="F4F9FC"/>
+      </w:pPr>
+      <w:r>
+        <w:rPr>
+          <w:b w:val="0"/>
+        </w:rPr>
         <w:t>4. Width check</w:t>
       </w:r>
     </w:p>
@@ -1590,40 +2405,166 @@
       </w:r>
     </w:p>
     <w:p>
-      <w:r>
+      <w:pPr>
+        <w:pStyle w:val="Heading3"/>
+      </w:pPr>
+      <w:r>
+        <w:t>Hint · try first</w:t>
+      </w:r>
+    </w:p>
+    <w:p>
+      <w:pPr>
+        <w:spacing w:line="336" w:lineRule="auto" w:after="180"/>
+        <w:shd w:fill="F1F6F8"/>
+      </w:pPr>
+      <w:r>
+        <w:rPr>
+          <w:b w:val="0"/>
+        </w:rPr>
         <w:t>Hint if needed: Read the steps in the pictorial case. Match the supplied detail to the stage that performs or records it.</w:t>
       </w:r>
     </w:p>
     <w:p>
-      <w:r>
-        <w:t>After your attempt, compare with the supported explanation: Reject a shortcut The later sticker cannot be an input available before checking. Comparing P with Q isolates width; comparing P with R isolates height. Comparing P with S changes pattern while both remain accepted. Under this declared policy, pattern is not a deciding feature. A later acceptance sticker leaks the very answer the system should produce.</w:t>
-      </w:r>
-    </w:p>
-    <w:p>
       <w:pPr>
         <w:pStyle w:val="Heading3"/>
       </w:pPr>
       <w:r>
+        <w:t>Feedback · compare after trying</w:t>
+      </w:r>
+    </w:p>
+    <w:p>
+      <w:pPr>
+        <w:spacing w:line="336" w:lineRule="auto" w:after="180"/>
+        <w:shd w:fill="F1F6FC"/>
+      </w:pPr>
+      <w:r>
+        <w:rPr>
+          <w:b w:val="0"/>
+        </w:rPr>
+        <w:t xml:space="preserve">After your attempt, compare with the supported explanation: Reject a shortcut The later sticker cannot be an </w:t>
+      </w:r>
+      <w:r>
+        <w:rPr>
+          <w:b/>
+        </w:rPr>
+        <w:t>input</w:t>
+      </w:r>
+      <w:r>
+        <w:rPr>
+          <w:b w:val="0"/>
+        </w:rPr>
+        <w:t xml:space="preserve"> available before checking. Comparing P with Q isolates width; comparing P with R isolates height.</w:t>
+      </w:r>
+    </w:p>
+    <w:p>
+      <w:pPr>
+        <w:spacing w:line="336" w:lineRule="auto" w:after="180"/>
+        <w:shd w:fill="F1F6FC"/>
+      </w:pPr>
+      <w:r>
+        <w:rPr>
+          <w:b w:val="0"/>
+        </w:rPr>
+        <w:t xml:space="preserve">Comparing P with S changes pattern while both remain accepted. Under this declared policy, pattern is not a deciding </w:t>
+      </w:r>
+      <w:r>
+        <w:rPr>
+          <w:b/>
+        </w:rPr>
+        <w:t>feature</w:t>
+      </w:r>
+      <w:r>
+        <w:rPr>
+          <w:b w:val="0"/>
+        </w:rPr>
+        <w:t>. A later acceptance sticker leaks the very answer the system should produce.</w:t>
+      </w:r>
+    </w:p>
+    <w:p>
+      <w:pPr>
+        <w:pStyle w:val="Heading3"/>
+      </w:pPr>
+      <w:r>
         <w:t>Practice 2: explain the deciding evidence</w:t>
       </w:r>
     </w:p>
     <w:p>
-      <w:r>
+      <w:pPr>
+        <w:pStyle w:val="Heading3"/>
+      </w:pPr>
+      <w:r>
+        <w:t>Changed case · predict first</w:t>
+      </w:r>
+    </w:p>
+    <w:p>
+      <w:pPr>
+        <w:spacing w:line="336" w:lineRule="auto" w:after="180"/>
+        <w:shd w:fill="F5F1FB"/>
+      </w:pPr>
+      <w:r>
+        <w:rPr>
+          <w:b w:val="0"/>
+        </w:rPr>
         <w:t>Changed-case practice: Change Q’s width to 6 without changing its height. Which conclusion is supported by the supplied facts?</w:t>
       </w:r>
     </w:p>
     <w:p>
-      <w:r>
-        <w:t>1. We can decide the result without examining the changed input or the procedure.</w:t>
-      </w:r>
-    </w:p>
-    <w:p>
-      <w:r>
-        <w:t>2. This one example guarantees correct results for every future input.</w:t>
-      </w:r>
-    </w:p>
-    <w:p>
-      <w:r>
+      <w:pPr>
+        <w:spacing w:line="336" w:lineRule="auto" w:after="180"/>
+        <w:shd w:fill="F4F9FC"/>
+      </w:pPr>
+      <w:r>
+        <w:rPr>
+          <w:b w:val="0"/>
+        </w:rPr>
+        <w:t xml:space="preserve">1. We can decide the result without examining the changed </w:t>
+      </w:r>
+      <w:r>
+        <w:rPr>
+          <w:b/>
+        </w:rPr>
+        <w:t>input</w:t>
+      </w:r>
+      <w:r>
+        <w:rPr>
+          <w:b w:val="0"/>
+        </w:rPr>
+        <w:t xml:space="preserve"> or the procedure.</w:t>
+      </w:r>
+    </w:p>
+    <w:p>
+      <w:pPr>
+        <w:spacing w:line="336" w:lineRule="auto" w:after="180"/>
+        <w:shd w:fill="F4F9FC"/>
+      </w:pPr>
+      <w:r>
+        <w:rPr>
+          <w:b w:val="0"/>
+        </w:rPr>
+        <w:t xml:space="preserve">2. This one example guarantees correct results for every future </w:t>
+      </w:r>
+      <w:r>
+        <w:rPr>
+          <w:b/>
+        </w:rPr>
+        <w:t>input</w:t>
+      </w:r>
+      <w:r>
+        <w:rPr>
+          <w:b w:val="0"/>
+        </w:rPr>
+        <w:t>.</w:t>
+      </w:r>
+    </w:p>
+    <w:p>
+      <w:pPr>
+        <w:spacing w:line="336" w:lineRule="auto" w:after="180"/>
+        <w:shd w:fill="F4F9FC"/>
+      </w:pPr>
+      <w:r>
+        <w:rPr>
+          <w:b w:val="0"/>
+        </w:rPr>
         <w:t>3. Q fits the shelf.</w:t>
       </w:r>
     </w:p>
@@ -1661,12 +2602,42 @@
       </w:r>
     </w:p>
     <w:p>
-      <w:r>
+      <w:pPr>
+        <w:pStyle w:val="Heading3"/>
+      </w:pPr>
+      <w:r>
+        <w:t>Hint · try first</w:t>
+      </w:r>
+    </w:p>
+    <w:p>
+      <w:pPr>
+        <w:spacing w:line="336" w:lineRule="auto" w:after="180"/>
+        <w:shd w:fill="F1F6F8"/>
+      </w:pPr>
+      <w:r>
+        <w:rPr>
+          <w:b w:val="0"/>
+        </w:rPr>
         <w:t>Hint if needed: Use the changed condition and the deciding step in the pictorial trace. The answer must say what follows from those facts.</w:t>
       </w:r>
     </w:p>
     <w:p>
-      <w:r>
+      <w:pPr>
+        <w:pStyle w:val="Heading3"/>
+      </w:pPr>
+      <w:r>
+        <w:t>Feedback · compare after trying</w:t>
+      </w:r>
+    </w:p>
+    <w:p>
+      <w:pPr>
+        <w:spacing w:line="336" w:lineRule="auto" w:after="180"/>
+        <w:shd w:fill="F1F6FC"/>
+      </w:pPr>
+      <w:r>
+        <w:rPr>
+          <w:b w:val="0"/>
+        </w:rPr>
         <w:t>After your attempt, compare with the supported explanation: Q fits the shelf. Both dimensions now meet their including equality limits; stripe pattern does not change the rule.</w:t>
       </w:r>
     </w:p>
@@ -1679,18 +2650,117 @@
       </w:r>
     </w:p>
     <w:p>
-      <w:r>
-        <w:t>Review Categories and Labels (ai-1/7). Goal: Apply a category definition using explicit evidence and boundary rules. Short practice: Explain why B originally was revise rather than review, then label its changed version.. Return to this week and explain what you changed.</w:t>
-      </w:r>
-    </w:p>
-    <w:p>
-      <w:r>
-        <w:t>Review Pictures Become Numbers (ai-1/5). Goal: Encode and reconstruct a small image using an explicit grid convention. Short practice: Find a position where the original badges differ, then read the changed A back as a picture.. Return to this week and explain what you changed.</w:t>
-      </w:r>
-    </w:p>
-    <w:p>
-      <w:r>
-        <w:t>Review Input, Process, Output (ai-1/2). Goal: Trace information through a system without confusing information with a physical action. Short practice: Use the richer record to find blue pencils in Box B. Explain why total alone was insufficient.. Return to this week and explain what you changed.</w:t>
+      <w:pPr>
+        <w:spacing w:line="336" w:lineRule="auto" w:after="180"/>
+      </w:pPr>
+      <w:r>
+        <w:rPr>
+          <w:b w:val="0"/>
+        </w:rPr>
+        <w:t xml:space="preserve">Review Categories and Labels (ai-1/7). Goal: Apply a category definition using explicit </w:t>
+      </w:r>
+      <w:r>
+        <w:rPr>
+          <w:b/>
+        </w:rPr>
+        <w:t>evidence</w:t>
+      </w:r>
+      <w:r>
+        <w:rPr>
+          <w:b w:val="0"/>
+        </w:rPr>
+        <w:t xml:space="preserve"> and boundary rules. Short practice: Explain why B originally was revise rather than review, then label its changed version..</w:t>
+      </w:r>
+    </w:p>
+    <w:p>
+      <w:pPr>
+        <w:spacing w:line="336" w:lineRule="auto" w:after="180"/>
+      </w:pPr>
+      <w:r>
+        <w:rPr>
+          <w:b w:val="0"/>
+        </w:rPr>
+        <w:t>Return to this week and explain what you changed.</w:t>
+      </w:r>
+    </w:p>
+    <w:p>
+      <w:pPr>
+        <w:spacing w:line="336" w:lineRule="auto" w:after="180"/>
+      </w:pPr>
+      <w:r>
+        <w:rPr>
+          <w:b w:val="0"/>
+        </w:rPr>
+        <w:t>Review Pictures Become Numbers (ai-1/5). Goal: Encode and reconstruct a small image using an explicit grid convention.</w:t>
+      </w:r>
+    </w:p>
+    <w:p>
+      <w:pPr>
+        <w:spacing w:line="336" w:lineRule="auto" w:after="180"/>
+      </w:pPr>
+      <w:r>
+        <w:rPr>
+          <w:b w:val="0"/>
+        </w:rPr>
+        <w:t>Short practice: Find a position where the original badges differ, then read the changed A back as a picture.. Return to this week and explain what you changed.</w:t>
+      </w:r>
+    </w:p>
+    <w:p>
+      <w:pPr>
+        <w:spacing w:line="336" w:lineRule="auto" w:after="180"/>
+      </w:pPr>
+      <w:r>
+        <w:rPr>
+          <w:b w:val="0"/>
+        </w:rPr>
+        <w:t xml:space="preserve">Review </w:t>
+      </w:r>
+      <w:r>
+        <w:rPr>
+          <w:b/>
+        </w:rPr>
+        <w:t>Input</w:t>
+      </w:r>
+      <w:r>
+        <w:rPr>
+          <w:b w:val="0"/>
+        </w:rPr>
+        <w:t xml:space="preserve">, </w:t>
+      </w:r>
+      <w:r>
+        <w:rPr>
+          <w:b/>
+        </w:rPr>
+        <w:t>Process</w:t>
+      </w:r>
+      <w:r>
+        <w:rPr>
+          <w:b w:val="0"/>
+        </w:rPr>
+        <w:t xml:space="preserve">, </w:t>
+      </w:r>
+      <w:r>
+        <w:rPr>
+          <w:b/>
+        </w:rPr>
+        <w:t>Output</w:t>
+      </w:r>
+      <w:r>
+        <w:rPr>
+          <w:b w:val="0"/>
+        </w:rPr>
+        <w:t xml:space="preserve"> (ai-1/2). Goal: Trace information through a system without confusing information with a physical action. Short practice: Use the richer record to find blue pencils in Box B.</w:t>
+      </w:r>
+    </w:p>
+    <w:p>
+      <w:pPr>
+        <w:spacing w:line="336" w:lineRule="auto" w:after="180"/>
+      </w:pPr>
+      <w:r>
+        <w:rPr>
+          <w:b w:val="0"/>
+        </w:rPr>
+        <w:t>Explain why total alone was insufficient.. Return to this week and explain what you changed.</w:t>
       </w:r>
     </w:p>
     <w:p>
@@ -1702,8 +2772,37 @@
       </w:r>
     </w:p>
     <w:p>
-      <w:r>
-        <w:t>Use Download completed work in the hosted lesson to export your answers, reflections, practice feedback and code-run evidence. Open the HTML copy to read or print it. Drafts stay in this browser when storage is available; clear drafts on a shared device.</w:t>
+      <w:pPr>
+        <w:spacing w:line="336" w:lineRule="auto" w:after="180"/>
+      </w:pPr>
+      <w:r>
+        <w:rPr>
+          <w:b w:val="0"/>
+        </w:rPr>
+        <w:t xml:space="preserve">Use Download completed work in the hosted lesson to export your answers, reflections, practice feedback and code-run </w:t>
+      </w:r>
+      <w:r>
+        <w:rPr>
+          <w:b/>
+        </w:rPr>
+        <w:t>evidence</w:t>
+      </w:r>
+      <w:r>
+        <w:rPr>
+          <w:b w:val="0"/>
+        </w:rPr>
+        <w:t>. Open the HTML copy to read or print it.</w:t>
+      </w:r>
+    </w:p>
+    <w:p>
+      <w:pPr>
+        <w:spacing w:line="336" w:lineRule="auto" w:after="180"/>
+      </w:pPr>
+      <w:r>
+        <w:rPr>
+          <w:b w:val="0"/>
+        </w:rPr>
+        <w:t>Drafts stay in this browser when storage is available; clear drafts on a shared device.</w:t>
       </w:r>
     </w:p>
     <w:p>
@@ -1717,6 +2816,740 @@
     <w:p>
       <w:r>
         <w:t>________________________________________________________________</w:t>
+      </w:r>
+    </w:p>
+    <w:p>
+      <w:r>
+        <w:t>________________________________________________________________</w:t>
+      </w:r>
+    </w:p>
+    <w:p>
+      <w:r>
+        <w:t>________________________________________________________________</w:t>
+      </w:r>
+    </w:p>
+    <w:p>
+      <w:r>
+        <w:t>________________________________________________________________</w:t>
+      </w:r>
+    </w:p>
+    <w:p>
+      <w:r>
+        <w:t>________________________________________________________________</w:t>
+      </w:r>
+    </w:p>
+    <w:p>
+      <w:pPr>
+        <w:pStyle w:val="Heading1"/>
+      </w:pPr>
+      <w:r>
+        <w:t>21. Visual concept journey</w:t>
+      </w:r>
+    </w:p>
+    <w:p>
+      <w:r>
+        <w:t>Explain each Features: Useful Clues picture from its labels, then record a relevant limit.</w:t>
+      </w:r>
+    </w:p>
+    <w:p>
+      <w:pPr>
+        <w:pStyle w:val="Heading3"/>
+      </w:pPr>
+      <w:r>
+        <w:t>01. Features: Useful Clues: the case</w:t>
+      </w:r>
+    </w:p>
+    <w:p>
+      <w:r>
+        <w:drawing>
+          <wp:inline xmlns:a="http://schemas.openxmlformats.org/drawingml/2006/main" xmlns:pic="http://schemas.openxmlformats.org/drawingml/2006/picture">
+            <wp:extent cx="5486400" cy="2834640"/>
+            <wp:docPr id="3" name="Picture 3" descr="A fictional shelf accepts a craft box only if width is at most 6 cm and height at most 4 cm. Supplied facts: Boxes P=(6,4,stripes), Q=(7,4,stripes), R=(6,5,dots), S=(6,4,dots). A green acceptance sticker is attached only after the shelf check."/>
+            <wp:cNvGraphicFramePr>
+              <a:graphicFrameLocks noChangeAspect="1"/>
+            </wp:cNvGraphicFramePr>
+            <a:graphic>
+              <a:graphicData uri="http://schemas.openxmlformats.org/drawingml/2006/picture">
+                <pic:pic>
+                  <pic:nvPicPr>
+                    <pic:cNvPr id="0" name="academy-story-ai-1-8-01.png"/>
+                    <pic:cNvPicPr/>
+                  </pic:nvPicPr>
+                  <pic:blipFill>
+                    <a:blip r:embed="rId11"/>
+                    <a:stretch>
+                      <a:fillRect/>
+                    </a:stretch>
+                  </pic:blipFill>
+                  <pic:spPr>
+                    <a:xfrm>
+                      <a:off x="0" y="0"/>
+                      <a:ext cx="5486400" cy="2834640"/>
+                    </a:xfrm>
+                    <a:prstGeom prst="rect"/>
+                  </pic:spPr>
+                </pic:pic>
+              </a:graphicData>
+            </a:graphic>
+          </wp:inline>
+        </w:drawing>
+      </w:r>
+    </w:p>
+    <w:p>
+      <w:pPr>
+        <w:spacing w:line="336" w:lineRule="auto" w:after="180"/>
+      </w:pPr>
+      <w:r>
+        <w:rPr>
+          <w:b w:val="0"/>
+        </w:rPr>
+        <w:t>A fictional shelf accepts a craft box only if width is at most 6 cm and height at most 4 cm. Supplied facts: Boxes P=(6,4,stripes), Q=(7,4,stripes), R=(6,5,dots), S=(6,4,dots).</w:t>
+      </w:r>
+    </w:p>
+    <w:p>
+      <w:pPr>
+        <w:spacing w:line="336" w:lineRule="auto" w:after="180"/>
+      </w:pPr>
+      <w:r>
+        <w:rPr>
+          <w:b w:val="0"/>
+        </w:rPr>
+        <w:t>A green acceptance sticker is attached only after the shelf check.</w:t>
+      </w:r>
+    </w:p>
+    <w:p>
+      <w:pPr>
+        <w:spacing w:line="336" w:lineRule="auto" w:after="180"/>
+        <w:shd w:fill="F5F1FB"/>
+      </w:pPr>
+      <w:r>
+        <w:rPr>
+          <w:b w:val="0"/>
+        </w:rPr>
+        <w:t>Point to the given fact that matters most. Explain why it matters.</w:t>
+      </w:r>
+    </w:p>
+    <w:p>
+      <w:pPr>
+        <w:pStyle w:val="Heading3"/>
+      </w:pPr>
+      <w:r>
+        <w:t>My picture explanation, deciding evidence and one limit</w:t>
+      </w:r>
+    </w:p>
+    <w:p>
+      <w:r>
+        <w:t>________________________________________________________________</w:t>
+      </w:r>
+    </w:p>
+    <w:p>
+      <w:r>
+        <w:t>________________________________________________________________</w:t>
+      </w:r>
+    </w:p>
+    <w:p>
+      <w:r>
+        <w:t>________________________________________________________________</w:t>
+      </w:r>
+    </w:p>
+    <w:p>
+      <w:r>
+        <w:t>________________________________________________________________</w:t>
+      </w:r>
+    </w:p>
+    <w:p>
+      <w:pPr>
+        <w:pStyle w:val="Heading3"/>
+      </w:pPr>
+      <w:r>
+        <w:t>02. Follow the deciding steps</w:t>
+      </w:r>
+    </w:p>
+    <w:p>
+      <w:r>
+        <w:drawing>
+          <wp:inline xmlns:a="http://schemas.openxmlformats.org/drawingml/2006/main" xmlns:pic="http://schemas.openxmlformats.org/drawingml/2006/picture">
+            <wp:extent cx="5486400" cy="4005072"/>
+            <wp:docPr id="4" name="Picture 4" descr="Width check: P,Q,R,S have widths 6,7,6,6. → Height check: Their heights are 4,4,5,4. → Apply both limits: P and S fit; Q fails width; R fails height. → Reject a shortcut: The later sticker cannot be an input available before checking."/>
+            <wp:cNvGraphicFramePr>
+              <a:graphicFrameLocks noChangeAspect="1"/>
+            </wp:cNvGraphicFramePr>
+            <a:graphic>
+              <a:graphicData uri="http://schemas.openxmlformats.org/drawingml/2006/picture">
+                <pic:pic>
+                  <pic:nvPicPr>
+                    <pic:cNvPr id="0" name="academy-story-ai-1-8-02.png"/>
+                    <pic:cNvPicPr/>
+                  </pic:nvPicPr>
+                  <pic:blipFill>
+                    <a:blip r:embed="rId12"/>
+                    <a:stretch>
+                      <a:fillRect/>
+                    </a:stretch>
+                  </pic:blipFill>
+                  <pic:spPr>
+                    <a:xfrm>
+                      <a:off x="0" y="0"/>
+                      <a:ext cx="5486400" cy="4005072"/>
+                    </a:xfrm>
+                    <a:prstGeom prst="rect"/>
+                  </pic:spPr>
+                </pic:pic>
+              </a:graphicData>
+            </a:graphic>
+          </wp:inline>
+        </w:drawing>
+      </w:r>
+    </w:p>
+    <w:p>
+      <w:pPr>
+        <w:spacing w:line="336" w:lineRule="auto" w:after="180"/>
+      </w:pPr>
+      <w:r>
+        <w:rPr>
+          <w:b w:val="0"/>
+        </w:rPr>
+        <w:t xml:space="preserve">Width check: P,Q,R,S have widths 6,7,6,6. → Height check: Their heights are 4,4,5,4. → Apply both limits: P and S fit; Q fails width; R fails height. → Reject a shortcut: The later sticker cannot be an </w:t>
+      </w:r>
+      <w:r>
+        <w:rPr>
+          <w:b/>
+        </w:rPr>
+        <w:t>input</w:t>
+      </w:r>
+      <w:r>
+        <w:rPr>
+          <w:b w:val="0"/>
+        </w:rPr>
+        <w:t xml:space="preserve"> available before checking.</w:t>
+      </w:r>
+    </w:p>
+    <w:p>
+      <w:pPr>
+        <w:spacing w:line="336" w:lineRule="auto" w:after="180"/>
+        <w:shd w:fill="F5F1FB"/>
+      </w:pPr>
+      <w:r>
+        <w:rPr>
+          <w:b w:val="0"/>
+        </w:rPr>
+        <w:t xml:space="preserve">Point to each numbered stage and explain which recorded </w:t>
+      </w:r>
+      <w:r>
+        <w:rPr>
+          <w:b/>
+        </w:rPr>
+        <w:t>input</w:t>
+      </w:r>
+      <w:r>
+        <w:rPr>
+          <w:b w:val="0"/>
+        </w:rPr>
+        <w:t xml:space="preserve"> it uses.</w:t>
+      </w:r>
+    </w:p>
+    <w:p>
+      <w:pPr>
+        <w:pStyle w:val="Heading3"/>
+      </w:pPr>
+      <w:r>
+        <w:t>My picture explanation, deciding evidence and one limit</w:t>
+      </w:r>
+    </w:p>
+    <w:p>
+      <w:r>
+        <w:t>________________________________________________________________</w:t>
+      </w:r>
+    </w:p>
+    <w:p>
+      <w:r>
+        <w:t>________________________________________________________________</w:t>
+      </w:r>
+    </w:p>
+    <w:p>
+      <w:r>
+        <w:t>________________________________________________________________</w:t>
+      </w:r>
+    </w:p>
+    <w:p>
+      <w:r>
+        <w:t>________________________________________________________________</w:t>
+      </w:r>
+    </w:p>
+    <w:p>
+      <w:pPr>
+        <w:pStyle w:val="Heading3"/>
+      </w:pPr>
+      <w:r>
+        <w:t>03. Dimensions determine shelf acceptance</w:t>
+      </w:r>
+    </w:p>
+    <w:p>
+      <w:r>
+        <w:drawing>
+          <wp:inline xmlns:a="http://schemas.openxmlformats.org/drawingml/2006/main" xmlns:pic="http://schemas.openxmlformats.org/drawingml/2006/picture">
+            <wp:extent cx="5486400" cy="3938016"/>
+            <wp:docPr id="5" name="Picture 5" descr="Dimensions determine shelf acceptance. P stripes: Width cm = 6, Height cm = 4, Outcome = fits. Q stripes: Width cm = 7, Height cm = 4, Outcome = width fails. R dots: Width cm = 6, Height cm = 5, Outcome = height fails. S dots: Width cm = 6, Height cm = 4, Outcome = fits."/>
+            <wp:cNvGraphicFramePr>
+              <a:graphicFrameLocks noChangeAspect="1"/>
+            </wp:cNvGraphicFramePr>
+            <a:graphic>
+              <a:graphicData uri="http://schemas.openxmlformats.org/drawingml/2006/picture">
+                <pic:pic>
+                  <pic:nvPicPr>
+                    <pic:cNvPr id="0" name="academy-story-ai-1-8-03.png"/>
+                    <pic:cNvPicPr/>
+                  </pic:nvPicPr>
+                  <pic:blipFill>
+                    <a:blip r:embed="rId13"/>
+                    <a:stretch>
+                      <a:fillRect/>
+                    </a:stretch>
+                  </pic:blipFill>
+                  <pic:spPr>
+                    <a:xfrm>
+                      <a:off x="0" y="0"/>
+                      <a:ext cx="5486400" cy="3938016"/>
+                    </a:xfrm>
+                    <a:prstGeom prst="rect"/>
+                  </pic:spPr>
+                </pic:pic>
+              </a:graphicData>
+            </a:graphic>
+          </wp:inline>
+        </w:drawing>
+      </w:r>
+    </w:p>
+    <w:p>
+      <w:pPr>
+        <w:spacing w:line="336" w:lineRule="auto" w:after="180"/>
+      </w:pPr>
+      <w:r>
+        <w:rPr>
+          <w:b w:val="0"/>
+        </w:rPr>
+        <w:t>Dimensions determine shelf acceptance. P stripes: Width cm = 6, Height cm = 4, Outcome = fits. Q stripes: Width cm = 7, Height cm = 4, Outcome = width fails. R dots: Width cm = 6, Height cm = 5, Outcome = height fails.</w:t>
+      </w:r>
+    </w:p>
+    <w:p>
+      <w:pPr>
+        <w:spacing w:line="336" w:lineRule="auto" w:after="180"/>
+      </w:pPr>
+      <w:r>
+        <w:rPr>
+          <w:b w:val="0"/>
+        </w:rPr>
+        <w:t>S dots: Width cm = 6, Height cm = 4, Outcome = fits.</w:t>
+      </w:r>
+    </w:p>
+    <w:p>
+      <w:pPr>
+        <w:spacing w:line="336" w:lineRule="auto" w:after="180"/>
+        <w:shd w:fill="F5F1FB"/>
+      </w:pPr>
+      <w:r>
+        <w:rPr>
+          <w:b w:val="0"/>
+        </w:rPr>
+        <w:t>Read the labels and values. Explain the relationship the model shows.</w:t>
+      </w:r>
+    </w:p>
+    <w:p>
+      <w:pPr>
+        <w:pStyle w:val="Heading3"/>
+      </w:pPr>
+      <w:r>
+        <w:t>My picture explanation, deciding evidence and one limit</w:t>
+      </w:r>
+    </w:p>
+    <w:p>
+      <w:r>
+        <w:t>________________________________________________________________</w:t>
+      </w:r>
+    </w:p>
+    <w:p>
+      <w:r>
+        <w:t>________________________________________________________________</w:t>
+      </w:r>
+    </w:p>
+    <w:p>
+      <w:r>
+        <w:t>________________________________________________________________</w:t>
+      </w:r>
+    </w:p>
+    <w:p>
+      <w:r>
+        <w:t>________________________________________________________________</w:t>
+      </w:r>
+    </w:p>
+    <w:p>
+      <w:pPr>
+        <w:pStyle w:val="Heading3"/>
+      </w:pPr>
+      <w:r>
+        <w:t>04. Change one thing. Trace what follows.</w:t>
+      </w:r>
+    </w:p>
+    <w:p>
+      <w:r>
+        <w:drawing>
+          <wp:inline xmlns:a="http://schemas.openxmlformats.org/drawingml/2006/main" xmlns:pic="http://schemas.openxmlformats.org/drawingml/2006/picture">
+            <wp:extent cx="5486400" cy="3179064"/>
+            <wp:docPr id="6" name="Picture 6" descr="Original case: The later sticker cannot be an input available before checking. Changed condition: Change Q’s width to 6 without changing its height. Expected result: Q fits the shelf. Reason: Both dimensions now meet their including equality limits; stripe pattern does not change the rule."/>
+            <wp:cNvGraphicFramePr>
+              <a:graphicFrameLocks noChangeAspect="1"/>
+            </wp:cNvGraphicFramePr>
+            <a:graphic>
+              <a:graphicData uri="http://schemas.openxmlformats.org/drawingml/2006/picture">
+                <pic:pic>
+                  <pic:nvPicPr>
+                    <pic:cNvPr id="0" name="academy-story-ai-1-8-04.png"/>
+                    <pic:cNvPicPr/>
+                  </pic:nvPicPr>
+                  <pic:blipFill>
+                    <a:blip r:embed="rId14"/>
+                    <a:stretch>
+                      <a:fillRect/>
+                    </a:stretch>
+                  </pic:blipFill>
+                  <pic:spPr>
+                    <a:xfrm>
+                      <a:off x="0" y="0"/>
+                      <a:ext cx="5486400" cy="3179064"/>
+                    </a:xfrm>
+                    <a:prstGeom prst="rect"/>
+                  </pic:spPr>
+                </pic:pic>
+              </a:graphicData>
+            </a:graphic>
+          </wp:inline>
+        </w:drawing>
+      </w:r>
+    </w:p>
+    <w:p>
+      <w:pPr>
+        <w:spacing w:line="336" w:lineRule="auto" w:after="180"/>
+      </w:pPr>
+      <w:r>
+        <w:rPr>
+          <w:b w:val="0"/>
+        </w:rPr>
+        <w:t xml:space="preserve">Original case: The later sticker cannot be an </w:t>
+      </w:r>
+      <w:r>
+        <w:rPr>
+          <w:b/>
+        </w:rPr>
+        <w:t>input</w:t>
+      </w:r>
+      <w:r>
+        <w:rPr>
+          <w:b w:val="0"/>
+        </w:rPr>
+        <w:t xml:space="preserve"> available before checking. Changed condition: Change Q’s width to 6 without changing its height. Expected result: Q fits the shelf.</w:t>
+      </w:r>
+    </w:p>
+    <w:p>
+      <w:pPr>
+        <w:spacing w:line="336" w:lineRule="auto" w:after="180"/>
+      </w:pPr>
+      <w:r>
+        <w:rPr>
+          <w:b w:val="0"/>
+        </w:rPr>
+        <w:t>Reason: Both dimensions now meet their including equality limits; stripe pattern does not change the rule.</w:t>
+      </w:r>
+    </w:p>
+    <w:p>
+      <w:pPr>
+        <w:spacing w:line="336" w:lineRule="auto" w:after="180"/>
+        <w:shd w:fill="F5F1FB"/>
+      </w:pPr>
+      <w:r>
+        <w:rPr>
+          <w:b w:val="0"/>
+        </w:rPr>
+        <w:t>Predict before checking the worked changed-case result. Name what changed and what the supplied facts allow you to conclude.</w:t>
+      </w:r>
+    </w:p>
+    <w:p>
+      <w:pPr>
+        <w:pStyle w:val="Heading3"/>
+      </w:pPr>
+      <w:r>
+        <w:t>My picture explanation, deciding evidence and one limit</w:t>
+      </w:r>
+    </w:p>
+    <w:p>
+      <w:r>
+        <w:t>________________________________________________________________</w:t>
+      </w:r>
+    </w:p>
+    <w:p>
+      <w:r>
+        <w:t>________________________________________________________________</w:t>
+      </w:r>
+    </w:p>
+    <w:p>
+      <w:r>
+        <w:t>________________________________________________________________</w:t>
+      </w:r>
+    </w:p>
+    <w:p>
+      <w:r>
+        <w:t>________________________________________________________________</w:t>
+      </w:r>
+    </w:p>
+    <w:p>
+      <w:pPr>
+        <w:pStyle w:val="Heading3"/>
+      </w:pPr>
+      <w:r>
+        <w:t>05. Connect the explanation to its limit</w:t>
+      </w:r>
+    </w:p>
+    <w:p>
+      <w:r>
+        <w:drawing>
+          <wp:inline xmlns:a="http://schemas.openxmlformats.org/drawingml/2006/main" xmlns:pic="http://schemas.openxmlformats.org/drawingml/2006/picture">
+            <wp:extent cx="5486400" cy="2834640"/>
+            <wp:docPr id="7" name="Picture 7" descr="Comparing P with Q isolates width; comparing P with R isolates height. Comparing P with S changes pattern while both remain accepted. Under this declared policy, pattern is not a deciding feature. A later acceptance sticker leaks the very answer the system should produce. Limit: These comparisons establish the written shelf rule, not the importance of pattern for unrelated tasks."/>
+            <wp:cNvGraphicFramePr>
+              <a:graphicFrameLocks noChangeAspect="1"/>
+            </wp:cNvGraphicFramePr>
+            <a:graphic>
+              <a:graphicData uri="http://schemas.openxmlformats.org/drawingml/2006/picture">
+                <pic:pic>
+                  <pic:nvPicPr>
+                    <pic:cNvPr id="0" name="academy-story-ai-1-8-05.png"/>
+                    <pic:cNvPicPr/>
+                  </pic:nvPicPr>
+                  <pic:blipFill>
+                    <a:blip r:embed="rId15"/>
+                    <a:stretch>
+                      <a:fillRect/>
+                    </a:stretch>
+                  </pic:blipFill>
+                  <pic:spPr>
+                    <a:xfrm>
+                      <a:off x="0" y="0"/>
+                      <a:ext cx="5486400" cy="2834640"/>
+                    </a:xfrm>
+                    <a:prstGeom prst="rect"/>
+                  </pic:spPr>
+                </pic:pic>
+              </a:graphicData>
+            </a:graphic>
+          </wp:inline>
+        </w:drawing>
+      </w:r>
+    </w:p>
+    <w:p>
+      <w:pPr>
+        <w:spacing w:line="336" w:lineRule="auto" w:after="180"/>
+      </w:pPr>
+      <w:r>
+        <w:rPr>
+          <w:b w:val="0"/>
+        </w:rPr>
+        <w:t xml:space="preserve">Comparing P with Q isolates width; comparing P with R isolates height. Comparing P with S changes pattern while both remain accepted. Under this declared policy, pattern is not a deciding </w:t>
+      </w:r>
+      <w:r>
+        <w:rPr>
+          <w:b/>
+        </w:rPr>
+        <w:t>feature</w:t>
+      </w:r>
+      <w:r>
+        <w:rPr>
+          <w:b w:val="0"/>
+        </w:rPr>
+        <w:t>.</w:t>
+      </w:r>
+    </w:p>
+    <w:p>
+      <w:pPr>
+        <w:spacing w:line="336" w:lineRule="auto" w:after="180"/>
+      </w:pPr>
+      <w:r>
+        <w:rPr>
+          <w:b w:val="0"/>
+        </w:rPr>
+        <w:t>A later acceptance sticker leaks the very answer the system should produce. Limit: These comparisons establish the written shelf rule, not the importance of pattern for unrelated tasks.</w:t>
+      </w:r>
+    </w:p>
+    <w:p>
+      <w:pPr>
+        <w:spacing w:line="336" w:lineRule="auto" w:after="180"/>
+        <w:shd w:fill="F5F1FB"/>
+      </w:pPr>
+      <w:r>
+        <w:rPr>
+          <w:b w:val="0"/>
+        </w:rPr>
+        <w:t>Explain the case, then point to a limit on the claim.</w:t>
+      </w:r>
+    </w:p>
+    <w:p>
+      <w:pPr>
+        <w:pStyle w:val="Heading3"/>
+      </w:pPr>
+      <w:r>
+        <w:t>My picture explanation, deciding evidence and one limit</w:t>
+      </w:r>
+    </w:p>
+    <w:p>
+      <w:r>
+        <w:t>________________________________________________________________</w:t>
+      </w:r>
+    </w:p>
+    <w:p>
+      <w:r>
+        <w:t>________________________________________________________________</w:t>
+      </w:r>
+    </w:p>
+    <w:p>
+      <w:r>
+        <w:t>________________________________________________________________</w:t>
+      </w:r>
+    </w:p>
+    <w:p>
+      <w:r>
+        <w:t>________________________________________________________________</w:t>
+      </w:r>
+    </w:p>
+    <w:p>
+      <w:pPr>
+        <w:pStyle w:val="Heading3"/>
+      </w:pPr>
+      <w:r>
+        <w:t>06. Make the idea visible in your project</w:t>
+      </w:r>
+    </w:p>
+    <w:p>
+      <w:r>
+        <w:drawing>
+          <wp:inline xmlns:a="http://schemas.openxmlformats.org/drawingml/2006/main" xmlns:pic="http://schemas.openxmlformats.org/drawingml/2006/picture">
+            <wp:extent cx="5486400" cy="3380232"/>
+            <wp:docPr id="8" name="Picture 8" descr="Choose sorter features that exist at decision time and actually connect to the stated classroom requirement. Draw your input, deciding step, result and limit. Supported question: Point to the pair that tests pattern, then explain why the sticker is a bad early input."/>
+            <wp:cNvGraphicFramePr>
+              <a:graphicFrameLocks noChangeAspect="1"/>
+            </wp:cNvGraphicFramePr>
+            <a:graphic>
+              <a:graphicData uri="http://schemas.openxmlformats.org/drawingml/2006/picture">
+                <pic:pic>
+                  <pic:nvPicPr>
+                    <pic:cNvPr id="0" name="academy-story-ai-1-8-06.png"/>
+                    <pic:cNvPicPr/>
+                  </pic:nvPicPr>
+                  <pic:blipFill>
+                    <a:blip r:embed="rId16"/>
+                    <a:stretch>
+                      <a:fillRect/>
+                    </a:stretch>
+                  </pic:blipFill>
+                  <pic:spPr>
+                    <a:xfrm>
+                      <a:off x="0" y="0"/>
+                      <a:ext cx="5486400" cy="3380232"/>
+                    </a:xfrm>
+                    <a:prstGeom prst="rect"/>
+                  </pic:spPr>
+                </pic:pic>
+              </a:graphicData>
+            </a:graphic>
+          </wp:inline>
+        </w:drawing>
+      </w:r>
+    </w:p>
+    <w:p>
+      <w:pPr>
+        <w:spacing w:line="336" w:lineRule="auto" w:after="180"/>
+      </w:pPr>
+      <w:r>
+        <w:rPr>
+          <w:b w:val="0"/>
+        </w:rPr>
+        <w:t xml:space="preserve">Choose sorter </w:t>
+      </w:r>
+      <w:r>
+        <w:rPr>
+          <w:b/>
+        </w:rPr>
+        <w:t>feature</w:t>
+      </w:r>
+      <w:r>
+        <w:rPr>
+          <w:b w:val="0"/>
+        </w:rPr>
+        <w:t xml:space="preserve">s that exist at decision time and actually connect to the stated classroom requirement. Draw your </w:t>
+      </w:r>
+      <w:r>
+        <w:rPr>
+          <w:b/>
+        </w:rPr>
+        <w:t>input</w:t>
+      </w:r>
+      <w:r>
+        <w:rPr>
+          <w:b w:val="0"/>
+        </w:rPr>
+        <w:t>, deciding step, result and limit.</w:t>
+      </w:r>
+    </w:p>
+    <w:p>
+      <w:pPr>
+        <w:spacing w:line="336" w:lineRule="auto" w:after="180"/>
+      </w:pPr>
+      <w:r>
+        <w:rPr>
+          <w:b w:val="0"/>
+        </w:rPr>
+        <w:t xml:space="preserve">Supported question: Point to the pair that tests pattern, then explain why the sticker is a bad early </w:t>
+      </w:r>
+      <w:r>
+        <w:rPr>
+          <w:b/>
+        </w:rPr>
+        <w:t>input</w:t>
+      </w:r>
+      <w:r>
+        <w:rPr>
+          <w:b w:val="0"/>
+        </w:rPr>
+        <w:t>.</w:t>
+      </w:r>
+    </w:p>
+    <w:p>
+      <w:pPr>
+        <w:spacing w:line="336" w:lineRule="auto" w:after="180"/>
+        <w:shd w:fill="F5F1FB"/>
+      </w:pPr>
+      <w:r>
+        <w:rPr>
+          <w:b w:val="0"/>
+        </w:rPr>
+        <w:t xml:space="preserve">Draw your project trace and justify the deciding step using </w:t>
+      </w:r>
+      <w:r>
+        <w:rPr>
+          <w:b/>
+        </w:rPr>
+        <w:t>evidence</w:t>
+      </w:r>
+      <w:r>
+        <w:rPr>
+          <w:b w:val="0"/>
+        </w:rPr>
+        <w:t>.</w:t>
+      </w:r>
+    </w:p>
+    <w:p>
+      <w:pPr>
+        <w:pStyle w:val="Heading3"/>
+      </w:pPr>
+      <w:r>
+        <w:t>My picture explanation, deciding evidence and one limit</w:t>
       </w:r>
     </w:p>
     <w:p>

--- a/downloads/workbook/ai-1-week-08.docx
+++ b/downloads/workbook/ai-1-week-08.docx
@@ -2638,7 +2638,7 @@
         <w:rPr>
           <w:b w:val="0"/>
         </w:rPr>
-        <w:t>After your attempt, compare with the supported explanation: Q fits the shelf. Both dimensions now meet their including equality limits; stripe pattern does not change the rule.</w:t>
+        <w:t>After your attempt, compare with the supported explanation: Q fits the shelf. Both dimensions now meet their limits, with equality allowed; stripe pattern does not change the rule.</w:t>
       </w:r>
     </w:p>
     <w:p>
@@ -3195,7 +3195,7 @@
         <w:drawing>
           <wp:inline xmlns:a="http://schemas.openxmlformats.org/drawingml/2006/main" xmlns:pic="http://schemas.openxmlformats.org/drawingml/2006/picture">
             <wp:extent cx="5486400" cy="3179064"/>
-            <wp:docPr id="6" name="Picture 6" descr="Original case: The later sticker cannot be an input available before checking. Changed condition: Change Q’s width to 6 without changing its height. Expected result: Q fits the shelf. Reason: Both dimensions now meet their including equality limits; stripe pattern does not change the rule."/>
+            <wp:docPr id="6" name="Picture 6" descr="Original case: The later sticker cannot be an input available before checking. Changed condition: Change Q’s width to 6 without changing its height. Expected result: Q fits the shelf. Reason: Both dimensions now meet their limits, with equality allowed; stripe pattern does not change the rule."/>
             <wp:cNvGraphicFramePr>
               <a:graphicFrameLocks noChangeAspect="1"/>
             </wp:cNvGraphicFramePr>
@@ -3257,7 +3257,7 @@
         <w:rPr>
           <w:b w:val="0"/>
         </w:rPr>
-        <w:t>Reason: Both dimensions now meet their including equality limits; stripe pattern does not change the rule.</w:t>
+        <w:t>Reason: Both dimensions now meet their limits, with equality allowed; stripe pattern does not change the rule.</w:t>
       </w:r>
     </w:p>
     <w:p>

--- a/downloads/workbook/ai-1-week-08.docx
+++ b/downloads/workbook/ai-1-week-08.docx
@@ -25,50 +25,208 @@
         <w:pStyle w:val="Heading1"/>
       </w:pPr>
       <w:r>
-        <w:t>01. Recall and choose your starting point</w:t>
-      </w:r>
-    </w:p>
-    <w:p>
-      <w:r>
-        <w:t>Record your starting explanation for Features: Useful Clues before opening notes. Show any later correction separately.</w:t>
-      </w:r>
-    </w:p>
-    <w:p>
-      <w:pPr>
-        <w:spacing w:line="336" w:lineRule="auto" w:after="180"/>
-      </w:pPr>
-      <w:r>
-        <w:rPr>
-          <w:b w:val="0"/>
-        </w:rPr>
+        <w:t>One connected feature-choice record.</w:t>
+      </w:r>
+    </w:p>
+    <w:p>
+      <w:r>
+        <w:t>Choose inputs, break an insufficient record, challenge a shortcut and reconsider features for a changed task.</w:t>
+      </w:r>
+    </w:p>
+    <w:p>
+      <w:r>
+        <w:t>Keep the target definition, available inputs and reasons for collecting them.</w:t>
+      </w:r>
+    </w:p>
+    <w:p>
+      <w:pPr>
+        <w:pStyle w:val="Heading1"/>
+      </w:pPr>
+      <w:r>
+        <w:t>01. Recall: reconnect earlier ideas</w:t>
+      </w:r>
+    </w:p>
+    <w:p>
+      <w:r>
+        <w:t>Retrieve before opening notes.</w:t>
+      </w:r>
+    </w:p>
+    <w:p>
+      <w:pPr>
+        <w:pStyle w:val="Heading2"/>
+      </w:pPr>
+      <w:r>
+        <w:t>Retrieve and explain</w:t>
+      </w:r>
+    </w:p>
+    <w:p>
+      <w:pPr>
+        <w:pStyle w:val="ListBullet"/>
+      </w:pPr>
+      <w:r>
         <w:t>Try the recall before opening notes. Then use a different colour or a labelled second line to correct your explanation.</w:t>
       </w:r>
     </w:p>
     <w:p>
       <w:pPr>
+        <w:pStyle w:val="ListBullet"/>
+      </w:pPr>
+      <w:r>
+        <w:t>Without opening the old lesson, explain one key idea from Categories and Labels. Give an example and a mistake that the idea helps you avoid.</w:t>
+      </w:r>
+    </w:p>
+    <w:p>
+      <w:pPr>
         <w:pStyle w:val="Heading3"/>
       </w:pPr>
       <w:r>
+        <w:t>My remembered idea, example and correction</w:t>
+      </w:r>
+    </w:p>
+    <w:p>
+      <w:r>
+        <w:t>________________________________________________________________</w:t>
+      </w:r>
+    </w:p>
+    <w:p>
+      <w:r>
+        <w:t>________________________________________________________________</w:t>
+      </w:r>
+    </w:p>
+    <w:p>
+      <w:r>
+        <w:t>________________________________________________________________</w:t>
+      </w:r>
+    </w:p>
+    <w:p>
+      <w:pPr>
+        <w:pStyle w:val="ListBullet"/>
+      </w:pPr>
+      <w:r>
+        <w:t>Without opening the old lesson, explain one key idea from Pictures Become Numbers. Give an example and a mistake that the idea helps you avoid.</w:t>
+      </w:r>
+    </w:p>
+    <w:p>
+      <w:pPr>
+        <w:pStyle w:val="Heading3"/>
+      </w:pPr>
+      <w:r>
+        <w:t>My remembered idea, example and correction</w:t>
+      </w:r>
+    </w:p>
+    <w:p>
+      <w:r>
+        <w:t>________________________________________________________________</w:t>
+      </w:r>
+    </w:p>
+    <w:p>
+      <w:r>
+        <w:t>________________________________________________________________</w:t>
+      </w:r>
+    </w:p>
+    <w:p>
+      <w:r>
+        <w:t>________________________________________________________________</w:t>
+      </w:r>
+    </w:p>
+    <w:p>
+      <w:pPr>
+        <w:pStyle w:val="ListBullet"/>
+      </w:pPr>
+      <w:r>
+        <w:t>Without opening the old lesson, explain one key idea from Input, Process, Output. Give an example and a mistake that the idea helps you avoid.</w:t>
+      </w:r>
+    </w:p>
+    <w:p>
+      <w:pPr>
+        <w:pStyle w:val="Heading3"/>
+      </w:pPr>
+      <w:r>
+        <w:t>My remembered idea, example and correction</w:t>
+      </w:r>
+    </w:p>
+    <w:p>
+      <w:r>
+        <w:t>________________________________________________________________</w:t>
+      </w:r>
+    </w:p>
+    <w:p>
+      <w:r>
+        <w:t>________________________________________________________________</w:t>
+      </w:r>
+    </w:p>
+    <w:p>
+      <w:r>
+        <w:t>________________________________________________________________</w:t>
+      </w:r>
+    </w:p>
+    <w:p>
+      <w:pPr>
+        <w:pStyle w:val="Heading2"/>
+      </w:pPr>
+      <w:r>
+        <w:t>Earlier wording, alternatives and picture transcripts · reference / check after trying</w:t>
+      </w:r>
+    </w:p>
+    <w:p>
+      <w:pPr>
+        <w:pStyle w:val="Heading3"/>
+      </w:pPr>
+      <w:r>
         <w:t>Categories and Labels</w:t>
       </w:r>
     </w:p>
     <w:p>
       <w:pPr>
-        <w:spacing w:line="336" w:lineRule="auto" w:after="180"/>
-      </w:pPr>
-      <w:r>
-        <w:rPr>
-          <w:b w:val="0"/>
-        </w:rPr>
-        <w:t>Without opening the old lesson, explain one key idea from Categories and Labels. Give an example and a mistake that the idea helps you avoid.</w:t>
-      </w:r>
-    </w:p>
-    <w:p>
-      <w:pPr>
         <w:pStyle w:val="Heading3"/>
       </w:pPr>
       <w:r>
-        <w:t>My remembered idea, example and correction</w:t>
+        <w:t>Pictures Become Numbers</w:t>
+      </w:r>
+    </w:p>
+    <w:p>
+      <w:pPr>
+        <w:pStyle w:val="Heading3"/>
+      </w:pPr>
+      <w:r>
+        <w:t>Input, Process, Output</w:t>
+      </w:r>
+    </w:p>
+    <w:p>
+      <w:pPr>
+        <w:pStyle w:val="Heading1"/>
+      </w:pPr>
+      <w:r>
+        <w:t>12. W1 · Define the usable feature record</w:t>
+      </w:r>
+    </w:p>
+    <w:p>
+      <w:r>
+        <w:t>Separate the target and later sticker from pre-decision measurements.</w:t>
+      </w:r>
+    </w:p>
+    <w:p>
+      <w:pPr>
+        <w:pStyle w:val="Heading2"/>
+      </w:pPr>
+      <w:r>
+        <w:t>Your evidence record</w:t>
+      </w:r>
+    </w:p>
+    <w:p>
+      <w:pPr>
+        <w:pStyle w:val="ListBullet"/>
+      </w:pPr>
+      <w:r>
+        <w:t>For the fixed-orientation card task, fits requires length at most 12 cm and width at most 8 cm, including equality. Choose the measurements needed as inputs from length, width, colour, card number and the final inspection sticker. State the target label and write the feature record for a 12 cm by 8 cm red card using a defined order.</w:t>
+      </w:r>
+    </w:p>
+    <w:p>
+      <w:pPr>
+        <w:pStyle w:val="Heading3"/>
+      </w:pPr>
+      <w:r>
+        <w:t>My reasoning and evidence</w:t>
       </w:r>
     </w:p>
     <w:p>
@@ -87,22 +245,119 @@
       </w:r>
     </w:p>
     <w:p>
+      <w:r>
+        <w:t>________________________________________________________________</w:t>
+      </w:r>
+    </w:p>
+    <w:p>
+      <w:r>
+        <w:t>________________________________________________________________</w:t>
+      </w:r>
+    </w:p>
+    <w:p>
+      <w:r>
+        <w:t>________________________________________________________________</w:t>
+      </w:r>
+    </w:p>
+    <w:p>
+      <w:pPr>
+        <w:pStyle w:val="Heading1"/>
+      </w:pPr>
+      <w:r>
+        <w:t>13. W2 · Prove one measurement insufficient</w:t>
+      </w:r>
+    </w:p>
+    <w:p>
+      <w:r>
+        <w:t>Construct equal-width cards with different labels.</w:t>
+      </w:r>
+    </w:p>
+    <w:p>
+      <w:pPr>
+        <w:pStyle w:val="Heading2"/>
+      </w:pPr>
+      <w:r>
+        <w:t>Your evidence record</w:t>
+      </w:r>
+    </w:p>
+    <w:p>
+      <w:pPr>
+        <w:pStyle w:val="ListBullet"/>
+      </w:pPr>
+      <w:r>
+        <w:t>Invent two cards with the same width but different correct labels under the card guide. Give both lengths and widths and justify the labels. Explain why a system receiving only width cannot always label both correctly.</w:t>
+      </w:r>
+    </w:p>
+    <w:p>
       <w:pPr>
         <w:pStyle w:val="Heading3"/>
       </w:pPr>
       <w:r>
-        <w:t>Pictures Become Numbers</w:t>
-      </w:r>
-    </w:p>
-    <w:p>
-      <w:pPr>
-        <w:spacing w:line="336" w:lineRule="auto" w:after="180"/>
-      </w:pPr>
-      <w:r>
-        <w:rPr>
-          <w:b w:val="0"/>
-        </w:rPr>
-        <w:t>Without opening the old lesson, explain one key idea from Pictures Become Numbers. Give an example and a mistake that the idea helps you avoid.</w:t>
+        <w:t>My reasoning and evidence</w:t>
+      </w:r>
+    </w:p>
+    <w:p>
+      <w:r>
+        <w:t>________________________________________________________________</w:t>
+      </w:r>
+    </w:p>
+    <w:p>
+      <w:r>
+        <w:t>________________________________________________________________</w:t>
+      </w:r>
+    </w:p>
+    <w:p>
+      <w:r>
+        <w:t>________________________________________________________________</w:t>
+      </w:r>
+    </w:p>
+    <w:p>
+      <w:r>
+        <w:t>________________________________________________________________</w:t>
+      </w:r>
+    </w:p>
+    <w:p>
+      <w:r>
+        <w:t>________________________________________________________________</w:t>
+      </w:r>
+    </w:p>
+    <w:p>
+      <w:r>
+        <w:t>________________________________________________________________</w:t>
+      </w:r>
+    </w:p>
+    <w:p>
+      <w:r>
+        <w:t>________________________________________________________________</w:t>
+      </w:r>
+    </w:p>
+    <w:p>
+      <w:pPr>
+        <w:pStyle w:val="Heading1"/>
+      </w:pPr>
+      <w:r>
+        <w:t>14. W3 · Break a colour shortcut</w:t>
+      </w:r>
+    </w:p>
+    <w:p>
+      <w:r>
+        <w:t>Test a deliberately different card against the stated dimensional rule.</w:t>
+      </w:r>
+    </w:p>
+    <w:p>
+      <w:pPr>
+        <w:pStyle w:val="Heading2"/>
+      </w:pPr>
+      <w:r>
+        <w:t>Your evidence record</w:t>
+      </w:r>
+    </w:p>
+    <w:p>
+      <w:pPr>
+        <w:pStyle w:val="ListBullet"/>
+      </w:pPr>
+      <w:r>
+        <w:t>A practice set contains three blue cards that fit and three red cards that are too large. A helper uses blue means fits and red means too large. Create a new card that this helper mislabels. Explain why the perfect practice score did not establish that colour was a reliable feature for this task.</w:t>
       </w:r>
     </w:p>
     <w:p>
@@ -110,7 +365,7 @@
         <w:pStyle w:val="Heading3"/>
       </w:pPr>
       <w:r>
-        <w:t>My remembered idea, example and correction</w:t>
+        <w:t>My reasoning and evidence</w:t>
       </w:r>
     </w:p>
     <w:p>
@@ -129,66 +384,55 @@
       </w:r>
     </w:p>
     <w:p>
+      <w:r>
+        <w:t>________________________________________________________________</w:t>
+      </w:r>
+    </w:p>
+    <w:p>
+      <w:r>
+        <w:t>________________________________________________________________</w:t>
+      </w:r>
+    </w:p>
+    <w:p>
+      <w:r>
+        <w:t>________________________________________________________________</w:t>
+      </w:r>
+    </w:p>
+    <w:p>
+      <w:pPr>
+        <w:pStyle w:val="Heading1"/>
+      </w:pPr>
+      <w:r>
+        <w:t>16. W5 · Reconsider features when the task changes</w:t>
+      </w:r>
+    </w:p>
+    <w:p>
+      <w:r>
+        <w:t>Use a contrasting pair to justify the newly needed property.</w:t>
+      </w:r>
+    </w:p>
+    <w:p>
+      <w:pPr>
+        <w:pStyle w:val="Heading2"/>
+      </w:pPr>
+      <w:r>
+        <w:t>Your evidence record</w:t>
+      </w:r>
+    </w:p>
+    <w:p>
+      <w:pPr>
+        <w:pStyle w:val="ListBullet"/>
+      </w:pPr>
+      <w:r>
+        <w:t>The delivery station now sorts cards into red and blue bins instead of checking dimensions. Which previously unneeded feature becomes useful? Explain why length and width alone may now be insufficient. Give two cards that support your explanation.</w:t>
+      </w:r>
+    </w:p>
+    <w:p>
       <w:pPr>
         <w:pStyle w:val="Heading3"/>
       </w:pPr>
       <w:r>
-        <w:t>Input, Process, Output</w:t>
-      </w:r>
-    </w:p>
-    <w:p>
-      <w:pPr>
-        <w:spacing w:line="336" w:lineRule="auto" w:after="180"/>
-      </w:pPr>
-      <w:r>
-        <w:rPr>
-          <w:b w:val="0"/>
-        </w:rPr>
-        <w:t xml:space="preserve">Without opening the old lesson, explain one key idea from </w:t>
-      </w:r>
-      <w:r>
-        <w:rPr>
-          <w:b/>
-        </w:rPr>
-        <w:t>Input</w:t>
-      </w:r>
-      <w:r>
-        <w:rPr>
-          <w:b w:val="0"/>
-        </w:rPr>
-        <w:t xml:space="preserve">, </w:t>
-      </w:r>
-      <w:r>
-        <w:rPr>
-          <w:b/>
-        </w:rPr>
-        <w:t>Process</w:t>
-      </w:r>
-      <w:r>
-        <w:rPr>
-          <w:b w:val="0"/>
-        </w:rPr>
-        <w:t xml:space="preserve">, </w:t>
-      </w:r>
-      <w:r>
-        <w:rPr>
-          <w:b/>
-        </w:rPr>
-        <w:t>Output</w:t>
-      </w:r>
-      <w:r>
-        <w:rPr>
-          <w:b w:val="0"/>
-        </w:rPr>
-        <w:t>. Give an example and a mistake that the idea helps you avoid.</w:t>
-      </w:r>
-    </w:p>
-    <w:p>
-      <w:pPr>
-        <w:pStyle w:val="Heading3"/>
-      </w:pPr>
-      <w:r>
-        <w:t>My remembered idea, example and correction</w:t>
+        <w:t>My reasoning and evidence</w:t>
       </w:r>
     </w:p>
     <w:p>
@@ -207,250 +451,39 @@
       </w:r>
     </w:p>
     <w:p>
+      <w:r>
+        <w:t>________________________________________________________________</w:t>
+      </w:r>
+    </w:p>
+    <w:p>
+      <w:r>
+        <w:t>________________________________________________________________</w:t>
+      </w:r>
+    </w:p>
+    <w:p>
+      <w:r>
+        <w:t>________________________________________________________________</w:t>
+      </w:r>
+    </w:p>
+    <w:p>
       <w:pPr>
         <w:pStyle w:val="Heading1"/>
       </w:pPr>
       <w:r>
-        <w:t>02. Practise with fading help</w:t>
-      </w:r>
-    </w:p>
-    <w:p>
-      <w:r>
-        <w:t>Complete the supported Features: Useful Clues trace and record the first step you can explain without help.</w:t>
-      </w:r>
-    </w:p>
-    <w:p>
-      <w:pPr>
-        <w:spacing w:line="336" w:lineRule="auto" w:after="180"/>
-      </w:pPr>
-      <w:r>
-        <w:rPr>
-          <w:b w:val="0"/>
-        </w:rPr>
-        <w:t xml:space="preserve">Use W2: Prove that one measurement is insufficient for </w:t>
-      </w:r>
-      <w:r>
-        <w:rPr>
-          <w:b/>
-        </w:rPr>
-        <w:t>Feature</w:t>
-      </w:r>
-      <w:r>
-        <w:rPr>
-          <w:b w:val="0"/>
-        </w:rPr>
-        <w:t>s and useful distinctions. Record the answer once; the lesson and workbook refer to the same attempt.</w:t>
-      </w:r>
-    </w:p>
-    <w:tbl>
-      <w:tblPr>
-        <w:tblStyle w:val="LightShading-Accent1"/>
-        <w:tblW w:type="auto" w:w="0"/>
-        <w:tblLook w:firstColumn="1" w:firstRow="1" w:lastColumn="0" w:lastRow="0" w:noHBand="0" w:noVBand="1" w:val="04A0"/>
-      </w:tblPr>
-      <w:tblGrid>
-        <w:gridCol w:w="2556"/>
-        <w:gridCol w:w="2556"/>
-        <w:gridCol w:w="2556"/>
-        <w:gridCol w:w="2556"/>
-      </w:tblGrid>
-      <w:tr>
-        <w:trPr>
-          <w:tblHeader/>
-        </w:trPr>
-        <w:tc>
-          <w:tcPr>
-            <w:tcW w:type="dxa" w:w="2556"/>
-          </w:tcPr>
-          <w:p>
-            <w:r>
-              <w:t>Given inputs</w:t>
-            </w:r>
-          </w:p>
-        </w:tc>
-        <w:tc>
-          <w:tcPr>
-            <w:tcW w:type="dxa" w:w="2556"/>
-          </w:tcPr>
-          <w:p>
-            <w:r>
-              <w:t>Procedure I chose</w:t>
-            </w:r>
-          </w:p>
-        </w:tc>
-        <w:tc>
-          <w:tcPr>
-            <w:tcW w:type="dxa" w:w="2556"/>
-          </w:tcPr>
-          <w:p>
-            <w:r>
-              <w:t>Middle steps</w:t>
-            </w:r>
-          </w:p>
-        </w:tc>
-        <w:tc>
-          <w:tcPr>
-            <w:tcW w:type="dxa" w:w="2556"/>
-          </w:tcPr>
-          <w:p>
-            <w:r>
-              <w:t>Result and check</w:t>
-            </w:r>
-          </w:p>
-        </w:tc>
-      </w:tr>
-      <w:tr>
-        <w:tc>
-          <w:tcPr>
-            <w:tcW w:type="dxa" w:w="2556"/>
-          </w:tcPr>
-          <w:p>
-            <w:r/>
-          </w:p>
-        </w:tc>
-        <w:tc>
-          <w:tcPr>
-            <w:tcW w:type="dxa" w:w="2556"/>
-          </w:tcPr>
-          <w:p>
-            <w:r/>
-          </w:p>
-        </w:tc>
-        <w:tc>
-          <w:tcPr>
-            <w:tcW w:type="dxa" w:w="2556"/>
-          </w:tcPr>
-          <w:p>
-            <w:r/>
-          </w:p>
-        </w:tc>
-        <w:tc>
-          <w:tcPr>
-            <w:tcW w:type="dxa" w:w="2556"/>
-          </w:tcPr>
-          <w:p>
-            <w:r/>
-          </w:p>
-        </w:tc>
-      </w:tr>
-    </w:tbl>
-    <w:p>
-      <w:pPr>
-        <w:pStyle w:val="Heading3"/>
-      </w:pPr>
-      <w:r>
-        <w:t>The step I completed without help, and the hint I needed</w:t>
-      </w:r>
-    </w:p>
-    <w:p>
-      <w:r>
-        <w:t>________________________________________________________________</w:t>
-      </w:r>
-    </w:p>
-    <w:p>
-      <w:r>
-        <w:t>________________________________________________________________</w:t>
-      </w:r>
-    </w:p>
-    <w:p>
-      <w:r>
-        <w:t>________________________________________________________________</w:t>
-      </w:r>
-    </w:p>
-    <w:p>
-      <w:pPr>
-        <w:pStyle w:val="Heading1"/>
-      </w:pPr>
-      <w:r>
-        <w:t>03. Individual reasoning check</w:t>
-      </w:r>
-    </w:p>
-    <w:p>
-      <w:r>
-        <w:t>Check the proposed Features: Useful Clues explanation against the supplied facts before discussing it.</w:t>
-      </w:r>
-    </w:p>
-    <w:p>
-      <w:pPr>
-        <w:spacing w:line="336" w:lineRule="auto" w:after="180"/>
-      </w:pPr>
-      <w:r>
-        <w:rPr>
-          <w:b w:val="0"/>
-        </w:rPr>
-        <w:t xml:space="preserve">Use the worked case for </w:t>
-      </w:r>
-      <w:r>
-        <w:rPr>
-          <w:b/>
-        </w:rPr>
-        <w:t>Feature</w:t>
-      </w:r>
-      <w:r>
-        <w:rPr>
-          <w:b w:val="0"/>
-        </w:rPr>
-        <w:t>s and useful distinctions. Proposed explanation: “A stronger model can always recover an omitted measurement”. Decide whether this explanation is supported.</w:t>
-      </w:r>
-    </w:p>
-    <w:p>
-      <w:pPr>
-        <w:spacing w:line="336" w:lineRule="auto" w:after="180"/>
-      </w:pPr>
-      <w:r>
-        <w:rPr>
-          <w:b w:val="0"/>
-        </w:rPr>
-        <w:t>Point to the step or supplied fact that decides; explain your repair if needed.</w:t>
-      </w:r>
-    </w:p>
-    <w:p>
-      <w:pPr>
-        <w:pStyle w:val="Heading3"/>
-      </w:pPr>
-      <w:r>
-        <w:t>My explanation before partner discussion</w:t>
-      </w:r>
-    </w:p>
-    <w:p>
-      <w:r>
-        <w:t>________________________________________________________________</w:t>
-      </w:r>
-    </w:p>
-    <w:p>
-      <w:r>
-        <w:t>________________________________________________________________</w:t>
-      </w:r>
-    </w:p>
-    <w:p>
-      <w:r>
-        <w:t>________________________________________________________________</w:t>
-      </w:r>
-    </w:p>
-    <w:p>
-      <w:r>
-        <w:t>________________________________________________________________</w:t>
-      </w:r>
-    </w:p>
-    <w:p>
-      <w:pPr>
-        <w:pStyle w:val="Heading1"/>
-      </w:pPr>
-      <w:r>
-        <w:t>04. Independent transfer case</w:t>
-      </w:r>
-    </w:p>
-    <w:p>
-      <w:r>
-        <w:t>Write one first attempt at the reserved independent case before feedback. Repeated copies of that case refer to the same recorded attempt.</w:t>
-      </w:r>
-    </w:p>
-    <w:p>
-      <w:pPr>
-        <w:pStyle w:val="Heading3"/>
-      </w:pPr>
-      <w:r>
-        <w:t>Independent case: Design a record for a new task</w:t>
+        <w:t>04. W4 · Design a record for a new task</w:t>
+      </w:r>
+    </w:p>
+    <w:p>
+      <w:r>
+        <w:t>Keep one first attempt before hints or feedback.</w:t>
+      </w:r>
+    </w:p>
+    <w:p>
+      <w:pPr>
+        <w:pStyle w:val="Heading2"/>
+      </w:pPr>
+      <w:r>
+        <w:t>Read and explain independently</w:t>
       </w:r>
     </w:p>
     <w:p>
@@ -555,6 +588,14 @@
     </w:p>
     <w:p>
       <w:pPr>
+        <w:pStyle w:val="Heading2"/>
+      </w:pPr>
+      <w:r>
+        <w:t>Keep a fair record</w:t>
+      </w:r>
+    </w:p>
+    <w:p>
+      <w:pPr>
         <w:spacing w:line="336" w:lineRule="auto" w:after="180"/>
       </w:pPr>
       <w:r>
@@ -566,15 +607,39 @@
     </w:p>
     <w:p>
       <w:pPr>
+        <w:pStyle w:val="Heading2"/>
+      </w:pPr>
+      <w:r>
+        <w:t>Earlier wording, alternatives and picture transcripts · reference / check after trying</w:t>
+      </w:r>
+    </w:p>
+    <w:p>
+      <w:pPr>
+        <w:pStyle w:val="Heading3"/>
+      </w:pPr>
+      <w:r>
+        <w:t>Independent case: Design a record for a new task</w:t>
+      </w:r>
+    </w:p>
+    <w:p>
+      <w:pPr>
         <w:pStyle w:val="Heading1"/>
       </w:pPr>
       <w:r>
-        <w:t>05. Your learning target</w:t>
-      </w:r>
-    </w:p>
-    <w:p>
-      <w:r>
-        <w:t>Connect the Features: Useful Clues target to a trace and a justified conclusion.</w:t>
+        <w:t>09. Project · Keep the decision and its evidence</w:t>
+      </w:r>
+    </w:p>
+    <w:p>
+      <w:r>
+        <w:t>Add this week’s change to your existing project record.</w:t>
+      </w:r>
+    </w:p>
+    <w:p>
+      <w:pPr>
+        <w:pStyle w:val="Heading2"/>
+      </w:pPr>
+      <w:r>
+        <w:t>Your evidence record</w:t>
       </w:r>
     </w:p>
     <w:p>
@@ -585,31 +650,19 @@
         <w:rPr>
           <w:b w:val="0"/>
         </w:rPr>
-        <w:t>A dataset contains only small smooth leaves and large toothed leaves. A model separates them by size. Design two fresh examples that distinguish a size shortcut from an edge-based rule.</w:t>
-      </w:r>
-    </w:p>
-    <w:p>
-      <w:pPr>
-        <w:pStyle w:val="Heading1"/>
-      </w:pPr>
-      <w:r>
-        <w:t>06. Solve the given case</w:t>
-      </w:r>
-    </w:p>
-    <w:p>
-      <w:r>
-        <w:t>Solve the supplied Features: Useful Clues case and show the deciding evidence.</w:t>
-      </w:r>
-    </w:p>
-    <w:p>
-      <w:pPr>
-        <w:spacing w:line="336" w:lineRule="auto" w:after="180"/>
-      </w:pPr>
+        <w:t xml:space="preserve">Select the smallest useful </w:t>
+      </w:r>
+      <w:r>
+        <w:rPr>
+          <w:b/>
+        </w:rPr>
+        <w:t>feature</w:t>
+      </w:r>
       <w:r>
         <w:rPr>
           <w:b w:val="0"/>
         </w:rPr>
-        <w:t>Two green leaves have smooth and toothed edges. The task is to distinguish edge types.</w:t>
+        <w:t>s for lost-and-found sorting and reject clues tied to a particular classroom or owner.</w:t>
       </w:r>
     </w:p>
     <w:p>
@@ -620,30 +673,7 @@
         <w:rPr>
           <w:b w:val="0"/>
         </w:rPr>
-        <w:t xml:space="preserve">Choose the </w:t>
-      </w:r>
-      <w:r>
-        <w:rPr>
-          <w:b/>
-        </w:rPr>
-        <w:t>relevant feature</w:t>
-      </w:r>
-      <w:r>
-        <w:rPr>
-          <w:b w:val="0"/>
-        </w:rPr>
-        <w:t xml:space="preserve"> and explain why size is insufficient.</w:t>
-      </w:r>
-    </w:p>
-    <w:p>
-      <w:pPr>
-        <w:spacing w:line="336" w:lineRule="auto" w:after="180"/>
-      </w:pPr>
-      <w:r>
-        <w:rPr>
-          <w:b w:val="0"/>
-        </w:rPr>
-        <w:t xml:space="preserve">Show your trace, calculation or </w:t>
+        <w:t xml:space="preserve">The project change and </w:t>
       </w:r>
       <w:r>
         <w:rPr>
@@ -651,344 +681,6 @@
         </w:rPr>
         <w:t>evidence</w:t>
       </w:r>
-    </w:p>
-    <w:p>
-      <w:pPr>
-        <w:pStyle w:val="Heading3"/>
-      </w:pPr>
-      <w:r>
-        <w:t>Write or draw your reasoning and evidence.</w:t>
-      </w:r>
-    </w:p>
-    <w:p>
-      <w:r>
-        <w:t>________________________________________________________________</w:t>
-      </w:r>
-    </w:p>
-    <w:p>
-      <w:r>
-        <w:t>________________________________________________________________</w:t>
-      </w:r>
-    </w:p>
-    <w:p>
-      <w:r>
-        <w:t>________________________________________________________________</w:t>
-      </w:r>
-    </w:p>
-    <w:p>
-      <w:r>
-        <w:t>________________________________________________________________</w:t>
-      </w:r>
-    </w:p>
-    <w:p>
-      <w:r>
-        <w:t>________________________________________________________________</w:t>
-      </w:r>
-    </w:p>
-    <w:p>
-      <w:pPr>
-        <w:pStyle w:val="Heading1"/>
-      </w:pPr>
-      <w:r>
-        <w:t>07. Check a changed case</w:t>
-      </w:r>
-    </w:p>
-    <w:p>
-      <w:r>
-        <w:t>Apply the procedure to the changed case and record why the conclusion follows.</w:t>
-      </w:r>
-    </w:p>
-    <w:p>
-      <w:pPr>
-        <w:spacing w:line="336" w:lineRule="auto" w:after="180"/>
-      </w:pPr>
-      <w:r>
-        <w:rPr>
-          <w:b w:val="0"/>
-        </w:rPr>
-        <w:t xml:space="preserve">A sorter separates round and square tiles. Both shapes come in red and blue. Choose a useful </w:t>
-      </w:r>
-      <w:r>
-        <w:rPr>
-          <w:b/>
-        </w:rPr>
-        <w:t>feature</w:t>
-      </w:r>
-      <w:r>
-        <w:rPr>
-          <w:b w:val="0"/>
-        </w:rPr>
-        <w:t xml:space="preserve"> and a distracting </w:t>
-      </w:r>
-      <w:r>
-        <w:rPr>
-          <w:b/>
-        </w:rPr>
-        <w:t>feature</w:t>
-      </w:r>
-      <w:r>
-        <w:rPr>
-          <w:b w:val="0"/>
-        </w:rPr>
-        <w:t>. Test your choice on a blue circle.</w:t>
-      </w:r>
-    </w:p>
-    <w:p>
-      <w:pPr>
-        <w:spacing w:line="336" w:lineRule="auto" w:after="180"/>
-      </w:pPr>
-      <w:r>
-        <w:rPr>
-          <w:b w:val="0"/>
-        </w:rPr>
-        <w:t>My independent answer and reason</w:t>
-      </w:r>
-    </w:p>
-    <w:p>
-      <w:pPr>
-        <w:pStyle w:val="Heading3"/>
-      </w:pPr>
-      <w:r>
-        <w:t>Write or draw your reasoning and evidence.</w:t>
-      </w:r>
-    </w:p>
-    <w:p>
-      <w:r>
-        <w:t>________________________________________________________________</w:t>
-      </w:r>
-    </w:p>
-    <w:p>
-      <w:r>
-        <w:t>________________________________________________________________</w:t>
-      </w:r>
-    </w:p>
-    <w:p>
-      <w:r>
-        <w:t>________________________________________________________________</w:t>
-      </w:r>
-    </w:p>
-    <w:p>
-      <w:r>
-        <w:t>________________________________________________________________</w:t>
-      </w:r>
-    </w:p>
-    <w:p>
-      <w:r>
-        <w:t>________________________________________________________________</w:t>
-      </w:r>
-    </w:p>
-    <w:p>
-      <w:pPr>
-        <w:pStyle w:val="Heading3"/>
-      </w:pPr>
-      <w:r>
-        <w:t>Week 8 Test and reflect</w:t>
-      </w:r>
-    </w:p>
-    <w:p>
-      <w:pPr>
-        <w:pStyle w:val="Heading1"/>
-      </w:pPr>
-      <w:r>
-        <w:t>08. Design a revealing test</w:t>
-      </w:r>
-    </w:p>
-    <w:p>
-      <w:r>
-        <w:t>Specify a changed input, expected result and observation separately.</w:t>
-      </w:r>
-    </w:p>
-    <w:p>
-      <w:pPr>
-        <w:spacing w:line="336" w:lineRule="auto" w:after="180"/>
-      </w:pPr>
-      <w:r>
-        <w:rPr>
-          <w:b w:val="0"/>
-        </w:rPr>
-        <w:t xml:space="preserve">Create a changed </w:t>
-      </w:r>
-      <w:r>
-        <w:rPr>
-          <w:b/>
-        </w:rPr>
-        <w:t>input</w:t>
-      </w:r>
-      <w:r>
-        <w:rPr>
-          <w:b w:val="0"/>
-        </w:rPr>
-        <w:t>, boundary case or missing-information case. Write the expected answer or safe response before testing.</w:t>
-      </w:r>
-    </w:p>
-    <w:tbl>
-      <w:tblPr>
-        <w:tblStyle w:val="LightShading-Accent1"/>
-        <w:tblW w:type="auto" w:w="0"/>
-        <w:tblLook w:firstColumn="1" w:firstRow="1" w:lastColumn="0" w:lastRow="0" w:noHBand="0" w:noVBand="1" w:val="04A0"/>
-      </w:tblPr>
-      <w:tblGrid>
-        <w:gridCol w:w="5112"/>
-        <w:gridCol w:w="5112"/>
-      </w:tblGrid>
-      <w:tr>
-        <w:trPr>
-          <w:tblHeader/>
-        </w:trPr>
-        <w:tc>
-          <w:tcPr>
-            <w:tcW w:type="dxa" w:w="5112"/>
-          </w:tcPr>
-          <w:p>
-            <w:r>
-              <w:t>Test record</w:t>
-            </w:r>
-          </w:p>
-        </w:tc>
-        <w:tc>
-          <w:tcPr>
-            <w:tcW w:type="dxa" w:w="5112"/>
-          </w:tcPr>
-          <w:p>
-            <w:r>
-              <w:t>My evidence</w:t>
-            </w:r>
-          </w:p>
-        </w:tc>
-      </w:tr>
-      <w:tr>
-        <w:tc>
-          <w:tcPr>
-            <w:tcW w:type="dxa" w:w="5112"/>
-          </w:tcPr>
-          <w:p>
-            <w:r>
-              <w:t>Changed input or condition</w:t>
-            </w:r>
-          </w:p>
-        </w:tc>
-        <w:tc>
-          <w:tcPr>
-            <w:tcW w:type="dxa" w:w="5112"/>
-          </w:tcPr>
-          <w:p>
-            <w:r/>
-          </w:p>
-        </w:tc>
-      </w:tr>
-      <w:tr>
-        <w:tc>
-          <w:tcPr>
-            <w:tcW w:type="dxa" w:w="5112"/>
-          </w:tcPr>
-          <w:p>
-            <w:r>
-              <w:t>Expected answer or fallback</w:t>
-            </w:r>
-          </w:p>
-        </w:tc>
-        <w:tc>
-          <w:tcPr>
-            <w:tcW w:type="dxa" w:w="5112"/>
-          </w:tcPr>
-          <w:p>
-            <w:r/>
-          </w:p>
-        </w:tc>
-      </w:tr>
-      <w:tr>
-        <w:tc>
-          <w:tcPr>
-            <w:tcW w:type="dxa" w:w="5112"/>
-          </w:tcPr>
-          <w:p>
-            <w:r>
-              <w:t>Observed result</w:t>
-            </w:r>
-          </w:p>
-        </w:tc>
-        <w:tc>
-          <w:tcPr>
-            <w:tcW w:type="dxa" w:w="5112"/>
-          </w:tcPr>
-          <w:p>
-            <w:r/>
-          </w:p>
-        </w:tc>
-      </w:tr>
-      <w:tr>
-        <w:tc>
-          <w:tcPr>
-            <w:tcW w:type="dxa" w:w="5112"/>
-          </w:tcPr>
-          <w:p>
-            <w:r>
-              <w:t>Why the result occurred</w:t>
-            </w:r>
-          </w:p>
-        </w:tc>
-        <w:tc>
-          <w:tcPr>
-            <w:tcW w:type="dxa" w:w="5112"/>
-          </w:tcPr>
-          <w:p>
-            <w:r/>
-          </w:p>
-        </w:tc>
-      </w:tr>
-    </w:tbl>
-    <w:p>
-      <w:pPr>
-        <w:pStyle w:val="Heading1"/>
-      </w:pPr>
-      <w:r>
-        <w:t>09. Project checkpoint</w:t>
-      </w:r>
-    </w:p>
-    <w:p>
-      <w:r>
-        <w:t>Justify what Features: Useful Clues adds to Helpful Classroom Sorter and keep the evidence.</w:t>
-      </w:r>
-    </w:p>
-    <w:p>
-      <w:pPr>
-        <w:spacing w:line="336" w:lineRule="auto" w:after="180"/>
-      </w:pPr>
-      <w:r>
-        <w:rPr>
-          <w:b w:val="0"/>
-        </w:rPr>
-        <w:t xml:space="preserve">Select the smallest useful </w:t>
-      </w:r>
-      <w:r>
-        <w:rPr>
-          <w:b/>
-        </w:rPr>
-        <w:t>feature</w:t>
-      </w:r>
-      <w:r>
-        <w:rPr>
-          <w:b w:val="0"/>
-        </w:rPr>
-        <w:t>s for lost-and-found sorting and reject clues tied to a particular classroom or owner.</w:t>
-      </w:r>
-    </w:p>
-    <w:p>
-      <w:pPr>
-        <w:spacing w:line="336" w:lineRule="auto" w:after="180"/>
-      </w:pPr>
-      <w:r>
-        <w:rPr>
-          <w:b w:val="0"/>
-        </w:rPr>
-        <w:t xml:space="preserve">The project change and </w:t>
-      </w:r>
-      <w:r>
-        <w:rPr>
-          <w:b/>
-        </w:rPr>
-        <w:t>evidence</w:t>
-      </w:r>
       <w:r>
         <w:rPr>
           <w:b w:val="0"/>
@@ -1034,615 +726,20 @@
         <w:pStyle w:val="Heading1"/>
       </w:pPr>
       <w:r>
-        <w:t>10. Self check</w:t>
-      </w:r>
-    </w:p>
-    <w:p>
-      <w:r>
-        <w:t>Judge explanation, evidence, transfer and limits separately; attach the work behind your judgement.</w:t>
-      </w:r>
-    </w:p>
-    <w:p>
-      <w:pPr>
-        <w:pStyle w:val="ListBullet"/>
-      </w:pPr>
-      <w:r>
-        <w:t>I can explain the mechanism.</w:t>
-      </w:r>
-    </w:p>
-    <w:p>
-      <w:pPr>
-        <w:pStyle w:val="ListBullet"/>
-      </w:pPr>
-      <w:r>
-        <w:t>I can show evidence.</w:t>
-      </w:r>
-    </w:p>
-    <w:p>
-      <w:pPr>
-        <w:pStyle w:val="ListBullet"/>
-      </w:pPr>
-      <w:r>
-        <w:t>I can handle a changed case.</w:t>
-      </w:r>
-    </w:p>
-    <w:p>
-      <w:pPr>
-        <w:pStyle w:val="ListBullet"/>
-      </w:pPr>
-      <w:r>
-        <w:t>I can name a limit.</w:t>
-      </w:r>
-    </w:p>
-    <w:p>
-      <w:r>
-        <w:t>Mark each as not yet, with help or independently, and attach supporting work.</w:t>
-      </w:r>
-    </w:p>
-    <w:p>
-      <w:pPr>
-        <w:spacing w:line="336" w:lineRule="auto" w:after="180"/>
-      </w:pPr>
-      <w:r>
-        <w:rPr>
-          <w:b w:val="0"/>
-        </w:rPr>
-        <w:t>Teacher review ____________________  Next step ____________________</w:t>
-      </w:r>
-    </w:p>
-    <w:p>
-      <w:pPr>
-        <w:pStyle w:val="Heading1"/>
-      </w:pPr>
-      <w:r>
-        <w:t>11. Transfer practice from the original programme</w:t>
-      </w:r>
-    </w:p>
-    <w:p>
-      <w:r>
-        <w:t>Use this earlier case as transfer practice. A case already discussed with feedback is not fresh assessment evidence.</w:t>
-      </w:r>
-    </w:p>
-    <w:p>
-      <w:pPr>
-        <w:spacing w:line="336" w:lineRule="auto" w:after="180"/>
-      </w:pPr>
-      <w:r>
-        <w:rPr>
-          <w:b w:val="0"/>
-        </w:rPr>
-        <w:t>A dataset contains only small smooth leaves and large toothed leaves. A model separates them by size. Design two fresh examples that distinguish a size shortcut from an edge-based rule.</w:t>
-      </w:r>
-    </w:p>
-    <w:p>
-      <w:pPr>
-        <w:pStyle w:val="Heading3"/>
-      </w:pPr>
-      <w:r>
-        <w:t>My independently reasoned answer</w:t>
-      </w:r>
-    </w:p>
-    <w:p>
-      <w:r>
-        <w:t>________________________________________________________________</w:t>
-      </w:r>
-    </w:p>
-    <w:p>
-      <w:r>
-        <w:t>________________________________________________________________</w:t>
-      </w:r>
-    </w:p>
-    <w:p>
-      <w:r>
-        <w:t>________________________________________________________________</w:t>
-      </w:r>
-    </w:p>
-    <w:p>
-      <w:r>
-        <w:t>________________________________________________________________</w:t>
-      </w:r>
-    </w:p>
-    <w:p>
-      <w:r>
-        <w:t>________________________________________________________________</w:t>
-      </w:r>
-    </w:p>
-    <w:p>
-      <w:r>
-        <w:t>________________________________________________________________</w:t>
-      </w:r>
-    </w:p>
-    <w:p>
-      <w:r>
-        <w:t>________________________________________________________________</w:t>
-      </w:r>
-    </w:p>
-    <w:p>
-      <w:pPr>
-        <w:spacing w:line="336" w:lineRule="auto" w:after="180"/>
-      </w:pPr>
-      <w:r>
-        <w:rPr>
-          <w:b w:val="0"/>
-        </w:rPr>
-        <w:t>Record support used: none, hint or teacher explanation.</w:t>
-      </w:r>
-    </w:p>
-    <w:p>
-      <w:pPr>
-        <w:pStyle w:val="Heading1"/>
-      </w:pPr>
-      <w:r>
-        <w:t>12. W1 Separate inputs from the target</w:t>
-      </w:r>
-    </w:p>
-    <w:p>
-      <w:r>
-        <w:t>Separate inputs from the target. Apply the supplied Features: Useful Clues facts and keep your reasoning.</w:t>
-      </w:r>
-    </w:p>
-    <w:p>
-      <w:pPr>
-        <w:spacing w:line="336" w:lineRule="auto" w:after="180"/>
-      </w:pPr>
-      <w:r>
-        <w:rPr>
-          <w:b w:val="0"/>
-        </w:rPr>
-        <w:t>For the fixed-orientation card task, fits requires length at most 12 cm and width at most 8 cm, including equality.</w:t>
-      </w:r>
-    </w:p>
-    <w:p>
-      <w:pPr>
-        <w:spacing w:line="336" w:lineRule="auto" w:after="180"/>
-      </w:pPr>
-      <w:r>
-        <w:rPr>
-          <w:b w:val="0"/>
-        </w:rPr>
-        <w:t xml:space="preserve">Choose the measurements needed as </w:t>
-      </w:r>
-      <w:r>
-        <w:rPr>
-          <w:b/>
-        </w:rPr>
-        <w:t>input</w:t>
-      </w:r>
-      <w:r>
-        <w:rPr>
-          <w:b w:val="0"/>
-        </w:rPr>
-        <w:t xml:space="preserve">s from length, width, colour, card number and the final inspection sticker. State the </w:t>
-      </w:r>
-      <w:r>
-        <w:rPr>
-          <w:b/>
-        </w:rPr>
-        <w:t>target label</w:t>
-      </w:r>
-      <w:r>
-        <w:rPr>
-          <w:b w:val="0"/>
-        </w:rPr>
-        <w:t xml:space="preserve"> and write the </w:t>
-      </w:r>
-      <w:r>
-        <w:rPr>
-          <w:b/>
-        </w:rPr>
-        <w:t>feature record</w:t>
-      </w:r>
-      <w:r>
-        <w:rPr>
-          <w:b w:val="0"/>
-        </w:rPr>
-        <w:t xml:space="preserve"> for a 12 cm by 8 cm red card using a defined order.</w:t>
-      </w:r>
-    </w:p>
-    <w:p>
-      <w:pPr>
-        <w:pStyle w:val="Heading3"/>
-      </w:pPr>
-      <w:r>
-        <w:t>My reasoning and evidence</w:t>
-      </w:r>
-    </w:p>
-    <w:p>
-      <w:r>
-        <w:t>________________________________________________________________</w:t>
-      </w:r>
-    </w:p>
-    <w:p>
-      <w:r>
-        <w:t>________________________________________________________________</w:t>
-      </w:r>
-    </w:p>
-    <w:p>
-      <w:r>
-        <w:t>________________________________________________________________</w:t>
-      </w:r>
-    </w:p>
-    <w:p>
-      <w:r>
-        <w:t>________________________________________________________________</w:t>
-      </w:r>
-    </w:p>
-    <w:p>
-      <w:r>
-        <w:t>________________________________________________________________</w:t>
-      </w:r>
-    </w:p>
-    <w:p>
-      <w:r>
-        <w:t>________________________________________________________________</w:t>
-      </w:r>
-    </w:p>
-    <w:p>
-      <w:pPr>
-        <w:pStyle w:val="Heading1"/>
-      </w:pPr>
-      <w:r>
-        <w:t>13. W2 Prove that one measurement is insufficient</w:t>
-      </w:r>
-    </w:p>
-    <w:p>
-      <w:r>
-        <w:t>Prove that one measurement is insufficient. Apply the supplied Features: Useful Clues facts and keep your reasoning.</w:t>
-      </w:r>
-    </w:p>
-    <w:p>
-      <w:pPr>
-        <w:spacing w:line="336" w:lineRule="auto" w:after="180"/>
-      </w:pPr>
-      <w:r>
-        <w:rPr>
-          <w:b w:val="0"/>
-        </w:rPr>
-        <w:t>Invent two cards with the same width but different correct labels under the card guide. Give both lengths and widths and justify the labels. Explain why a system receiving only width cannot always label both correctly.</w:t>
-      </w:r>
-    </w:p>
-    <w:p>
-      <w:pPr>
-        <w:pStyle w:val="Heading3"/>
-      </w:pPr>
-      <w:r>
-        <w:t>My reasoning and evidence</w:t>
-      </w:r>
-    </w:p>
-    <w:p>
-      <w:r>
-        <w:t>________________________________________________________________</w:t>
-      </w:r>
-    </w:p>
-    <w:p>
-      <w:r>
-        <w:t>________________________________________________________________</w:t>
-      </w:r>
-    </w:p>
-    <w:p>
-      <w:r>
-        <w:t>________________________________________________________________</w:t>
-      </w:r>
-    </w:p>
-    <w:p>
-      <w:r>
-        <w:t>________________________________________________________________</w:t>
-      </w:r>
-    </w:p>
-    <w:p>
-      <w:r>
-        <w:t>________________________________________________________________</w:t>
-      </w:r>
-    </w:p>
-    <w:p>
-      <w:r>
-        <w:t>________________________________________________________________</w:t>
-      </w:r>
-    </w:p>
-    <w:p>
-      <w:r>
-        <w:t>________________________________________________________________</w:t>
-      </w:r>
-    </w:p>
-    <w:p>
-      <w:pPr>
-        <w:pStyle w:val="Heading1"/>
-      </w:pPr>
-      <w:r>
-        <w:t>14. W3 Challenge an apparent colour shortcut</w:t>
-      </w:r>
-    </w:p>
-    <w:p>
-      <w:r>
-        <w:t>Challenge an apparent colour shortcut. Apply the supplied Features: Useful Clues facts and keep your reasoning.</w:t>
-      </w:r>
-    </w:p>
-    <w:p>
-      <w:pPr>
-        <w:spacing w:line="336" w:lineRule="auto" w:after="180"/>
-      </w:pPr>
-      <w:r>
-        <w:rPr>
-          <w:b w:val="0"/>
-        </w:rPr>
-        <w:t>A practice set contains three blue cards that fit and three red cards that are too large. A helper uses blue means fits and red means too large. Create a new card that this helper mislabels.</w:t>
-      </w:r>
-    </w:p>
-    <w:p>
-      <w:pPr>
-        <w:spacing w:line="336" w:lineRule="auto" w:after="180"/>
-      </w:pPr>
-      <w:r>
-        <w:rPr>
-          <w:b w:val="0"/>
-        </w:rPr>
-        <w:t xml:space="preserve">Explain why the perfect practice score did not establish that colour was a reliable </w:t>
-      </w:r>
-      <w:r>
-        <w:rPr>
-          <w:b/>
-        </w:rPr>
-        <w:t>feature</w:t>
-      </w:r>
-      <w:r>
-        <w:rPr>
-          <w:b w:val="0"/>
-        </w:rPr>
-        <w:t xml:space="preserve"> for this task.</w:t>
-      </w:r>
-    </w:p>
-    <w:p>
-      <w:pPr>
-        <w:pStyle w:val="Heading3"/>
-      </w:pPr>
-      <w:r>
-        <w:t>My reasoning and evidence</w:t>
-      </w:r>
-    </w:p>
-    <w:p>
-      <w:r>
-        <w:t>________________________________________________________________</w:t>
-      </w:r>
-    </w:p>
-    <w:p>
-      <w:r>
-        <w:t>________________________________________________________________</w:t>
-      </w:r>
-    </w:p>
-    <w:p>
-      <w:r>
-        <w:t>________________________________________________________________</w:t>
-      </w:r>
-    </w:p>
-    <w:p>
-      <w:r>
-        <w:t>________________________________________________________________</w:t>
-      </w:r>
-    </w:p>
-    <w:p>
-      <w:r>
-        <w:t>________________________________________________________________</w:t>
-      </w:r>
-    </w:p>
-    <w:p>
-      <w:r>
-        <w:t>________________________________________________________________</w:t>
-      </w:r>
-    </w:p>
-    <w:p>
-      <w:pPr>
-        <w:pStyle w:val="Heading1"/>
-      </w:pPr>
-      <w:r>
-        <w:t>15. W4 Design a record for a new task</w:t>
-      </w:r>
-    </w:p>
-    <w:p>
-      <w:r>
-        <w:t>Attempt before feedback. If this repeats the selected independent case, reuse that first attempt; otherwise keep a separate record. Design a record for a new task. Apply the supplied Features: Useful Clues facts and keep your reasoning.</w:t>
-      </w:r>
-    </w:p>
-    <w:p>
-      <w:pPr>
-        <w:spacing w:line="336" w:lineRule="auto" w:after="180"/>
-      </w:pPr>
-      <w:r>
-        <w:rPr>
-          <w:b w:val="0"/>
-        </w:rPr>
-        <w:t>A fictional display tray accepts a tile if its height is at most 9 cm and its thickness is at most 2 cm, including equality. Other dimensions are fixed. Before checking, you can record height, thickness and pattern name.</w:t>
-      </w:r>
-    </w:p>
-    <w:p>
-      <w:pPr>
-        <w:spacing w:line="336" w:lineRule="auto" w:after="180"/>
-      </w:pPr>
-      <w:r>
-        <w:rPr>
-          <w:b w:val="0"/>
-        </w:rPr>
-        <w:t xml:space="preserve">A pass sticker is added afterward. Choose </w:t>
-      </w:r>
-      <w:r>
-        <w:rPr>
-          <w:b/>
-        </w:rPr>
-        <w:t>input</w:t>
-      </w:r>
-      <w:r>
-        <w:rPr>
-          <w:b w:val="0"/>
-        </w:rPr>
-        <w:t>s with units. Construct two tiles with the same height but different labels.</w:t>
-      </w:r>
-    </w:p>
-    <w:p>
-      <w:pPr>
-        <w:spacing w:line="336" w:lineRule="auto" w:after="180"/>
-      </w:pPr>
-      <w:r>
-        <w:rPr>
-          <w:b w:val="0"/>
-        </w:rPr>
-        <w:t xml:space="preserve">Then label a 9 cm high, 2 cm thick striped tile and explain why the sticker is unsuitable as an </w:t>
-      </w:r>
-      <w:r>
-        <w:rPr>
-          <w:b/>
-        </w:rPr>
-        <w:t>input</w:t>
-      </w:r>
-      <w:r>
-        <w:rPr>
-          <w:b w:val="0"/>
-        </w:rPr>
-        <w:t xml:space="preserve"> before checking.</w:t>
-      </w:r>
-    </w:p>
-    <w:p>
-      <w:pPr>
-        <w:pStyle w:val="Heading3"/>
-      </w:pPr>
-      <w:r>
-        <w:t>My reasoning and evidence</w:t>
-      </w:r>
-    </w:p>
-    <w:p>
-      <w:r>
-        <w:t>________________________________________________________________</w:t>
-      </w:r>
-    </w:p>
-    <w:p>
-      <w:r>
-        <w:t>________________________________________________________________</w:t>
-      </w:r>
-    </w:p>
-    <w:p>
-      <w:r>
-        <w:t>________________________________________________________________</w:t>
-      </w:r>
-    </w:p>
-    <w:p>
-      <w:r>
-        <w:t>________________________________________________________________</w:t>
-      </w:r>
-    </w:p>
-    <w:p>
-      <w:r>
-        <w:t>________________________________________________________________</w:t>
-      </w:r>
-    </w:p>
-    <w:p>
-      <w:r>
-        <w:t>________________________________________________________________</w:t>
-      </w:r>
-    </w:p>
-    <w:p>
-      <w:r>
-        <w:t>________________________________________________________________</w:t>
-      </w:r>
-    </w:p>
-    <w:p>
-      <w:r>
-        <w:t>________________________________________________________________</w:t>
-      </w:r>
-    </w:p>
-    <w:p>
-      <w:pPr>
-        <w:pStyle w:val="Heading1"/>
-      </w:pPr>
-      <w:r>
-        <w:t>16. W5 Notice when the task changes</w:t>
-      </w:r>
-    </w:p>
-    <w:p>
-      <w:r>
-        <w:t>Notice when the task changes. Apply the supplied Features: Useful Clues facts and keep your reasoning.</w:t>
-      </w:r>
-    </w:p>
-    <w:p>
-      <w:pPr>
-        <w:spacing w:line="336" w:lineRule="auto" w:after="180"/>
-      </w:pPr>
-      <w:r>
-        <w:rPr>
-          <w:b w:val="0"/>
-        </w:rPr>
-        <w:t xml:space="preserve">The delivery station now sorts cards into red and blue bins instead of checking dimensions. Which previously unneeded </w:t>
-      </w:r>
-      <w:r>
-        <w:rPr>
-          <w:b/>
-        </w:rPr>
-        <w:t>feature</w:t>
-      </w:r>
-      <w:r>
-        <w:rPr>
-          <w:b w:val="0"/>
-        </w:rPr>
-        <w:t xml:space="preserve"> becomes useful? Explain why length and width alone may now be insufficient.</w:t>
-      </w:r>
-    </w:p>
-    <w:p>
-      <w:pPr>
-        <w:spacing w:line="336" w:lineRule="auto" w:after="180"/>
-      </w:pPr>
-      <w:r>
-        <w:rPr>
-          <w:b w:val="0"/>
-        </w:rPr>
-        <w:t>Give two cards that support your explanation.</w:t>
-      </w:r>
-    </w:p>
-    <w:p>
-      <w:pPr>
-        <w:pStyle w:val="Heading3"/>
-      </w:pPr>
-      <w:r>
-        <w:t>My reasoning and evidence</w:t>
-      </w:r>
-    </w:p>
-    <w:p>
-      <w:r>
-        <w:t>________________________________________________________________</w:t>
-      </w:r>
-    </w:p>
-    <w:p>
-      <w:r>
-        <w:t>________________________________________________________________</w:t>
-      </w:r>
-    </w:p>
-    <w:p>
-      <w:r>
-        <w:t>________________________________________________________________</w:t>
-      </w:r>
-    </w:p>
-    <w:p>
-      <w:r>
-        <w:t>________________________________________________________________</w:t>
-      </w:r>
-    </w:p>
-    <w:p>
-      <w:r>
-        <w:t>________________________________________________________________</w:t>
-      </w:r>
-    </w:p>
-    <w:p>
-      <w:r>
-        <w:t>________________________________________________________________</w:t>
-      </w:r>
-    </w:p>
-    <w:p>
-      <w:pPr>
-        <w:pStyle w:val="Heading1"/>
-      </w:pPr>
-      <w:r>
-        <w:t>17. Feedback, return check and learning record</w:t>
-      </w:r>
-    </w:p>
-    <w:p>
-      <w:r>
-        <w:t>Record the first repaired step and a different case to revisit after a delay.</w:t>
+        <w:t>17. Feedback · Repair and return</w:t>
+      </w:r>
+    </w:p>
+    <w:p>
+      <w:r>
+        <w:t>Keep the first attempt, the repair and a changed-case return.</w:t>
+      </w:r>
+    </w:p>
+    <w:p>
+      <w:pPr>
+        <w:pStyle w:val="Heading2"/>
+      </w:pPr>
+      <w:r>
+        <w:t>Your evidence record</w:t>
       </w:r>
     </w:p>
     <w:tbl>
@@ -1797,12 +894,956 @@
         <w:pStyle w:val="Heading1"/>
       </w:pPr>
       <w:r>
-        <w:t>18. Pictorial case practice: Features: Useful Clues</w:t>
-      </w:r>
-    </w:p>
-    <w:p>
-      <w:r>
-        <w:t>A fictional shelf accepts a craft box only if width is at most 6 cm and height at most 4 cm. Explain the labelled step before checking the changed condition.</w:t>
+        <w:t>10. Finish · Judge the evidence in your work</w:t>
+      </w:r>
+    </w:p>
+    <w:p>
+      <w:r>
+        <w:t>Point to work that supports your confidence level.</w:t>
+      </w:r>
+    </w:p>
+    <w:p>
+      <w:pPr>
+        <w:pStyle w:val="Heading2"/>
+      </w:pPr>
+      <w:r>
+        <w:t>Your evidence record</w:t>
+      </w:r>
+    </w:p>
+    <w:p>
+      <w:pPr>
+        <w:pStyle w:val="ListBullet"/>
+      </w:pPr>
+      <w:r>
+        <w:t>I can explain the mechanism.</w:t>
+      </w:r>
+    </w:p>
+    <w:p>
+      <w:pPr>
+        <w:pStyle w:val="ListBullet"/>
+      </w:pPr>
+      <w:r>
+        <w:t>I can show evidence.</w:t>
+      </w:r>
+    </w:p>
+    <w:p>
+      <w:pPr>
+        <w:pStyle w:val="ListBullet"/>
+      </w:pPr>
+      <w:r>
+        <w:t>I can handle a changed case.</w:t>
+      </w:r>
+    </w:p>
+    <w:p>
+      <w:pPr>
+        <w:pStyle w:val="ListBullet"/>
+      </w:pPr>
+      <w:r>
+        <w:t>I can name a limit.</w:t>
+      </w:r>
+    </w:p>
+    <w:p>
+      <w:r>
+        <w:t>Mark each as not yet, with help or independently, and attach supporting work.</w:t>
+      </w:r>
+    </w:p>
+    <w:p>
+      <w:pPr>
+        <w:spacing w:line="336" w:lineRule="auto" w:after="180"/>
+      </w:pPr>
+      <w:r>
+        <w:rPr>
+          <w:b w:val="0"/>
+        </w:rPr>
+        <w:t>Teacher review ____________________  Next step ____________________</w:t>
+      </w:r>
+    </w:p>
+    <w:p>
+      <w:pPr>
+        <w:pStyle w:val="Heading1"/>
+      </w:pPr>
+      <w:r>
+        <w:t>Reference bank and extra practice</w:t>
+      </w:r>
+    </w:p>
+    <w:p>
+      <w:pPr>
+        <w:pStyle w:val="Heading1"/>
+      </w:pPr>
+      <w:r>
+        <w:t>02. Reference · Supported W2 record</w:t>
+      </w:r>
+    </w:p>
+    <w:p>
+      <w:r>
+        <w:t>This is the same W2 attempt. Keep one response record.</w:t>
+      </w:r>
+    </w:p>
+    <w:p>
+      <w:pPr>
+        <w:pStyle w:val="Heading2"/>
+      </w:pPr>
+      <w:r>
+        <w:t>Use this when helpful</w:t>
+      </w:r>
+    </w:p>
+    <w:p>
+      <w:pPr>
+        <w:spacing w:line="336" w:lineRule="auto" w:after="180"/>
+      </w:pPr>
+      <w:r>
+        <w:rPr>
+          <w:b w:val="0"/>
+        </w:rPr>
+        <w:t xml:space="preserve">Use W2: Prove that one measurement is insufficient for </w:t>
+      </w:r>
+      <w:r>
+        <w:rPr>
+          <w:b/>
+        </w:rPr>
+        <w:t>Feature</w:t>
+      </w:r>
+      <w:r>
+        <w:rPr>
+          <w:b w:val="0"/>
+        </w:rPr>
+        <w:t>s and useful distinctions. Record the answer once; the lesson and workbook refer to the same attempt.</w:t>
+      </w:r>
+    </w:p>
+    <w:tbl>
+      <w:tblPr>
+        <w:tblStyle w:val="LightShading-Accent1"/>
+        <w:tblW w:type="auto" w:w="0"/>
+        <w:tblLook w:firstColumn="1" w:firstRow="1" w:lastColumn="0" w:lastRow="0" w:noHBand="0" w:noVBand="1" w:val="04A0"/>
+      </w:tblPr>
+      <w:tblGrid>
+        <w:gridCol w:w="2556"/>
+        <w:gridCol w:w="2556"/>
+        <w:gridCol w:w="2556"/>
+        <w:gridCol w:w="2556"/>
+      </w:tblGrid>
+      <w:tr>
+        <w:trPr>
+          <w:tblHeader/>
+        </w:trPr>
+        <w:tc>
+          <w:tcPr>
+            <w:tcW w:type="dxa" w:w="2556"/>
+          </w:tcPr>
+          <w:p>
+            <w:r>
+              <w:t>Given inputs</w:t>
+            </w:r>
+          </w:p>
+        </w:tc>
+        <w:tc>
+          <w:tcPr>
+            <w:tcW w:type="dxa" w:w="2556"/>
+          </w:tcPr>
+          <w:p>
+            <w:r>
+              <w:t>Procedure I chose</w:t>
+            </w:r>
+          </w:p>
+        </w:tc>
+        <w:tc>
+          <w:tcPr>
+            <w:tcW w:type="dxa" w:w="2556"/>
+          </w:tcPr>
+          <w:p>
+            <w:r>
+              <w:t>Middle steps</w:t>
+            </w:r>
+          </w:p>
+        </w:tc>
+        <w:tc>
+          <w:tcPr>
+            <w:tcW w:type="dxa" w:w="2556"/>
+          </w:tcPr>
+          <w:p>
+            <w:r>
+              <w:t>Result and check</w:t>
+            </w:r>
+          </w:p>
+        </w:tc>
+      </w:tr>
+      <w:tr>
+        <w:tc>
+          <w:tcPr>
+            <w:tcW w:type="dxa" w:w="2556"/>
+          </w:tcPr>
+          <w:p>
+            <w:r/>
+          </w:p>
+        </w:tc>
+        <w:tc>
+          <w:tcPr>
+            <w:tcW w:type="dxa" w:w="2556"/>
+          </w:tcPr>
+          <w:p>
+            <w:r/>
+          </w:p>
+        </w:tc>
+        <w:tc>
+          <w:tcPr>
+            <w:tcW w:type="dxa" w:w="2556"/>
+          </w:tcPr>
+          <w:p>
+            <w:r/>
+          </w:p>
+        </w:tc>
+        <w:tc>
+          <w:tcPr>
+            <w:tcW w:type="dxa" w:w="2556"/>
+          </w:tcPr>
+          <w:p>
+            <w:r/>
+          </w:p>
+        </w:tc>
+      </w:tr>
+    </w:tbl>
+    <w:p>
+      <w:pPr>
+        <w:pStyle w:val="Heading3"/>
+      </w:pPr>
+      <w:r>
+        <w:t>The step I completed without help, and the hint I needed</w:t>
+      </w:r>
+    </w:p>
+    <w:p>
+      <w:r>
+        <w:t>________________________________________________________________</w:t>
+      </w:r>
+    </w:p>
+    <w:p>
+      <w:r>
+        <w:t>________________________________________________________________</w:t>
+      </w:r>
+    </w:p>
+    <w:p>
+      <w:r>
+        <w:t>________________________________________________________________</w:t>
+      </w:r>
+    </w:p>
+    <w:p>
+      <w:pPr>
+        <w:pStyle w:val="Heading1"/>
+      </w:pPr>
+      <w:r>
+        <w:t>03. Extra practice · Repair the explanation</w:t>
+      </w:r>
+    </w:p>
+    <w:p>
+      <w:r>
+        <w:t>Explain the deciding fact before discussing the answer.</w:t>
+      </w:r>
+    </w:p>
+    <w:p>
+      <w:pPr>
+        <w:pStyle w:val="Heading2"/>
+      </w:pPr>
+      <w:r>
+        <w:t>Use this when helpful</w:t>
+      </w:r>
+    </w:p>
+    <w:p>
+      <w:pPr>
+        <w:spacing w:line="336" w:lineRule="auto" w:after="180"/>
+      </w:pPr>
+      <w:r>
+        <w:rPr>
+          <w:b w:val="0"/>
+        </w:rPr>
+        <w:t xml:space="preserve">Use the worked case for </w:t>
+      </w:r>
+      <w:r>
+        <w:rPr>
+          <w:b/>
+        </w:rPr>
+        <w:t>Feature</w:t>
+      </w:r>
+      <w:r>
+        <w:rPr>
+          <w:b w:val="0"/>
+        </w:rPr>
+        <w:t>s and useful distinctions. Proposed explanation: “A stronger model can always recover an omitted measurement”. Decide whether this explanation is supported.</w:t>
+      </w:r>
+    </w:p>
+    <w:p>
+      <w:pPr>
+        <w:spacing w:line="336" w:lineRule="auto" w:after="180"/>
+      </w:pPr>
+      <w:r>
+        <w:rPr>
+          <w:b w:val="0"/>
+        </w:rPr>
+        <w:t>Point to the step or supplied fact that decides; explain your repair if needed.</w:t>
+      </w:r>
+    </w:p>
+    <w:p>
+      <w:pPr>
+        <w:pStyle w:val="Heading3"/>
+      </w:pPr>
+      <w:r>
+        <w:t>My explanation before partner discussion</w:t>
+      </w:r>
+    </w:p>
+    <w:p>
+      <w:r>
+        <w:t>________________________________________________________________</w:t>
+      </w:r>
+    </w:p>
+    <w:p>
+      <w:r>
+        <w:t>________________________________________________________________</w:t>
+      </w:r>
+    </w:p>
+    <w:p>
+      <w:r>
+        <w:t>________________________________________________________________</w:t>
+      </w:r>
+    </w:p>
+    <w:p>
+      <w:r>
+        <w:t>________________________________________________________________</w:t>
+      </w:r>
+    </w:p>
+    <w:p>
+      <w:pPr>
+        <w:pStyle w:val="Heading1"/>
+      </w:pPr>
+      <w:r>
+        <w:t>05. Reference · Original learning target</w:t>
+      </w:r>
+    </w:p>
+    <w:p>
+      <w:r>
+        <w:t>Use this target to inspect an explanation.</w:t>
+      </w:r>
+    </w:p>
+    <w:p>
+      <w:pPr>
+        <w:pStyle w:val="Heading2"/>
+      </w:pPr>
+      <w:r>
+        <w:t>Use this when helpful</w:t>
+      </w:r>
+    </w:p>
+    <w:p>
+      <w:pPr>
+        <w:spacing w:line="336" w:lineRule="auto" w:after="180"/>
+      </w:pPr>
+      <w:r>
+        <w:rPr>
+          <w:b w:val="0"/>
+        </w:rPr>
+        <w:t>A dataset contains only small smooth leaves and large toothed leaves. A model separates them by size. Design two fresh examples that distinguish a size shortcut from an edge-based rule.</w:t>
+      </w:r>
+    </w:p>
+    <w:p>
+      <w:pPr>
+        <w:pStyle w:val="Heading1"/>
+      </w:pPr>
+      <w:r>
+        <w:t>06. Extra practice · A complete case</w:t>
+      </w:r>
+    </w:p>
+    <w:p>
+      <w:r>
+        <w:t>Try the question before checking the worked explanation.</w:t>
+      </w:r>
+    </w:p>
+    <w:p>
+      <w:pPr>
+        <w:pStyle w:val="Heading2"/>
+      </w:pPr>
+      <w:r>
+        <w:t>Use this when helpful</w:t>
+      </w:r>
+    </w:p>
+    <w:p>
+      <w:pPr>
+        <w:spacing w:line="336" w:lineRule="auto" w:after="180"/>
+      </w:pPr>
+      <w:r>
+        <w:rPr>
+          <w:b w:val="0"/>
+        </w:rPr>
+        <w:t>Two green leaves have smooth and toothed edges. The task is to distinguish edge types.</w:t>
+      </w:r>
+    </w:p>
+    <w:p>
+      <w:pPr>
+        <w:spacing w:line="336" w:lineRule="auto" w:after="180"/>
+      </w:pPr>
+      <w:r>
+        <w:rPr>
+          <w:b w:val="0"/>
+        </w:rPr>
+        <w:t xml:space="preserve">Choose the </w:t>
+      </w:r>
+      <w:r>
+        <w:rPr>
+          <w:b/>
+        </w:rPr>
+        <w:t>relevant feature</w:t>
+      </w:r>
+      <w:r>
+        <w:rPr>
+          <w:b w:val="0"/>
+        </w:rPr>
+        <w:t xml:space="preserve"> and explain why size is insufficient.</w:t>
+      </w:r>
+    </w:p>
+    <w:p>
+      <w:pPr>
+        <w:spacing w:line="336" w:lineRule="auto" w:after="180"/>
+      </w:pPr>
+      <w:r>
+        <w:rPr>
+          <w:b w:val="0"/>
+        </w:rPr>
+        <w:t xml:space="preserve">Show your trace, calculation or </w:t>
+      </w:r>
+      <w:r>
+        <w:rPr>
+          <w:b/>
+        </w:rPr>
+        <w:t>evidence</w:t>
+      </w:r>
+    </w:p>
+    <w:p>
+      <w:pPr>
+        <w:pStyle w:val="Heading3"/>
+      </w:pPr>
+      <w:r>
+        <w:t>Write or draw your reasoning and evidence.</w:t>
+      </w:r>
+    </w:p>
+    <w:p>
+      <w:r>
+        <w:t>________________________________________________________________</w:t>
+      </w:r>
+    </w:p>
+    <w:p>
+      <w:r>
+        <w:t>________________________________________________________________</w:t>
+      </w:r>
+    </w:p>
+    <w:p>
+      <w:r>
+        <w:t>________________________________________________________________</w:t>
+      </w:r>
+    </w:p>
+    <w:p>
+      <w:r>
+        <w:t>________________________________________________________________</w:t>
+      </w:r>
+    </w:p>
+    <w:p>
+      <w:r>
+        <w:t>________________________________________________________________</w:t>
+      </w:r>
+    </w:p>
+    <w:p>
+      <w:pPr>
+        <w:pStyle w:val="Heading1"/>
+      </w:pPr>
+      <w:r>
+        <w:t>07. Extra practice · A changed case</w:t>
+      </w:r>
+    </w:p>
+    <w:p>
+      <w:r>
+        <w:t>Keep this practice separate from the reserved independent attempt.</w:t>
+      </w:r>
+    </w:p>
+    <w:p>
+      <w:pPr>
+        <w:pStyle w:val="Heading2"/>
+      </w:pPr>
+      <w:r>
+        <w:t>Use this when helpful</w:t>
+      </w:r>
+    </w:p>
+    <w:p>
+      <w:pPr>
+        <w:spacing w:line="336" w:lineRule="auto" w:after="180"/>
+      </w:pPr>
+      <w:r>
+        <w:rPr>
+          <w:b w:val="0"/>
+        </w:rPr>
+        <w:t xml:space="preserve">A sorter separates round and square tiles. Both shapes come in red and blue. Choose a useful </w:t>
+      </w:r>
+      <w:r>
+        <w:rPr>
+          <w:b/>
+        </w:rPr>
+        <w:t>feature</w:t>
+      </w:r>
+      <w:r>
+        <w:rPr>
+          <w:b w:val="0"/>
+        </w:rPr>
+        <w:t xml:space="preserve"> and a distracting </w:t>
+      </w:r>
+      <w:r>
+        <w:rPr>
+          <w:b/>
+        </w:rPr>
+        <w:t>feature</w:t>
+      </w:r>
+      <w:r>
+        <w:rPr>
+          <w:b w:val="0"/>
+        </w:rPr>
+        <w:t>. Test your choice on a blue circle.</w:t>
+      </w:r>
+    </w:p>
+    <w:p>
+      <w:pPr>
+        <w:spacing w:line="336" w:lineRule="auto" w:after="180"/>
+      </w:pPr>
+      <w:r>
+        <w:rPr>
+          <w:b w:val="0"/>
+        </w:rPr>
+        <w:t>My practice answer and reason</w:t>
+      </w:r>
+    </w:p>
+    <w:p>
+      <w:pPr>
+        <w:pStyle w:val="Heading3"/>
+      </w:pPr>
+      <w:r>
+        <w:t>Write or draw your reasoning and evidence.</w:t>
+      </w:r>
+    </w:p>
+    <w:p>
+      <w:r>
+        <w:t>________________________________________________________________</w:t>
+      </w:r>
+    </w:p>
+    <w:p>
+      <w:r>
+        <w:t>________________________________________________________________</w:t>
+      </w:r>
+    </w:p>
+    <w:p>
+      <w:r>
+        <w:t>________________________________________________________________</w:t>
+      </w:r>
+    </w:p>
+    <w:p>
+      <w:r>
+        <w:t>________________________________________________________________</w:t>
+      </w:r>
+    </w:p>
+    <w:p>
+      <w:r>
+        <w:t>________________________________________________________________</w:t>
+      </w:r>
+    </w:p>
+    <w:p>
+      <w:pPr>
+        <w:pStyle w:val="Heading3"/>
+      </w:pPr>
+      <w:r>
+        <w:t>Week 8 Test and reflect</w:t>
+      </w:r>
+    </w:p>
+    <w:p>
+      <w:pPr>
+        <w:pStyle w:val="Heading1"/>
+      </w:pPr>
+      <w:r>
+        <w:t>08. Extra practice · Design a revealing test</w:t>
+      </w:r>
+    </w:p>
+    <w:p>
+      <w:r>
+        <w:t>Predict before tracing or testing.</w:t>
+      </w:r>
+    </w:p>
+    <w:p>
+      <w:pPr>
+        <w:pStyle w:val="Heading2"/>
+      </w:pPr>
+      <w:r>
+        <w:t>Use this when helpful</w:t>
+      </w:r>
+    </w:p>
+    <w:p>
+      <w:pPr>
+        <w:spacing w:line="336" w:lineRule="auto" w:after="180"/>
+      </w:pPr>
+      <w:r>
+        <w:rPr>
+          <w:b w:val="0"/>
+        </w:rPr>
+        <w:t xml:space="preserve">Create a changed </w:t>
+      </w:r>
+      <w:r>
+        <w:rPr>
+          <w:b/>
+        </w:rPr>
+        <w:t>input</w:t>
+      </w:r>
+      <w:r>
+        <w:rPr>
+          <w:b w:val="0"/>
+        </w:rPr>
+        <w:t>, boundary case or missing-information case. Write the expected answer or safe response before testing.</w:t>
+      </w:r>
+    </w:p>
+    <w:tbl>
+      <w:tblPr>
+        <w:tblStyle w:val="LightShading-Accent1"/>
+        <w:tblW w:type="auto" w:w="0"/>
+        <w:tblLook w:firstColumn="1" w:firstRow="1" w:lastColumn="0" w:lastRow="0" w:noHBand="0" w:noVBand="1" w:val="04A0"/>
+      </w:tblPr>
+      <w:tblGrid>
+        <w:gridCol w:w="5112"/>
+        <w:gridCol w:w="5112"/>
+      </w:tblGrid>
+      <w:tr>
+        <w:trPr>
+          <w:tblHeader/>
+        </w:trPr>
+        <w:tc>
+          <w:tcPr>
+            <w:tcW w:type="dxa" w:w="5112"/>
+          </w:tcPr>
+          <w:p>
+            <w:r>
+              <w:t>Test record</w:t>
+            </w:r>
+          </w:p>
+        </w:tc>
+        <w:tc>
+          <w:tcPr>
+            <w:tcW w:type="dxa" w:w="5112"/>
+          </w:tcPr>
+          <w:p>
+            <w:r>
+              <w:t>My evidence</w:t>
+            </w:r>
+          </w:p>
+        </w:tc>
+      </w:tr>
+      <w:tr>
+        <w:tc>
+          <w:tcPr>
+            <w:tcW w:type="dxa" w:w="5112"/>
+          </w:tcPr>
+          <w:p>
+            <w:r>
+              <w:t>Changed input or condition</w:t>
+            </w:r>
+          </w:p>
+        </w:tc>
+        <w:tc>
+          <w:tcPr>
+            <w:tcW w:type="dxa" w:w="5112"/>
+          </w:tcPr>
+          <w:p>
+            <w:r/>
+          </w:p>
+        </w:tc>
+      </w:tr>
+      <w:tr>
+        <w:tc>
+          <w:tcPr>
+            <w:tcW w:type="dxa" w:w="5112"/>
+          </w:tcPr>
+          <w:p>
+            <w:r>
+              <w:t>Expected answer or fallback</w:t>
+            </w:r>
+          </w:p>
+        </w:tc>
+        <w:tc>
+          <w:tcPr>
+            <w:tcW w:type="dxa" w:w="5112"/>
+          </w:tcPr>
+          <w:p>
+            <w:r/>
+          </w:p>
+        </w:tc>
+      </w:tr>
+      <w:tr>
+        <w:tc>
+          <w:tcPr>
+            <w:tcW w:type="dxa" w:w="5112"/>
+          </w:tcPr>
+          <w:p>
+            <w:r>
+              <w:t>Observed result</w:t>
+            </w:r>
+          </w:p>
+        </w:tc>
+        <w:tc>
+          <w:tcPr>
+            <w:tcW w:type="dxa" w:w="5112"/>
+          </w:tcPr>
+          <w:p>
+            <w:r/>
+          </w:p>
+        </w:tc>
+      </w:tr>
+      <w:tr>
+        <w:tc>
+          <w:tcPr>
+            <w:tcW w:type="dxa" w:w="5112"/>
+          </w:tcPr>
+          <w:p>
+            <w:r>
+              <w:t>Why the result occurred</w:t>
+            </w:r>
+          </w:p>
+        </w:tc>
+        <w:tc>
+          <w:tcPr>
+            <w:tcW w:type="dxa" w:w="5112"/>
+          </w:tcPr>
+          <w:p>
+            <w:r/>
+          </w:p>
+        </w:tc>
+      </w:tr>
+    </w:tbl>
+    <w:p>
+      <w:pPr>
+        <w:pStyle w:val="Heading1"/>
+      </w:pPr>
+      <w:r>
+        <w:t>11. Reference · Original target response space</w:t>
+      </w:r>
+    </w:p>
+    <w:p>
+      <w:r>
+        <w:t>This teaching case is practice rather than a fresh assessment.</w:t>
+      </w:r>
+    </w:p>
+    <w:p>
+      <w:pPr>
+        <w:pStyle w:val="Heading2"/>
+      </w:pPr>
+      <w:r>
+        <w:t>Use this when helpful</w:t>
+      </w:r>
+    </w:p>
+    <w:p>
+      <w:pPr>
+        <w:spacing w:line="336" w:lineRule="auto" w:after="180"/>
+      </w:pPr>
+      <w:r>
+        <w:rPr>
+          <w:b w:val="0"/>
+        </w:rPr>
+        <w:t>A dataset contains only small smooth leaves and large toothed leaves. A model separates them by size. Design two fresh examples that distinguish a size shortcut from an edge-based rule.</w:t>
+      </w:r>
+    </w:p>
+    <w:p>
+      <w:pPr>
+        <w:pStyle w:val="Heading3"/>
+      </w:pPr>
+      <w:r>
+        <w:t>My explanation after practice</w:t>
+      </w:r>
+    </w:p>
+    <w:p>
+      <w:r>
+        <w:t>________________________________________________________________</w:t>
+      </w:r>
+    </w:p>
+    <w:p>
+      <w:r>
+        <w:t>________________________________________________________________</w:t>
+      </w:r>
+    </w:p>
+    <w:p>
+      <w:r>
+        <w:t>________________________________________________________________</w:t>
+      </w:r>
+    </w:p>
+    <w:p>
+      <w:r>
+        <w:t>________________________________________________________________</w:t>
+      </w:r>
+    </w:p>
+    <w:p>
+      <w:r>
+        <w:t>________________________________________________________________</w:t>
+      </w:r>
+    </w:p>
+    <w:p>
+      <w:r>
+        <w:t>________________________________________________________________</w:t>
+      </w:r>
+    </w:p>
+    <w:p>
+      <w:r>
+        <w:t>________________________________________________________________</w:t>
+      </w:r>
+    </w:p>
+    <w:p>
+      <w:pPr>
+        <w:spacing w:line="336" w:lineRule="auto" w:after="180"/>
+      </w:pPr>
+      <w:r>
+        <w:rPr>
+          <w:b w:val="0"/>
+        </w:rPr>
+        <w:t>Record support used: none, hint or teacher explanation.</w:t>
+      </w:r>
+    </w:p>
+    <w:p>
+      <w:pPr>
+        <w:pStyle w:val="Heading1"/>
+      </w:pPr>
+      <w:r>
+        <w:t>15. Reference · Independent-case response copy</w:t>
+      </w:r>
+    </w:p>
+    <w:p>
+      <w:r>
+        <w:t>This duplicates W4. Reuse the same first-attempt record.</w:t>
+      </w:r>
+    </w:p>
+    <w:p>
+      <w:pPr>
+        <w:pStyle w:val="Heading2"/>
+      </w:pPr>
+      <w:r>
+        <w:t>Use this when helpful</w:t>
+      </w:r>
+    </w:p>
+    <w:p>
+      <w:pPr>
+        <w:spacing w:line="336" w:lineRule="auto" w:after="180"/>
+      </w:pPr>
+      <w:r>
+        <w:rPr>
+          <w:b w:val="0"/>
+        </w:rPr>
+        <w:t>A fictional display tray accepts a tile if its height is at most 9 cm and its thickness is at most 2 cm, including equality. Other dimensions are fixed. Before checking, you can record height, thickness and pattern name.</w:t>
+      </w:r>
+    </w:p>
+    <w:p>
+      <w:pPr>
+        <w:spacing w:line="336" w:lineRule="auto" w:after="180"/>
+      </w:pPr>
+      <w:r>
+        <w:rPr>
+          <w:b w:val="0"/>
+        </w:rPr>
+        <w:t xml:space="preserve">A pass sticker is added afterward. Choose </w:t>
+      </w:r>
+      <w:r>
+        <w:rPr>
+          <w:b/>
+        </w:rPr>
+        <w:t>input</w:t>
+      </w:r>
+      <w:r>
+        <w:rPr>
+          <w:b w:val="0"/>
+        </w:rPr>
+        <w:t>s with units. Construct two tiles with the same height but different labels.</w:t>
+      </w:r>
+    </w:p>
+    <w:p>
+      <w:pPr>
+        <w:spacing w:line="336" w:lineRule="auto" w:after="180"/>
+      </w:pPr>
+      <w:r>
+        <w:rPr>
+          <w:b w:val="0"/>
+        </w:rPr>
+        <w:t xml:space="preserve">Then label a 9 cm high, 2 cm thick striped tile and explain why the sticker is unsuitable as an </w:t>
+      </w:r>
+      <w:r>
+        <w:rPr>
+          <w:b/>
+        </w:rPr>
+        <w:t>input</w:t>
+      </w:r>
+      <w:r>
+        <w:rPr>
+          <w:b w:val="0"/>
+        </w:rPr>
+        <w:t xml:space="preserve"> before checking.</w:t>
+      </w:r>
+    </w:p>
+    <w:p>
+      <w:pPr>
+        <w:pStyle w:val="Heading3"/>
+      </w:pPr>
+      <w:r>
+        <w:t>My reasoning and evidence</w:t>
+      </w:r>
+    </w:p>
+    <w:p>
+      <w:r>
+        <w:t>________________________________________________________________</w:t>
+      </w:r>
+    </w:p>
+    <w:p>
+      <w:r>
+        <w:t>________________________________________________________________</w:t>
+      </w:r>
+    </w:p>
+    <w:p>
+      <w:r>
+        <w:t>________________________________________________________________</w:t>
+      </w:r>
+    </w:p>
+    <w:p>
+      <w:r>
+        <w:t>________________________________________________________________</w:t>
+      </w:r>
+    </w:p>
+    <w:p>
+      <w:r>
+        <w:t>________________________________________________________________</w:t>
+      </w:r>
+    </w:p>
+    <w:p>
+      <w:r>
+        <w:t>________________________________________________________________</w:t>
+      </w:r>
+    </w:p>
+    <w:p>
+      <w:r>
+        <w:t>________________________________________________________________</w:t>
+      </w:r>
+    </w:p>
+    <w:p>
+      <w:r>
+        <w:t>________________________________________________________________</w:t>
+      </w:r>
+    </w:p>
+    <w:p>
+      <w:pPr>
+        <w:pStyle w:val="Heading1"/>
+      </w:pPr>
+      <w:r>
+        <w:t>18. Extra practice · Use the worked picture</w:t>
+      </w:r>
+    </w:p>
+    <w:p>
+      <w:r>
+        <w:t>Keep the explanation and the support you used.</w:t>
+      </w:r>
+    </w:p>
+    <w:p>
+      <w:pPr>
+        <w:pStyle w:val="Heading2"/>
+      </w:pPr>
+      <w:r>
+        <w:t>Use this when helpful</w:t>
       </w:r>
     </w:p>
     <w:p>
@@ -1973,16 +2014,7 @@
     </w:p>
     <w:p>
       <w:pPr>
-        <w:pStyle w:val="Heading3"/>
-      </w:pPr>
-      <w:r>
-        <w:t>Record the help used</w:t>
-      </w:r>
-    </w:p>
-    <w:p>
-      <w:pPr>
         <w:spacing w:line="336" w:lineRule="auto" w:after="180"/>
-        <w:shd w:fill="F1F6F8"/>
       </w:pPr>
       <w:r>
         <w:rPr>
@@ -2031,12 +2063,20 @@
         <w:pStyle w:val="Heading1"/>
       </w:pPr>
       <w:r>
-        <w:t>19. Project portfolio milestone</w:t>
-      </w:r>
-    </w:p>
-    <w:p>
-      <w:r>
-        <w:t>Keep this week’s input, deciding step, result and limit together in the Helpful Classroom Sorter record.</w:t>
+        <w:t>19. Reference · Project portfolio record</w:t>
+      </w:r>
+    </w:p>
+    <w:p>
+      <w:r>
+        <w:t>Extend your main project response when helpful.</w:t>
+      </w:r>
+    </w:p>
+    <w:p>
+      <w:pPr>
+        <w:pStyle w:val="Heading2"/>
+      </w:pPr>
+      <w:r>
+        <w:t>Use this when helpful</w:t>
       </w:r>
     </w:p>
     <w:p>
@@ -2262,12 +2302,476 @@
         <w:pStyle w:val="Heading1"/>
       </w:pPr>
       <w:r>
-        <w:t>20. Supported practice and learning evidence</w:t>
-      </w:r>
-    </w:p>
-    <w:p>
-      <w:r>
-        <w:t>Try the supported questions before comparing with hints and feedback. Record what you repaired and the evidence you retained.</w:t>
+        <w:t>20. Extra practice: pictures, repair and feedback</w:t>
+      </w:r>
+    </w:p>
+    <w:p>
+      <w:r>
+        <w:t>Attempt each question before opening its explanation. Use one browser or paper copy.</w:t>
+      </w:r>
+    </w:p>
+    <w:p>
+      <w:pPr>
+        <w:pStyle w:val="Heading2"/>
+      </w:pPr>
+      <w:r>
+        <w:t>First supported question</w:t>
+      </w:r>
+    </w:p>
+    <w:p>
+      <w:pPr>
+        <w:pStyle w:val="ListBullet"/>
+      </w:pPr>
+      <w:r>
+        <w:t>A fictional shelf accepts a craft box only if width is at most 6 cm and height at most 4 cm.</w:t>
+      </w:r>
+    </w:p>
+    <w:p>
+      <w:pPr>
+        <w:pStyle w:val="Heading3"/>
+      </w:pPr>
+      <w:r>
+        <w:t>Practice 1: explain the deciding evidence</w:t>
+      </w:r>
+    </w:p>
+    <w:p>
+      <w:pPr>
+        <w:pStyle w:val="ListBullet"/>
+      </w:pPr>
+      <w:r>
+        <w:t>Which labelled step matches this detail? The later sticker cannot be an input available before checking.</w:t>
+      </w:r>
+    </w:p>
+    <w:p>
+      <w:pPr>
+        <w:pStyle w:val="ListBullet"/>
+      </w:pPr>
+      <w:r>
+        <w:t>1. Apply both limits</w:t>
+      </w:r>
+    </w:p>
+    <w:p>
+      <w:pPr>
+        <w:pStyle w:val="ListBullet"/>
+      </w:pPr>
+      <w:r>
+        <w:t>2. Reject a shortcut</w:t>
+      </w:r>
+    </w:p>
+    <w:p>
+      <w:pPr>
+        <w:pStyle w:val="ListBullet"/>
+      </w:pPr>
+      <w:r>
+        <w:t>3. Height check</w:t>
+      </w:r>
+    </w:p>
+    <w:p>
+      <w:pPr>
+        <w:pStyle w:val="ListBullet"/>
+      </w:pPr>
+      <w:r>
+        <w:t>4. Width check</w:t>
+      </w:r>
+    </w:p>
+    <w:p>
+      <w:pPr>
+        <w:pStyle w:val="Heading3"/>
+      </w:pPr>
+      <w:r>
+        <w:t>My selected conclusion, deciding fact and explanation</w:t>
+      </w:r>
+    </w:p>
+    <w:p>
+      <w:r>
+        <w:t>________________________________________________________________</w:t>
+      </w:r>
+    </w:p>
+    <w:p>
+      <w:r>
+        <w:t>________________________________________________________________</w:t>
+      </w:r>
+    </w:p>
+    <w:p>
+      <w:r>
+        <w:t>________________________________________________________________</w:t>
+      </w:r>
+    </w:p>
+    <w:p>
+      <w:r>
+        <w:t>________________________________________________________________</w:t>
+      </w:r>
+    </w:p>
+    <w:p>
+      <w:r>
+        <w:t>________________________________________________________________</w:t>
+      </w:r>
+    </w:p>
+    <w:p>
+      <w:pPr>
+        <w:pStyle w:val="ListBullet"/>
+      </w:pPr>
+      <w:r>
+        <w:t>Hint if needed: Read the steps in the pictorial case. Match the supplied detail to the stage that performs or records it.</w:t>
+      </w:r>
+    </w:p>
+    <w:p>
+      <w:pPr>
+        <w:pStyle w:val="Heading2"/>
+      </w:pPr>
+      <w:r>
+        <w:t>Check the first explanation · reference / check after trying</w:t>
+      </w:r>
+    </w:p>
+    <w:p>
+      <w:pPr>
+        <w:spacing w:line="336" w:lineRule="auto" w:after="180"/>
+      </w:pPr>
+      <w:r>
+        <w:rPr>
+          <w:b w:val="0"/>
+        </w:rPr>
+        <w:t xml:space="preserve">After your attempt, compare with the supported explanation: Reject a shortcut The later sticker cannot be an </w:t>
+      </w:r>
+      <w:r>
+        <w:rPr>
+          <w:b/>
+        </w:rPr>
+        <w:t>input</w:t>
+      </w:r>
+      <w:r>
+        <w:rPr>
+          <w:b w:val="0"/>
+        </w:rPr>
+        <w:t xml:space="preserve"> available before checking. Comparing P with Q isolates width; comparing S with R isolates height.</w:t>
+      </w:r>
+    </w:p>
+    <w:p>
+      <w:pPr>
+        <w:spacing w:line="336" w:lineRule="auto" w:after="180"/>
+      </w:pPr>
+      <w:r>
+        <w:rPr>
+          <w:b w:val="0"/>
+        </w:rPr>
+        <w:t xml:space="preserve">Comparing P with S changes pattern while both remain accepted. Under this declared policy, pattern is not a deciding </w:t>
+      </w:r>
+      <w:r>
+        <w:rPr>
+          <w:b/>
+        </w:rPr>
+        <w:t>feature</w:t>
+      </w:r>
+      <w:r>
+        <w:rPr>
+          <w:b w:val="0"/>
+        </w:rPr>
+        <w:t>. A later acceptance sticker leaks the very answer the system should produce.</w:t>
+      </w:r>
+    </w:p>
+    <w:p>
+      <w:pPr>
+        <w:pStyle w:val="Heading2"/>
+      </w:pPr>
+      <w:r>
+        <w:t>Changed-case question</w:t>
+      </w:r>
+    </w:p>
+    <w:p>
+      <w:pPr>
+        <w:pStyle w:val="Heading3"/>
+      </w:pPr>
+      <w:r>
+        <w:t>Practice 2: explain the deciding evidence</w:t>
+      </w:r>
+    </w:p>
+    <w:p>
+      <w:pPr>
+        <w:pStyle w:val="ListBullet"/>
+      </w:pPr>
+      <w:r>
+        <w:t>Changed-case practice: Change Q’s width to 6 without changing its height. Which conclusion is supported by the supplied facts?</w:t>
+      </w:r>
+    </w:p>
+    <w:p>
+      <w:pPr>
+        <w:pStyle w:val="ListBullet"/>
+      </w:pPr>
+      <w:r>
+        <w:t>1. We can decide the result without examining the changed input or the procedure.</w:t>
+      </w:r>
+    </w:p>
+    <w:p>
+      <w:pPr>
+        <w:pStyle w:val="ListBullet"/>
+      </w:pPr>
+      <w:r>
+        <w:t>2. This one example guarantees correct results for every future input.</w:t>
+      </w:r>
+    </w:p>
+    <w:p>
+      <w:pPr>
+        <w:pStyle w:val="ListBullet"/>
+      </w:pPr>
+      <w:r>
+        <w:t>3. Q fits the shelf.</w:t>
+      </w:r>
+    </w:p>
+    <w:p>
+      <w:pPr>
+        <w:pStyle w:val="Heading3"/>
+      </w:pPr>
+      <w:r>
+        <w:t>My selected conclusion, deciding fact and explanation</w:t>
+      </w:r>
+    </w:p>
+    <w:p>
+      <w:r>
+        <w:t>________________________________________________________________</w:t>
+      </w:r>
+    </w:p>
+    <w:p>
+      <w:r>
+        <w:t>________________________________________________________________</w:t>
+      </w:r>
+    </w:p>
+    <w:p>
+      <w:r>
+        <w:t>________________________________________________________________</w:t>
+      </w:r>
+    </w:p>
+    <w:p>
+      <w:r>
+        <w:t>________________________________________________________________</w:t>
+      </w:r>
+    </w:p>
+    <w:p>
+      <w:r>
+        <w:t>________________________________________________________________</w:t>
+      </w:r>
+    </w:p>
+    <w:p>
+      <w:pPr>
+        <w:pStyle w:val="ListBullet"/>
+      </w:pPr>
+      <w:r>
+        <w:t>Hint if needed: Use the changed condition and the deciding step in the pictorial trace. The answer must say what follows from those facts.</w:t>
+      </w:r>
+    </w:p>
+    <w:p>
+      <w:pPr>
+        <w:pStyle w:val="Heading2"/>
+      </w:pPr>
+      <w:r>
+        <w:t>Check the changed case · reference / check after trying</w:t>
+      </w:r>
+    </w:p>
+    <w:p>
+      <w:pPr>
+        <w:spacing w:line="336" w:lineRule="auto" w:after="180"/>
+      </w:pPr>
+      <w:r>
+        <w:rPr>
+          <w:b w:val="0"/>
+        </w:rPr>
+        <w:t>After your attempt, compare with the supported explanation: Q fits the shelf. Both dimensions now meet their limits, with equality allowed; stripe pattern does not change the rule.</w:t>
+      </w:r>
+    </w:p>
+    <w:p>
+      <w:pPr>
+        <w:pStyle w:val="Heading2"/>
+      </w:pPr>
+      <w:r>
+        <w:t>Repair and save your work</w:t>
+      </w:r>
+    </w:p>
+    <w:p>
+      <w:pPr>
+        <w:spacing w:line="336" w:lineRule="auto" w:after="180"/>
+      </w:pPr>
+      <w:r>
+        <w:rPr>
+          <w:b w:val="0"/>
+        </w:rPr>
+        <w:t xml:space="preserve">Review Categories and Labels (ai-1/7). Goal: Apply a category definition using explicit </w:t>
+      </w:r>
+      <w:r>
+        <w:rPr>
+          <w:b/>
+        </w:rPr>
+        <w:t>evidence</w:t>
+      </w:r>
+      <w:r>
+        <w:rPr>
+          <w:b w:val="0"/>
+        </w:rPr>
+        <w:t xml:space="preserve"> and boundary rules. Short practice: Explain why B originally was revise rather than review, then label its changed version..</w:t>
+      </w:r>
+    </w:p>
+    <w:p>
+      <w:pPr>
+        <w:spacing w:line="336" w:lineRule="auto" w:after="180"/>
+      </w:pPr>
+      <w:r>
+        <w:rPr>
+          <w:b w:val="0"/>
+        </w:rPr>
+        <w:t>Return to this week and explain what you changed.</w:t>
+      </w:r>
+    </w:p>
+    <w:p>
+      <w:pPr>
+        <w:spacing w:line="336" w:lineRule="auto" w:after="180"/>
+      </w:pPr>
+      <w:r>
+        <w:rPr>
+          <w:b w:val="0"/>
+        </w:rPr>
+        <w:t>Review Pictures Become Numbers (ai-1/5). Goal: Encode and reconstruct a small image using an explicit grid convention.</w:t>
+      </w:r>
+    </w:p>
+    <w:p>
+      <w:pPr>
+        <w:spacing w:line="336" w:lineRule="auto" w:after="180"/>
+      </w:pPr>
+      <w:r>
+        <w:rPr>
+          <w:b w:val="0"/>
+        </w:rPr>
+        <w:t>Short practice: Find a position where the original badges differ, then read the changed A back as a picture.. Return to this week and explain what you changed.</w:t>
+      </w:r>
+    </w:p>
+    <w:p>
+      <w:pPr>
+        <w:spacing w:line="336" w:lineRule="auto" w:after="180"/>
+      </w:pPr>
+      <w:r>
+        <w:rPr>
+          <w:b w:val="0"/>
+        </w:rPr>
+        <w:t xml:space="preserve">Review </w:t>
+      </w:r>
+      <w:r>
+        <w:rPr>
+          <w:b/>
+        </w:rPr>
+        <w:t>Input</w:t>
+      </w:r>
+      <w:r>
+        <w:rPr>
+          <w:b w:val="0"/>
+        </w:rPr>
+        <w:t xml:space="preserve">, </w:t>
+      </w:r>
+      <w:r>
+        <w:rPr>
+          <w:b/>
+        </w:rPr>
+        <w:t>Process</w:t>
+      </w:r>
+      <w:r>
+        <w:rPr>
+          <w:b w:val="0"/>
+        </w:rPr>
+        <w:t xml:space="preserve">, </w:t>
+      </w:r>
+      <w:r>
+        <w:rPr>
+          <w:b/>
+        </w:rPr>
+        <w:t>Output</w:t>
+      </w:r>
+      <w:r>
+        <w:rPr>
+          <w:b w:val="0"/>
+        </w:rPr>
+        <w:t xml:space="preserve"> (ai-1/2). Goal: Trace information through a system without confusing information with a physical action. Short practice: Use the richer record to find blue pencils in Box B.</w:t>
+      </w:r>
+    </w:p>
+    <w:p>
+      <w:pPr>
+        <w:spacing w:line="336" w:lineRule="auto" w:after="180"/>
+      </w:pPr>
+      <w:r>
+        <w:rPr>
+          <w:b w:val="0"/>
+        </w:rPr>
+        <w:t>Explain why total alone was insufficient.. Return to this week and explain what you changed.</w:t>
+      </w:r>
+    </w:p>
+    <w:p>
+      <w:pPr>
+        <w:spacing w:line="336" w:lineRule="auto" w:after="180"/>
+      </w:pPr>
+      <w:r>
+        <w:rPr>
+          <w:b w:val="0"/>
+        </w:rPr>
+        <w:t xml:space="preserve">Use Download completed work in the hosted lesson to export your answers, reflections, practice feedback and code-run </w:t>
+      </w:r>
+      <w:r>
+        <w:rPr>
+          <w:b/>
+        </w:rPr>
+        <w:t>evidence</w:t>
+      </w:r>
+      <w:r>
+        <w:rPr>
+          <w:b w:val="0"/>
+        </w:rPr>
+        <w:t>. Open the HTML copy to read or print it.</w:t>
+      </w:r>
+    </w:p>
+    <w:p>
+      <w:pPr>
+        <w:spacing w:line="336" w:lineRule="auto" w:after="180"/>
+      </w:pPr>
+      <w:r>
+        <w:rPr>
+          <w:b w:val="0"/>
+        </w:rPr>
+        <w:t>Drafts stay in this browser when storage is available; clear drafts on a shared device.</w:t>
+      </w:r>
+    </w:p>
+    <w:p>
+      <w:pPr>
+        <w:pStyle w:val="Heading3"/>
+      </w:pPr>
+      <w:r>
+        <w:t>What I repaired, the evidence I kept and the next test</w:t>
+      </w:r>
+    </w:p>
+    <w:p>
+      <w:r>
+        <w:t>________________________________________________________________</w:t>
+      </w:r>
+    </w:p>
+    <w:p>
+      <w:r>
+        <w:t>________________________________________________________________</w:t>
+      </w:r>
+    </w:p>
+    <w:p>
+      <w:r>
+        <w:t>________________________________________________________________</w:t>
+      </w:r>
+    </w:p>
+    <w:p>
+      <w:r>
+        <w:t>________________________________________________________________</w:t>
+      </w:r>
+    </w:p>
+    <w:p>
+      <w:r>
+        <w:t>________________________________________________________________</w:t>
+      </w:r>
+    </w:p>
+    <w:p>
+      <w:pPr>
+        <w:pStyle w:val="Heading2"/>
+      </w:pPr>
+      <w:r>
+        <w:t>Earlier wording, alternatives and picture transcripts · reference / check after trying</w:t>
       </w:r>
     </w:p>
     <w:p>
@@ -2283,92 +2787,10 @@
     </w:p>
     <w:p>
       <w:pPr>
-        <w:spacing w:line="336" w:lineRule="auto" w:after="180"/>
-      </w:pPr>
-      <w:r>
-        <w:rPr>
-          <w:b w:val="0"/>
-        </w:rPr>
-        <w:t>A fictional shelf accepts a craft box only if width is at most 6 cm and height at most 4 cm.</w:t>
-      </w:r>
-    </w:p>
-    <w:p>
-      <w:pPr>
         <w:pStyle w:val="Heading3"/>
       </w:pPr>
       <w:r>
-        <w:t>Practice 1: explain the deciding evidence</w:t>
-      </w:r>
-    </w:p>
-    <w:p>
-      <w:pPr>
-        <w:spacing w:line="336" w:lineRule="auto" w:after="180"/>
-      </w:pPr>
-      <w:r>
-        <w:rPr>
-          <w:b w:val="0"/>
-        </w:rPr>
-        <w:t xml:space="preserve">Which labelled step matches this detail? The later sticker cannot be an </w:t>
-      </w:r>
-      <w:r>
-        <w:rPr>
-          <w:b/>
-        </w:rPr>
-        <w:t>input</w:t>
-      </w:r>
-      <w:r>
-        <w:rPr>
-          <w:b w:val="0"/>
-        </w:rPr>
-        <w:t xml:space="preserve"> available before checking.</w:t>
-      </w:r>
-    </w:p>
-    <w:p>
-      <w:pPr>
-        <w:spacing w:line="336" w:lineRule="auto" w:after="180"/>
-        <w:shd w:fill="F4F9FC"/>
-      </w:pPr>
-      <w:r>
-        <w:rPr>
-          <w:b w:val="0"/>
-        </w:rPr>
-        <w:t>1. Apply both limits</w:t>
-      </w:r>
-    </w:p>
-    <w:p>
-      <w:pPr>
-        <w:spacing w:line="336" w:lineRule="auto" w:after="180"/>
-        <w:shd w:fill="F4F9FC"/>
-      </w:pPr>
-      <w:r>
-        <w:rPr>
-          <w:b w:val="0"/>
-        </w:rPr>
-        <w:t>2. Reject a shortcut</w:t>
-      </w:r>
-    </w:p>
-    <w:p>
-      <w:pPr>
-        <w:spacing w:line="336" w:lineRule="auto" w:after="180"/>
-        <w:shd w:fill="F4F9FC"/>
-      </w:pPr>
-      <w:r>
-        <w:rPr>
-          <w:b w:val="0"/>
-        </w:rPr>
-        <w:t>3. Height check</w:t>
-      </w:r>
-    </w:p>
-    <w:p>
-      <w:pPr>
-        <w:spacing w:line="336" w:lineRule="auto" w:after="180"/>
-        <w:shd w:fill="F4F9FC"/>
-      </w:pPr>
-      <w:r>
-        <w:rPr>
-          <w:b w:val="0"/>
-        </w:rPr>
-        <w:t>4. Width check</w:t>
+        <w:t>Repair a missing building block</w:t>
       </w:r>
     </w:p>
     <w:p>
@@ -2376,484 +2798,25 @@
         <w:pStyle w:val="Heading3"/>
       </w:pPr>
       <w:r>
-        <w:t>My selected conclusion, deciding fact and explanation</w:t>
-      </w:r>
-    </w:p>
-    <w:p>
-      <w:r>
-        <w:t>________________________________________________________________</w:t>
-      </w:r>
-    </w:p>
-    <w:p>
-      <w:r>
-        <w:t>________________________________________________________________</w:t>
-      </w:r>
-    </w:p>
-    <w:p>
-      <w:r>
-        <w:t>________________________________________________________________</w:t>
-      </w:r>
-    </w:p>
-    <w:p>
-      <w:r>
-        <w:t>________________________________________________________________</w:t>
-      </w:r>
-    </w:p>
-    <w:p>
-      <w:r>
-        <w:t>________________________________________________________________</w:t>
-      </w:r>
-    </w:p>
-    <w:p>
-      <w:pPr>
-        <w:pStyle w:val="Heading3"/>
-      </w:pPr>
-      <w:r>
-        <w:t>Hint · try first</w:t>
-      </w:r>
-    </w:p>
-    <w:p>
-      <w:pPr>
-        <w:spacing w:line="336" w:lineRule="auto" w:after="180"/>
-        <w:shd w:fill="F1F6F8"/>
-      </w:pPr>
-      <w:r>
-        <w:rPr>
-          <w:b w:val="0"/>
-        </w:rPr>
-        <w:t>Hint if needed: Read the steps in the pictorial case. Match the supplied detail to the stage that performs or records it.</w:t>
-      </w:r>
-    </w:p>
-    <w:p>
-      <w:pPr>
-        <w:pStyle w:val="Heading3"/>
-      </w:pPr>
-      <w:r>
-        <w:t>Feedback · compare after trying</w:t>
-      </w:r>
-    </w:p>
-    <w:p>
-      <w:pPr>
-        <w:spacing w:line="336" w:lineRule="auto" w:after="180"/>
-        <w:shd w:fill="F1F6FC"/>
-      </w:pPr>
-      <w:r>
-        <w:rPr>
-          <w:b w:val="0"/>
-        </w:rPr>
-        <w:t xml:space="preserve">After your attempt, compare with the supported explanation: Reject a shortcut The later sticker cannot be an </w:t>
-      </w:r>
-      <w:r>
-        <w:rPr>
-          <w:b/>
-        </w:rPr>
-        <w:t>input</w:t>
-      </w:r>
-      <w:r>
-        <w:rPr>
-          <w:b w:val="0"/>
-        </w:rPr>
-        <w:t xml:space="preserve"> available before checking. Comparing P with Q isolates width; comparing P with R isolates height.</w:t>
-      </w:r>
-    </w:p>
-    <w:p>
-      <w:pPr>
-        <w:spacing w:line="336" w:lineRule="auto" w:after="180"/>
-        <w:shd w:fill="F1F6FC"/>
-      </w:pPr>
-      <w:r>
-        <w:rPr>
-          <w:b w:val="0"/>
-        </w:rPr>
-        <w:t xml:space="preserve">Comparing P with S changes pattern while both remain accepted. Under this declared policy, pattern is not a deciding </w:t>
-      </w:r>
-      <w:r>
-        <w:rPr>
-          <w:b/>
-        </w:rPr>
-        <w:t>feature</w:t>
-      </w:r>
-      <w:r>
-        <w:rPr>
-          <w:b w:val="0"/>
-        </w:rPr>
-        <w:t>. A later acceptance sticker leaks the very answer the system should produce.</w:t>
-      </w:r>
-    </w:p>
-    <w:p>
-      <w:pPr>
-        <w:pStyle w:val="Heading3"/>
-      </w:pPr>
-      <w:r>
-        <w:t>Practice 2: explain the deciding evidence</w:t>
-      </w:r>
-    </w:p>
-    <w:p>
-      <w:pPr>
-        <w:pStyle w:val="Heading3"/>
-      </w:pPr>
-      <w:r>
-        <w:t>Changed case · predict first</w:t>
-      </w:r>
-    </w:p>
-    <w:p>
-      <w:pPr>
-        <w:spacing w:line="336" w:lineRule="auto" w:after="180"/>
-        <w:shd w:fill="F5F1FB"/>
-      </w:pPr>
-      <w:r>
-        <w:rPr>
-          <w:b w:val="0"/>
-        </w:rPr>
-        <w:t>Changed-case practice: Change Q’s width to 6 without changing its height. Which conclusion is supported by the supplied facts?</w:t>
-      </w:r>
-    </w:p>
-    <w:p>
-      <w:pPr>
-        <w:spacing w:line="336" w:lineRule="auto" w:after="180"/>
-        <w:shd w:fill="F4F9FC"/>
-      </w:pPr>
-      <w:r>
-        <w:rPr>
-          <w:b w:val="0"/>
-        </w:rPr>
-        <w:t xml:space="preserve">1. We can decide the result without examining the changed </w:t>
-      </w:r>
-      <w:r>
-        <w:rPr>
-          <w:b/>
-        </w:rPr>
-        <w:t>input</w:t>
-      </w:r>
-      <w:r>
-        <w:rPr>
-          <w:b w:val="0"/>
-        </w:rPr>
-        <w:t xml:space="preserve"> or the procedure.</w:t>
-      </w:r>
-    </w:p>
-    <w:p>
-      <w:pPr>
-        <w:spacing w:line="336" w:lineRule="auto" w:after="180"/>
-        <w:shd w:fill="F4F9FC"/>
-      </w:pPr>
-      <w:r>
-        <w:rPr>
-          <w:b w:val="0"/>
-        </w:rPr>
-        <w:t xml:space="preserve">2. This one example guarantees correct results for every future </w:t>
-      </w:r>
-      <w:r>
-        <w:rPr>
-          <w:b/>
-        </w:rPr>
-        <w:t>input</w:t>
-      </w:r>
-      <w:r>
-        <w:rPr>
-          <w:b w:val="0"/>
-        </w:rPr>
-        <w:t>.</w:t>
-      </w:r>
-    </w:p>
-    <w:p>
-      <w:pPr>
-        <w:spacing w:line="336" w:lineRule="auto" w:after="180"/>
-        <w:shd w:fill="F4F9FC"/>
-      </w:pPr>
-      <w:r>
-        <w:rPr>
-          <w:b w:val="0"/>
-        </w:rPr>
-        <w:t>3. Q fits the shelf.</w:t>
-      </w:r>
-    </w:p>
-    <w:p>
-      <w:pPr>
-        <w:pStyle w:val="Heading3"/>
-      </w:pPr>
-      <w:r>
-        <w:t>My selected conclusion, deciding fact and explanation</w:t>
-      </w:r>
-    </w:p>
-    <w:p>
-      <w:r>
-        <w:t>________________________________________________________________</w:t>
-      </w:r>
-    </w:p>
-    <w:p>
-      <w:r>
-        <w:t>________________________________________________________________</w:t>
-      </w:r>
-    </w:p>
-    <w:p>
-      <w:r>
-        <w:t>________________________________________________________________</w:t>
-      </w:r>
-    </w:p>
-    <w:p>
-      <w:r>
-        <w:t>________________________________________________________________</w:t>
-      </w:r>
-    </w:p>
-    <w:p>
-      <w:r>
-        <w:t>________________________________________________________________</w:t>
-      </w:r>
-    </w:p>
-    <w:p>
-      <w:pPr>
-        <w:pStyle w:val="Heading3"/>
-      </w:pPr>
-      <w:r>
-        <w:t>Hint · try first</w:t>
-      </w:r>
-    </w:p>
-    <w:p>
-      <w:pPr>
-        <w:spacing w:line="336" w:lineRule="auto" w:after="180"/>
-        <w:shd w:fill="F1F6F8"/>
-      </w:pPr>
-      <w:r>
-        <w:rPr>
-          <w:b w:val="0"/>
-        </w:rPr>
-        <w:t>Hint if needed: Use the changed condition and the deciding step in the pictorial trace. The answer must say what follows from those facts.</w:t>
-      </w:r>
-    </w:p>
-    <w:p>
-      <w:pPr>
-        <w:pStyle w:val="Heading3"/>
-      </w:pPr>
-      <w:r>
-        <w:t>Feedback · compare after trying</w:t>
-      </w:r>
-    </w:p>
-    <w:p>
-      <w:pPr>
-        <w:spacing w:line="336" w:lineRule="auto" w:after="180"/>
-        <w:shd w:fill="F1F6FC"/>
-      </w:pPr>
-      <w:r>
-        <w:rPr>
-          <w:b w:val="0"/>
-        </w:rPr>
-        <w:t>After your attempt, compare with the supported explanation: Q fits the shelf. Both dimensions now meet their limits, with equality allowed; stripe pattern does not change the rule.</w:t>
-      </w:r>
-    </w:p>
-    <w:p>
-      <w:pPr>
-        <w:pStyle w:val="Heading3"/>
-      </w:pPr>
-      <w:r>
-        <w:t>Repair a missing building block</w:t>
-      </w:r>
-    </w:p>
-    <w:p>
-      <w:pPr>
-        <w:spacing w:line="336" w:lineRule="auto" w:after="180"/>
-      </w:pPr>
-      <w:r>
-        <w:rPr>
-          <w:b w:val="0"/>
-        </w:rPr>
-        <w:t xml:space="preserve">Review Categories and Labels (ai-1/7). Goal: Apply a category definition using explicit </w:t>
-      </w:r>
-      <w:r>
-        <w:rPr>
-          <w:b/>
-        </w:rPr>
-        <w:t>evidence</w:t>
-      </w:r>
-      <w:r>
-        <w:rPr>
-          <w:b w:val="0"/>
-        </w:rPr>
-        <w:t xml:space="preserve"> and boundary rules. Short practice: Explain why B originally was revise rather than review, then label its changed version..</w:t>
-      </w:r>
-    </w:p>
-    <w:p>
-      <w:pPr>
-        <w:spacing w:line="336" w:lineRule="auto" w:after="180"/>
-      </w:pPr>
-      <w:r>
-        <w:rPr>
-          <w:b w:val="0"/>
-        </w:rPr>
-        <w:t>Return to this week and explain what you changed.</w:t>
-      </w:r>
-    </w:p>
-    <w:p>
-      <w:pPr>
-        <w:spacing w:line="336" w:lineRule="auto" w:after="180"/>
-      </w:pPr>
-      <w:r>
-        <w:rPr>
-          <w:b w:val="0"/>
-        </w:rPr>
-        <w:t>Review Pictures Become Numbers (ai-1/5). Goal: Encode and reconstruct a small image using an explicit grid convention.</w:t>
-      </w:r>
-    </w:p>
-    <w:p>
-      <w:pPr>
-        <w:spacing w:line="336" w:lineRule="auto" w:after="180"/>
-      </w:pPr>
-      <w:r>
-        <w:rPr>
-          <w:b w:val="0"/>
-        </w:rPr>
-        <w:t>Short practice: Find a position where the original badges differ, then read the changed A back as a picture.. Return to this week and explain what you changed.</w:t>
-      </w:r>
-    </w:p>
-    <w:p>
-      <w:pPr>
-        <w:spacing w:line="336" w:lineRule="auto" w:after="180"/>
-      </w:pPr>
-      <w:r>
-        <w:rPr>
-          <w:b w:val="0"/>
-        </w:rPr>
-        <w:t xml:space="preserve">Review </w:t>
-      </w:r>
-      <w:r>
-        <w:rPr>
-          <w:b/>
-        </w:rPr>
-        <w:t>Input</w:t>
-      </w:r>
-      <w:r>
-        <w:rPr>
-          <w:b w:val="0"/>
-        </w:rPr>
-        <w:t xml:space="preserve">, </w:t>
-      </w:r>
-      <w:r>
-        <w:rPr>
-          <w:b/>
-        </w:rPr>
-        <w:t>Process</w:t>
-      </w:r>
-      <w:r>
-        <w:rPr>
-          <w:b w:val="0"/>
-        </w:rPr>
-        <w:t xml:space="preserve">, </w:t>
-      </w:r>
-      <w:r>
-        <w:rPr>
-          <w:b/>
-        </w:rPr>
-        <w:t>Output</w:t>
-      </w:r>
-      <w:r>
-        <w:rPr>
-          <w:b w:val="0"/>
-        </w:rPr>
-        <w:t xml:space="preserve"> (ai-1/2). Goal: Trace information through a system without confusing information with a physical action. Short practice: Use the richer record to find blue pencils in Box B.</w:t>
-      </w:r>
-    </w:p>
-    <w:p>
-      <w:pPr>
-        <w:spacing w:line="336" w:lineRule="auto" w:after="180"/>
-      </w:pPr>
-      <w:r>
-        <w:rPr>
-          <w:b w:val="0"/>
-        </w:rPr>
-        <w:t>Explain why total alone was insufficient.. Return to this week and explain what you changed.</w:t>
-      </w:r>
-    </w:p>
-    <w:p>
-      <w:pPr>
-        <w:pStyle w:val="Heading3"/>
-      </w:pPr>
-      <w:r>
         <w:t>Keep your completed work</w:t>
       </w:r>
     </w:p>
     <w:p>
       <w:pPr>
-        <w:spacing w:line="336" w:lineRule="auto" w:after="180"/>
-      </w:pPr>
-      <w:r>
-        <w:rPr>
-          <w:b w:val="0"/>
-        </w:rPr>
-        <w:t xml:space="preserve">Use Download completed work in the hosted lesson to export your answers, reflections, practice feedback and code-run </w:t>
-      </w:r>
-      <w:r>
-        <w:rPr>
-          <w:b/>
-        </w:rPr>
-        <w:t>evidence</w:t>
-      </w:r>
-      <w:r>
-        <w:rPr>
-          <w:b w:val="0"/>
-        </w:rPr>
-        <w:t>. Open the HTML copy to read or print it.</w:t>
-      </w:r>
-    </w:p>
-    <w:p>
-      <w:pPr>
-        <w:spacing w:line="336" w:lineRule="auto" w:after="180"/>
-      </w:pPr>
-      <w:r>
-        <w:rPr>
-          <w:b w:val="0"/>
-        </w:rPr>
-        <w:t>Drafts stay in this browser when storage is available; clear drafts on a shared device.</w:t>
-      </w:r>
-    </w:p>
-    <w:p>
-      <w:pPr>
-        <w:pStyle w:val="Heading3"/>
-      </w:pPr>
-      <w:r>
-        <w:t>What I repaired, the evidence I kept and the next test</w:t>
-      </w:r>
-    </w:p>
-    <w:p>
-      <w:r>
-        <w:t>________________________________________________________________</w:t>
-      </w:r>
-    </w:p>
-    <w:p>
-      <w:r>
-        <w:t>________________________________________________________________</w:t>
-      </w:r>
-    </w:p>
-    <w:p>
-      <w:r>
-        <w:t>________________________________________________________________</w:t>
-      </w:r>
-    </w:p>
-    <w:p>
-      <w:r>
-        <w:t>________________________________________________________________</w:t>
-      </w:r>
-    </w:p>
-    <w:p>
-      <w:r>
-        <w:t>________________________________________________________________</w:t>
-      </w:r>
-    </w:p>
-    <w:p>
-      <w:pPr>
         <w:pStyle w:val="Heading1"/>
       </w:pPr>
       <w:r>
-        <w:t>21. Visual concept journey</w:t>
-      </w:r>
-    </w:p>
-    <w:p>
-      <w:r>
-        <w:t>Explain each Features: Useful Clues picture from its labels, then record a relevant limit.</w:t>
-      </w:r>
-    </w:p>
-    <w:p>
-      <w:pPr>
-        <w:pStyle w:val="Heading3"/>
+        <w:t>21. Reference · Six-picture response sheets</w:t>
+      </w:r>
+    </w:p>
+    <w:p>
+      <w:r>
+        <w:t>Choose the image that helps rather than repeating all six.</w:t>
+      </w:r>
+    </w:p>
+    <w:p>
+      <w:pPr>
+        <w:pStyle w:val="Heading2"/>
       </w:pPr>
       <w:r>
         <w:t>01. Features: Useful Clues: the case</w:t>
@@ -2920,7 +2883,6 @@
     <w:p>
       <w:pPr>
         <w:spacing w:line="336" w:lineRule="auto" w:after="180"/>
-        <w:shd w:fill="F5F1FB"/>
       </w:pPr>
       <w:r>
         <w:rPr>
@@ -2959,7 +2921,7 @@
     </w:p>
     <w:p>
       <w:pPr>
-        <w:pStyle w:val="Heading3"/>
+        <w:pStyle w:val="Heading2"/>
       </w:pPr>
       <w:r>
         <w:t>02. Follow the deciding steps</w:t>
@@ -3027,7 +2989,6 @@
     <w:p>
       <w:pPr>
         <w:spacing w:line="336" w:lineRule="auto" w:after="180"/>
-        <w:shd w:fill="F5F1FB"/>
       </w:pPr>
       <w:r>
         <w:rPr>
@@ -3078,7 +3039,7 @@
     </w:p>
     <w:p>
       <w:pPr>
-        <w:pStyle w:val="Heading3"/>
+        <w:pStyle w:val="Heading2"/>
       </w:pPr>
       <w:r>
         <w:t>03. Dimensions determine shelf acceptance</w:t>
@@ -3145,7 +3106,6 @@
     <w:p>
       <w:pPr>
         <w:spacing w:line="336" w:lineRule="auto" w:after="180"/>
-        <w:shd w:fill="F5F1FB"/>
       </w:pPr>
       <w:r>
         <w:rPr>
@@ -3184,7 +3144,7 @@
     </w:p>
     <w:p>
       <w:pPr>
-        <w:pStyle w:val="Heading3"/>
+        <w:pStyle w:val="Heading2"/>
       </w:pPr>
       <w:r>
         <w:t>04. Change one thing. Trace what follows.</w:t>
@@ -3263,7 +3223,6 @@
     <w:p>
       <w:pPr>
         <w:spacing w:line="336" w:lineRule="auto" w:after="180"/>
-        <w:shd w:fill="F5F1FB"/>
       </w:pPr>
       <w:r>
         <w:rPr>
@@ -3302,7 +3261,7 @@
     </w:p>
     <w:p>
       <w:pPr>
-        <w:pStyle w:val="Heading3"/>
+        <w:pStyle w:val="Heading2"/>
       </w:pPr>
       <w:r>
         <w:t>05. Connect the explanation to its limit</w:t>
@@ -3313,7 +3272,7 @@
         <w:drawing>
           <wp:inline xmlns:a="http://schemas.openxmlformats.org/drawingml/2006/main" xmlns:pic="http://schemas.openxmlformats.org/drawingml/2006/picture">
             <wp:extent cx="5486400" cy="2834640"/>
-            <wp:docPr id="7" name="Picture 7" descr="Comparing P with Q isolates width; comparing P with R isolates height. Comparing P with S changes pattern while both remain accepted. Under this declared policy, pattern is not a deciding feature. A later acceptance sticker leaks the very answer the system should produce. Limit: These comparisons establish the written shelf rule, not the importance of pattern for unrelated tasks."/>
+            <wp:docPr id="7" name="Picture 7" descr="Comparing P with Q isolates width; comparing S with R isolates height. Comparing P with S changes pattern while both remain accepted. Under this declared policy, pattern is not a deciding feature. A later acceptance sticker leaks the very answer the system should produce. Limit: These comparisons establish the written shelf rule, not the importance of pattern for unrelated tasks."/>
             <wp:cNvGraphicFramePr>
               <a:graphicFrameLocks noChangeAspect="1"/>
             </wp:cNvGraphicFramePr>
@@ -3352,7 +3311,7 @@
         <w:rPr>
           <w:b w:val="0"/>
         </w:rPr>
-        <w:t xml:space="preserve">Comparing P with Q isolates width; comparing P with R isolates height. Comparing P with S changes pattern while both remain accepted. Under this declared policy, pattern is not a deciding </w:t>
+        <w:t xml:space="preserve">Comparing P with Q isolates width; comparing S with R isolates height. Comparing P with S changes pattern while both remain accepted. Under this declared policy, pattern is not a deciding </w:t>
       </w:r>
       <w:r>
         <w:rPr>
@@ -3381,7 +3340,6 @@
     <w:p>
       <w:pPr>
         <w:spacing w:line="336" w:lineRule="auto" w:after="180"/>
-        <w:shd w:fill="F5F1FB"/>
       </w:pPr>
       <w:r>
         <w:rPr>
@@ -3420,7 +3378,7 @@
     </w:p>
     <w:p>
       <w:pPr>
-        <w:pStyle w:val="Heading3"/>
+        <w:pStyle w:val="Heading2"/>
       </w:pPr>
       <w:r>
         <w:t>06. Make the idea visible in your project</w:t>
@@ -3523,7 +3481,6 @@
     <w:p>
       <w:pPr>
         <w:spacing w:line="336" w:lineRule="auto" w:after="180"/>
-        <w:shd w:fill="F5F1FB"/>
       </w:pPr>
       <w:r>
         <w:rPr>
@@ -3570,6 +3527,62 @@
     <w:p>
       <w:r>
         <w:t>________________________________________________________________</w:t>
+      </w:r>
+    </w:p>
+    <w:p>
+      <w:pPr>
+        <w:pStyle w:val="Heading2"/>
+      </w:pPr>
+      <w:r>
+        <w:t>Earlier wording, alternatives and picture transcripts · reference / check after trying</w:t>
+      </w:r>
+    </w:p>
+    <w:p>
+      <w:pPr>
+        <w:pStyle w:val="Heading3"/>
+      </w:pPr>
+      <w:r>
+        <w:t>01. Features: Useful Clues: the case</w:t>
+      </w:r>
+    </w:p>
+    <w:p>
+      <w:pPr>
+        <w:pStyle w:val="Heading3"/>
+      </w:pPr>
+      <w:r>
+        <w:t>02. Follow the deciding steps</w:t>
+      </w:r>
+    </w:p>
+    <w:p>
+      <w:pPr>
+        <w:pStyle w:val="Heading3"/>
+      </w:pPr>
+      <w:r>
+        <w:t>03. Dimensions determine shelf acceptance</w:t>
+      </w:r>
+    </w:p>
+    <w:p>
+      <w:pPr>
+        <w:pStyle w:val="Heading3"/>
+      </w:pPr>
+      <w:r>
+        <w:t>04. Change one thing. Trace what follows.</w:t>
+      </w:r>
+    </w:p>
+    <w:p>
+      <w:pPr>
+        <w:pStyle w:val="Heading3"/>
+      </w:pPr>
+      <w:r>
+        <w:t>05. Connect the explanation to its limit</w:t>
+      </w:r>
+    </w:p>
+    <w:p>
+      <w:pPr>
+        <w:pStyle w:val="Heading3"/>
+      </w:pPr>
+      <w:r>
+        <w:t>06. Make the idea visible in your project</w:t>
       </w:r>
     </w:p>
     <w:sectPr>
